--- a/docs/downloads/منوعات/تم/doc_0697.docx
+++ b/docs/downloads/منوعات/تم/doc_0697.docx
@@ -1,160 +1,71 @@
 
 <file path=word/document.xml><?xml version="1.0" encoding="utf-8"?>
-<w:document xmlns:wpc="http://schemas.microsoft.com/office/word/2010/wordprocessingCanvas" xmlns:cx="http://schemas.microsoft.com/office/drawing/2014/chartex" xmlns:cx1="http://schemas.microsoft.com/office/drawing/2015/9/8/chartex" xmlns:cx2="http://schemas.microsoft.com/office/drawing/2015/10/21/chartex" xmlns:cx3="http://schemas.microsoft.com/office/drawing/2016/5/9/chartex" xmlns:cx4="http://schemas.microsoft.com/office/drawing/2016/5/10/chartex" xmlns:cx5="http://schemas.microsoft.com/office/drawing/2016/5/11/chartex" xmlns:cx6="http://schemas.microsoft.com/office/drawing/2016/5/12/chartex" xmlns:cx7="http://schemas.microsoft.com/office/drawing/2016/5/13/chartex" xmlns:cx8="http://schemas.microsoft.com/office/drawing/2016/5/14/chartex" xmlns:mc="http://schemas.openxmlformats.org/markup-compatibility/2006" xmlns:aink="http://schemas.microsoft.com/office/drawing/2016/ink" xmlns:am3d="http://schemas.microsoft.com/office/drawing/2017/model3d" xmlns:o="urn:schemas-microsoft-com:office:office" xmlns:r="http://schemas.openxmlformats.org/officeDocument/2006/relationships" xmlns:m="http://schemas.openxmlformats.org/officeDocument/2006/math" xmlns:v="urn:schemas-microsoft-com:vml" xmlns:wp14="http://schemas.microsoft.com/office/word/2010/wordprocessingDrawing" xmlns:wp="http://schemas.openxmlformats.org/drawingml/2006/wordprocessingDrawing" xmlns:w10="urn:schemas-microsoft-com:office:word" xmlns:w="http://schemas.openxmlformats.org/wordprocessingml/2006/main" xmlns:w14="http://schemas.microsoft.com/office/word/2010/wordml" xmlns:w15="http://schemas.microsoft.com/office/word/2012/wordml" xmlns:w16cid="http://schemas.microsoft.com/office/word/2016/wordml/cid" xmlns:w16se="http://schemas.microsoft.com/office/word/2015/wordml/symex" xmlns:wpg="http://schemas.microsoft.com/office/word/2010/wordprocessingGroup" xmlns:wpi="http://schemas.microsoft.com/office/word/2010/wordprocessingInk" xmlns:wne="http://schemas.microsoft.com/office/word/2006/wordml" xmlns:wps="http://schemas.microsoft.com/office/word/2010/wordprocessingShape" mc:Ignorable="w14 w15 w16se w16cid wp14">
+<w:document xmlns:wpc="http://schemas.microsoft.com/office/word/2010/wordprocessingCanvas" xmlns:cx="http://schemas.microsoft.com/office/drawing/2014/chartex" xmlns:cx1="http://schemas.microsoft.com/office/drawing/2015/9/8/chartex" xmlns:cx2="http://schemas.microsoft.com/office/drawing/2015/10/21/chartex" xmlns:cx3="http://schemas.microsoft.com/office/drawing/2016/5/9/chartex" xmlns:cx4="http://schemas.microsoft.com/office/drawing/2016/5/10/chartex" xmlns:cx5="http://schemas.microsoft.com/office/drawing/2016/5/11/chartex" xmlns:cx6="http://schemas.microsoft.com/office/drawing/2016/5/12/chartex" xmlns:cx7="http://schemas.microsoft.com/office/drawing/2016/5/13/chartex" xmlns:cx8="http://schemas.microsoft.com/office/drawing/2016/5/14/chartex" xmlns:mc="http://schemas.openxmlformats.org/markup-compatibility/2006" xmlns:aink="http://schemas.microsoft.com/office/drawing/2016/ink" xmlns:am3d="http://schemas.microsoft.com/office/drawing/2017/model3d" xmlns:o="urn:schemas-microsoft-com:office:office" xmlns:r="http://schemas.openxmlformats.org/officeDocument/2006/relationships" xmlns:m="http://schemas.openxmlformats.org/officeDocument/2006/math" xmlns:v="urn:schemas-microsoft-com:vml" xmlns:wp14="http://schemas.microsoft.com/office/word/2010/wordprocessingDrawing" xmlns:wp="http://schemas.openxmlformats.org/drawingml/2006/wordprocessingDrawing" xmlns:w10="urn:schemas-microsoft-com:office:word" xmlns:w="http://schemas.openxmlformats.org/wordprocessingml/2006/main" xmlns:w14="http://schemas.microsoft.com/office/word/2010/wordml" xmlns:w15="http://schemas.microsoft.com/office/word/2012/wordml" xmlns:w16cex="http://schemas.microsoft.com/office/word/2018/wordml/cex" xmlns:w16cid="http://schemas.microsoft.com/office/word/2016/wordml/cid" xmlns:w16="http://schemas.microsoft.com/office/word/2018/wordml" xmlns:w16se="http://schemas.microsoft.com/office/word/2015/wordml/symex" xmlns:wpg="http://schemas.microsoft.com/office/word/2010/wordprocessingGroup" xmlns:wpi="http://schemas.microsoft.com/office/word/2010/wordprocessingInk" xmlns:wne="http://schemas.microsoft.com/office/word/2006/wordml" xmlns:wps="http://schemas.microsoft.com/office/word/2010/wordprocessingShape" mc:Ignorable="w14 w15 w16se w16cid w16 w16cex wp14">
   <w:body>
     <w:p>
       <w:pPr>
-        <w:jc w:val="center"/>
-        <w:rPr>
-          <w:rFonts w:ascii="Sakkal Majalla" w:hAnsi="Sakkal Majalla" w:cs="Sakkal Majalla"/>
-          <w:sz w:val="28"/>
-          <w:szCs w:val="28"/>
-          <w:rtl/>
-          <w:lang w:bidi="ar-AE"/>
+        <w:bidi/>
+        <w:jc w:val="both"/>
+        <w:rPr>
+          <w:rFonts w:ascii="Sakkal Majalla" w:hAnsi="Sakkal Majalla" w:cs="Sakkal Majalla"/>
+          <w:sz w:val="28"/>
+          <w:szCs w:val="28"/>
+          <w:rtl/>
         </w:rPr>
       </w:pPr>
       <w:r>
         <w:rPr>
-          <w:rFonts w:ascii="Sakkal Majalla" w:hAnsi="Sakkal Majalla" w:cs="Sakkal Majalla"/>
-          <w:sz w:val="28"/>
-          <w:szCs w:val="28"/>
-          <w:rtl/>
-          <w:lang w:bidi="ar-AE"/>
-        </w:rPr>
-        <w:fldChar w:fldCharType="begin"/>
-      </w:r>
-      <w:r>
-        <w:rPr>
-          <w:rFonts w:ascii="Sakkal Majalla" w:hAnsi="Sakkal Majalla" w:cs="Sakkal Majalla"/>
-          <w:sz w:val="28"/>
-          <w:szCs w:val="28"/>
-          <w:rtl/>
-          <w:lang w:bidi="ar-AE"/>
-        </w:rPr>
-        <w:instrText xml:space="preserve"> </w:instrText>
-      </w:r>
-      <w:r>
-        <w:rPr>
-          <w:rFonts w:ascii="Sakkal Majalla" w:hAnsi="Sakkal Majalla" w:cs="Sakkal Majalla"/>
-          <w:sz w:val="28"/>
-          <w:szCs w:val="28"/>
-          <w:lang w:bidi="ar-AE"/>
-        </w:rPr>
-        <w:instrText>HYPERLINK</w:instrText>
-      </w:r>
-      <w:r>
-        <w:rPr>
-          <w:rFonts w:ascii="Sakkal Majalla" w:hAnsi="Sakkal Majalla" w:cs="Sakkal Majalla"/>
-          <w:sz w:val="28"/>
-          <w:szCs w:val="28"/>
-          <w:rtl/>
-          <w:lang w:bidi="ar-AE"/>
-        </w:rPr>
-        <w:instrText xml:space="preserve"> "</w:instrText>
-      </w:r>
-      <w:r>
-        <w:rPr>
-          <w:rFonts w:ascii="Sakkal Majalla" w:hAnsi="Sakkal Majalla" w:cs="Sakkal Majalla"/>
-          <w:sz w:val="28"/>
-          <w:szCs w:val="28"/>
-          <w:lang w:bidi="ar-AE"/>
-        </w:rPr>
-        <w:instrText>https://www.bibelstudium.de/articles/5460/dem-herrn-dienen.html</w:instrText>
-      </w:r>
-      <w:r>
-        <w:rPr>
-          <w:rFonts w:ascii="Sakkal Majalla" w:hAnsi="Sakkal Majalla" w:cs="Sakkal Majalla"/>
-          <w:sz w:val="28"/>
-          <w:szCs w:val="28"/>
-          <w:rtl/>
-          <w:lang w:bidi="ar-AE"/>
-        </w:rPr>
-        <w:instrText xml:space="preserve">" </w:instrText>
-      </w:r>
-      <w:r>
-        <w:rPr>
-          <w:rFonts w:ascii="Sakkal Majalla" w:hAnsi="Sakkal Majalla" w:cs="Sakkal Majalla"/>
-          <w:sz w:val="28"/>
-          <w:szCs w:val="28"/>
-          <w:rtl/>
-          <w:lang w:bidi="ar-AE"/>
-        </w:rPr>
-      </w:r>
-      <w:r>
-        <w:rPr>
-          <w:rFonts w:ascii="Sakkal Majalla" w:hAnsi="Sakkal Majalla" w:cs="Sakkal Majalla"/>
-          <w:sz w:val="28"/>
-          <w:szCs w:val="28"/>
-          <w:rtl/>
-          <w:lang w:bidi="ar-AE"/>
-        </w:rPr>
-        <w:fldChar w:fldCharType="separate"/>
-      </w:r>
-      <w:r>
-        <w:rPr>
-          <w:rStyle w:val="Hyperlink"/>
-          <w:rFonts w:ascii="Sakkal Majalla" w:hAnsi="Sakkal Majalla" w:cs="Sakkal Majalla" w:hint="cs"/>
-          <w:sz w:val="28"/>
-          <w:szCs w:val="28"/>
-          <w:rtl/>
-          <w:lang w:bidi="ar-AE"/>
-        </w:rPr>
-        <w:t>أن نخدم ال</w:t>
-      </w:r>
-      <w:bookmarkStart w:id="0" w:name="_GoBack"/>
-      <w:bookmarkEnd w:id="0"/>
-      <w:r>
-        <w:rPr>
-          <w:rStyle w:val="Hyperlink"/>
-          <w:rFonts w:ascii="Sakkal Majalla" w:hAnsi="Sakkal Majalla" w:cs="Sakkal Majalla" w:hint="cs"/>
-          <w:sz w:val="28"/>
-          <w:szCs w:val="28"/>
-          <w:rtl/>
-          <w:lang w:bidi="ar-AE"/>
-        </w:rPr>
-        <w:t>رب</w:t>
-      </w:r>
-      <w:r>
-        <w:rPr>
-          <w:rFonts w:ascii="Sakkal Majalla" w:hAnsi="Sakkal Majalla" w:cs="Sakkal Majalla"/>
-          <w:sz w:val="28"/>
-          <w:szCs w:val="28"/>
-          <w:rtl/>
-          <w:lang w:bidi="ar-AE"/>
-        </w:rPr>
-        <w:fldChar w:fldCharType="end"/>
-      </w:r>
+          <w:rFonts w:ascii="Sakkal Majalla" w:hAnsi="Sakkal Majalla" w:cs="Sakkal Majalla" w:hint="cs"/>
+          <w:sz w:val="28"/>
+          <w:szCs w:val="28"/>
+          <w:rtl/>
+        </w:rPr>
+        <w:t xml:space="preserve">أن نصلي </w:t>
+      </w:r>
+      <w:hyperlink r:id="rId4" w:history="1">
+        <w:r>
+          <w:rPr>
+            <w:rStyle w:val="Hyperlink"/>
+            <w:rFonts w:ascii="Sakkal Majalla" w:hAnsi="Sakkal Majalla" w:cs="Sakkal Majalla" w:hint="cs"/>
+            <w:sz w:val="28"/>
+            <w:szCs w:val="28"/>
+            <w:rtl/>
+          </w:rPr>
+          <w:t>صلاة حقيقية</w:t>
+        </w:r>
+      </w:hyperlink>
     </w:p>
     <w:p>
       <w:pPr>
+        <w:bidi/>
         <w:jc w:val="both"/>
         <w:rPr>
           <w:rFonts w:ascii="Sakkal Majalla" w:hAnsi="Sakkal Majalla" w:cs="Sakkal Majalla"/>
           <w:sz w:val="28"/>
           <w:szCs w:val="28"/>
           <w:rtl/>
-          <w:lang w:bidi="ar-AE"/>
         </w:rPr>
       </w:pPr>
       <w:r>
         <w:rPr>
-          <w:rFonts w:ascii="Sakkal Majalla" w:hAnsi="Sakkal Majalla" w:cs="Sakkal Majalla"/>
-          <w:sz w:val="28"/>
-          <w:szCs w:val="28"/>
-          <w:lang w:bidi="ar-AE"/>
-        </w:rPr>
-        <w:t>A. Blok</w:t>
+          <w:rFonts w:ascii="Sakkal Majalla" w:hAnsi="Sakkal Majalla" w:cs="Sakkal Majalla" w:hint="cs"/>
+          <w:sz w:val="28"/>
+          <w:szCs w:val="28"/>
+          <w:rtl/>
+        </w:rPr>
+        <w:t>إرميا 29: 12، 13</w:t>
       </w:r>
     </w:p>
     <w:p>
       <w:pPr>
+        <w:bidi/>
         <w:jc w:val="both"/>
         <w:rPr>
           <w:rFonts w:ascii="Sakkal Majalla" w:hAnsi="Sakkal Majalla" w:cs="Sakkal Majalla"/>
-          <w:sz w:val="28"/>
-          <w:szCs w:val="28"/>
-          <w:rtl/>
-          <w:lang w:bidi="ar-AE"/>
+          <w:color w:val="FF0000"/>
+          <w:sz w:val="28"/>
+          <w:szCs w:val="28"/>
+          <w:rtl/>
         </w:rPr>
       </w:pPr>
       <w:r>
@@ -164,7 +75,6 @@
           <w:sz w:val="28"/>
           <w:szCs w:val="28"/>
           <w:rtl/>
-          <w:lang w:bidi="ar-AE"/>
         </w:rPr>
         <w:t>"</w:t>
       </w:r>
@@ -175,531 +85,30 @@
           <w:sz w:val="28"/>
           <w:szCs w:val="28"/>
           <w:rtl/>
-          <w:lang w:bidi="ar-AE"/>
-        </w:rPr>
-        <w:t xml:space="preserve"> </w:t>
-      </w:r>
-      <w:r>
-        <w:rPr>
-          <w:rFonts w:ascii="Sakkal Majalla" w:hAnsi="Sakkal Majalla" w:cs="Sakkal Majalla" w:hint="cs"/>
-          <w:color w:val="FF0000"/>
-          <w:sz w:val="28"/>
-          <w:szCs w:val="28"/>
-          <w:rtl/>
-          <w:lang w:bidi="ar-AE"/>
-        </w:rPr>
-        <w:t>فَسَأَلَهُمْ</w:t>
-      </w:r>
-      <w:r>
-        <w:rPr>
-          <w:rFonts w:ascii="Sakkal Majalla" w:hAnsi="Sakkal Majalla" w:cs="Sakkal Majalla"/>
-          <w:color w:val="FF0000"/>
-          <w:sz w:val="28"/>
-          <w:szCs w:val="28"/>
-          <w:rtl/>
-          <w:lang w:bidi="ar-AE"/>
-        </w:rPr>
-        <w:t xml:space="preserve"> </w:t>
-      </w:r>
-      <w:r>
-        <w:rPr>
-          <w:rFonts w:ascii="Sakkal Majalla" w:hAnsi="Sakkal Majalla" w:cs="Sakkal Majalla" w:hint="cs"/>
-          <w:color w:val="FF0000"/>
-          <w:sz w:val="28"/>
-          <w:szCs w:val="28"/>
-          <w:rtl/>
-          <w:lang w:bidi="ar-AE"/>
-        </w:rPr>
-        <w:t>أَيْضًا</w:t>
-      </w:r>
-      <w:r>
-        <w:rPr>
-          <w:rFonts w:ascii="Sakkal Majalla" w:hAnsi="Sakkal Majalla" w:cs="Sakkal Majalla"/>
-          <w:color w:val="FF0000"/>
-          <w:sz w:val="28"/>
-          <w:szCs w:val="28"/>
-          <w:rtl/>
-          <w:lang w:bidi="ar-AE"/>
-        </w:rPr>
-        <w:t>: «</w:t>
-      </w:r>
-      <w:r>
-        <w:rPr>
-          <w:rFonts w:ascii="Sakkal Majalla" w:hAnsi="Sakkal Majalla" w:cs="Sakkal Majalla" w:hint="cs"/>
-          <w:color w:val="FF0000"/>
-          <w:sz w:val="28"/>
-          <w:szCs w:val="28"/>
-          <w:rtl/>
-          <w:lang w:bidi="ar-AE"/>
-        </w:rPr>
-        <w:t>مَنْ</w:t>
-      </w:r>
-      <w:r>
-        <w:rPr>
-          <w:rFonts w:ascii="Sakkal Majalla" w:hAnsi="Sakkal Majalla" w:cs="Sakkal Majalla"/>
-          <w:color w:val="FF0000"/>
-          <w:sz w:val="28"/>
-          <w:szCs w:val="28"/>
-          <w:rtl/>
-          <w:lang w:bidi="ar-AE"/>
-        </w:rPr>
-        <w:t xml:space="preserve"> </w:t>
-      </w:r>
-      <w:r>
-        <w:rPr>
-          <w:rFonts w:ascii="Sakkal Majalla" w:hAnsi="Sakkal Majalla" w:cs="Sakkal Majalla" w:hint="cs"/>
-          <w:color w:val="FF0000"/>
-          <w:sz w:val="28"/>
-          <w:szCs w:val="28"/>
-          <w:rtl/>
-          <w:lang w:bidi="ar-AE"/>
-        </w:rPr>
-        <w:t>تَطْلُبُونَ؟</w:t>
-      </w:r>
-      <w:r>
-        <w:rPr>
-          <w:rFonts w:ascii="Sakkal Majalla" w:hAnsi="Sakkal Majalla" w:cs="Sakkal Majalla" w:hint="eastAsia"/>
-          <w:color w:val="FF0000"/>
-          <w:sz w:val="28"/>
-          <w:szCs w:val="28"/>
-          <w:rtl/>
-          <w:lang w:bidi="ar-AE"/>
-        </w:rPr>
-        <w:t>»</w:t>
-      </w:r>
-      <w:r>
-        <w:rPr>
-          <w:rFonts w:ascii="Sakkal Majalla" w:hAnsi="Sakkal Majalla" w:cs="Sakkal Majalla"/>
-          <w:color w:val="FF0000"/>
-          <w:sz w:val="28"/>
-          <w:szCs w:val="28"/>
-          <w:rtl/>
-          <w:lang w:bidi="ar-AE"/>
-        </w:rPr>
-        <w:t xml:space="preserve"> </w:t>
-      </w:r>
-      <w:proofErr w:type="spellStart"/>
-      <w:proofErr w:type="gramStart"/>
-      <w:r>
-        <w:rPr>
-          <w:rFonts w:ascii="Sakkal Majalla" w:hAnsi="Sakkal Majalla" w:cs="Sakkal Majalla" w:hint="cs"/>
-          <w:color w:val="FF0000"/>
-          <w:sz w:val="28"/>
-          <w:szCs w:val="28"/>
-          <w:rtl/>
-          <w:lang w:bidi="ar-AE"/>
-        </w:rPr>
-        <w:t>فَقَالُوا</w:t>
-      </w:r>
-      <w:r>
-        <w:rPr>
-          <w:rFonts w:ascii="Sakkal Majalla" w:hAnsi="Sakkal Majalla" w:cs="Sakkal Majalla"/>
-          <w:color w:val="FF0000"/>
-          <w:sz w:val="28"/>
-          <w:szCs w:val="28"/>
-          <w:rtl/>
-          <w:lang w:bidi="ar-AE"/>
-        </w:rPr>
-        <w:t>:«</w:t>
-      </w:r>
-      <w:proofErr w:type="gramEnd"/>
-      <w:r>
-        <w:rPr>
-          <w:rFonts w:ascii="Sakkal Majalla" w:hAnsi="Sakkal Majalla" w:cs="Sakkal Majalla" w:hint="cs"/>
-          <w:color w:val="FF0000"/>
-          <w:sz w:val="28"/>
-          <w:szCs w:val="28"/>
-          <w:rtl/>
-          <w:lang w:bidi="ar-AE"/>
-        </w:rPr>
-        <w:t>يَسُوعَ</w:t>
-      </w:r>
-      <w:proofErr w:type="spellEnd"/>
-      <w:r>
-        <w:rPr>
-          <w:rFonts w:ascii="Sakkal Majalla" w:hAnsi="Sakkal Majalla" w:cs="Sakkal Majalla"/>
-          <w:color w:val="FF0000"/>
-          <w:sz w:val="28"/>
-          <w:szCs w:val="28"/>
-          <w:rtl/>
-          <w:lang w:bidi="ar-AE"/>
-        </w:rPr>
-        <w:t xml:space="preserve"> </w:t>
-      </w:r>
-      <w:r>
-        <w:rPr>
-          <w:rFonts w:ascii="Sakkal Majalla" w:hAnsi="Sakkal Majalla" w:cs="Sakkal Majalla" w:hint="cs"/>
-          <w:color w:val="FF0000"/>
-          <w:sz w:val="28"/>
-          <w:szCs w:val="28"/>
-          <w:rtl/>
-          <w:lang w:bidi="ar-AE"/>
-        </w:rPr>
-        <w:t>النَّاصِرِيَّ</w:t>
-      </w:r>
-      <w:r>
-        <w:rPr>
-          <w:rFonts w:ascii="Sakkal Majalla" w:hAnsi="Sakkal Majalla" w:cs="Sakkal Majalla" w:hint="eastAsia"/>
-          <w:color w:val="FF0000"/>
-          <w:sz w:val="28"/>
-          <w:szCs w:val="28"/>
-          <w:rtl/>
-          <w:lang w:bidi="ar-AE"/>
-        </w:rPr>
-        <w:t>»</w:t>
-      </w:r>
-      <w:r>
-        <w:rPr>
-          <w:rFonts w:ascii="Sakkal Majalla" w:hAnsi="Sakkal Majalla" w:cs="Sakkal Majalla"/>
-          <w:color w:val="FF0000"/>
-          <w:sz w:val="28"/>
-          <w:szCs w:val="28"/>
-          <w:rtl/>
-          <w:lang w:bidi="ar-AE"/>
-        </w:rPr>
-        <w:t xml:space="preserve">. </w:t>
-      </w:r>
-      <w:r>
-        <w:rPr>
-          <w:rFonts w:ascii="Sakkal Majalla" w:hAnsi="Sakkal Majalla" w:cs="Sakkal Majalla" w:hint="cs"/>
-          <w:color w:val="FF0000"/>
-          <w:sz w:val="28"/>
-          <w:szCs w:val="28"/>
-          <w:rtl/>
-          <w:lang w:bidi="ar-AE"/>
-        </w:rPr>
-        <w:t>أَجَابَ</w:t>
-      </w:r>
-      <w:r>
-        <w:rPr>
-          <w:rFonts w:ascii="Sakkal Majalla" w:hAnsi="Sakkal Majalla" w:cs="Sakkal Majalla"/>
-          <w:color w:val="FF0000"/>
-          <w:sz w:val="28"/>
-          <w:szCs w:val="28"/>
-          <w:rtl/>
-          <w:lang w:bidi="ar-AE"/>
-        </w:rPr>
-        <w:t xml:space="preserve"> </w:t>
-      </w:r>
-      <w:proofErr w:type="spellStart"/>
-      <w:proofErr w:type="gramStart"/>
-      <w:r>
-        <w:rPr>
-          <w:rFonts w:ascii="Sakkal Majalla" w:hAnsi="Sakkal Majalla" w:cs="Sakkal Majalla" w:hint="cs"/>
-          <w:color w:val="FF0000"/>
-          <w:sz w:val="28"/>
-          <w:szCs w:val="28"/>
-          <w:rtl/>
-          <w:lang w:bidi="ar-AE"/>
-        </w:rPr>
-        <w:t>يَسُوع</w:t>
-      </w:r>
-      <w:r>
-        <w:rPr>
-          <w:rFonts w:ascii="Sakkal Majalla" w:hAnsi="Sakkal Majalla" w:cs="Sakkal Majalla"/>
-          <w:color w:val="FF0000"/>
-          <w:sz w:val="28"/>
-          <w:szCs w:val="28"/>
-          <w:rtl/>
-          <w:lang w:bidi="ar-AE"/>
-        </w:rPr>
-        <w:t>:«</w:t>
-      </w:r>
-      <w:proofErr w:type="gramEnd"/>
-      <w:r>
-        <w:rPr>
-          <w:rFonts w:ascii="Sakkal Majalla" w:hAnsi="Sakkal Majalla" w:cs="Sakkal Majalla" w:hint="cs"/>
-          <w:color w:val="FF0000"/>
-          <w:sz w:val="28"/>
-          <w:szCs w:val="28"/>
-          <w:rtl/>
-          <w:lang w:bidi="ar-AE"/>
-        </w:rPr>
-        <w:t>قَدْ</w:t>
-      </w:r>
-      <w:proofErr w:type="spellEnd"/>
-      <w:r>
-        <w:rPr>
-          <w:rFonts w:ascii="Sakkal Majalla" w:hAnsi="Sakkal Majalla" w:cs="Sakkal Majalla"/>
-          <w:color w:val="FF0000"/>
-          <w:sz w:val="28"/>
-          <w:szCs w:val="28"/>
-          <w:rtl/>
-          <w:lang w:bidi="ar-AE"/>
-        </w:rPr>
-        <w:t xml:space="preserve"> </w:t>
-      </w:r>
-      <w:r>
-        <w:rPr>
-          <w:rFonts w:ascii="Sakkal Majalla" w:hAnsi="Sakkal Majalla" w:cs="Sakkal Majalla" w:hint="cs"/>
-          <w:color w:val="FF0000"/>
-          <w:sz w:val="28"/>
-          <w:szCs w:val="28"/>
-          <w:rtl/>
-          <w:lang w:bidi="ar-AE"/>
-        </w:rPr>
-        <w:t>قُلْتُ</w:t>
-      </w:r>
-      <w:r>
-        <w:rPr>
-          <w:rFonts w:ascii="Sakkal Majalla" w:hAnsi="Sakkal Majalla" w:cs="Sakkal Majalla"/>
-          <w:color w:val="FF0000"/>
-          <w:sz w:val="28"/>
-          <w:szCs w:val="28"/>
-          <w:rtl/>
-          <w:lang w:bidi="ar-AE"/>
-        </w:rPr>
-        <w:t xml:space="preserve"> </w:t>
-      </w:r>
-      <w:r>
-        <w:rPr>
-          <w:rFonts w:ascii="Sakkal Majalla" w:hAnsi="Sakkal Majalla" w:cs="Sakkal Majalla" w:hint="cs"/>
-          <w:color w:val="FF0000"/>
-          <w:sz w:val="28"/>
-          <w:szCs w:val="28"/>
-          <w:rtl/>
-          <w:lang w:bidi="ar-AE"/>
-        </w:rPr>
-        <w:t>لَكُمْ</w:t>
-      </w:r>
-      <w:r>
-        <w:rPr>
-          <w:rFonts w:ascii="Sakkal Majalla" w:hAnsi="Sakkal Majalla" w:cs="Sakkal Majalla"/>
-          <w:color w:val="FF0000"/>
-          <w:sz w:val="28"/>
-          <w:szCs w:val="28"/>
-          <w:rtl/>
-          <w:lang w:bidi="ar-AE"/>
-        </w:rPr>
-        <w:t xml:space="preserve">: </w:t>
-      </w:r>
-      <w:r>
-        <w:rPr>
-          <w:rFonts w:ascii="Sakkal Majalla" w:hAnsi="Sakkal Majalla" w:cs="Sakkal Majalla" w:hint="cs"/>
-          <w:color w:val="FF0000"/>
-          <w:sz w:val="28"/>
-          <w:szCs w:val="28"/>
-          <w:rtl/>
-          <w:lang w:bidi="ar-AE"/>
-        </w:rPr>
-        <w:t>إِنِّي</w:t>
-      </w:r>
-      <w:r>
-        <w:rPr>
-          <w:rFonts w:ascii="Sakkal Majalla" w:hAnsi="Sakkal Majalla" w:cs="Sakkal Majalla"/>
-          <w:color w:val="FF0000"/>
-          <w:sz w:val="28"/>
-          <w:szCs w:val="28"/>
-          <w:rtl/>
-          <w:lang w:bidi="ar-AE"/>
-        </w:rPr>
-        <w:t xml:space="preserve"> </w:t>
-      </w:r>
-      <w:r>
-        <w:rPr>
-          <w:rFonts w:ascii="Sakkal Majalla" w:hAnsi="Sakkal Majalla" w:cs="Sakkal Majalla" w:hint="cs"/>
-          <w:color w:val="FF0000"/>
-          <w:sz w:val="28"/>
-          <w:szCs w:val="28"/>
-          <w:rtl/>
-          <w:lang w:bidi="ar-AE"/>
-        </w:rPr>
-        <w:t>أَنَا</w:t>
-      </w:r>
-      <w:r>
-        <w:rPr>
-          <w:rFonts w:ascii="Sakkal Majalla" w:hAnsi="Sakkal Majalla" w:cs="Sakkal Majalla"/>
-          <w:color w:val="FF0000"/>
-          <w:sz w:val="28"/>
-          <w:szCs w:val="28"/>
-          <w:rtl/>
-          <w:lang w:bidi="ar-AE"/>
-        </w:rPr>
-        <w:t xml:space="preserve"> </w:t>
-      </w:r>
-      <w:r>
-        <w:rPr>
-          <w:rFonts w:ascii="Sakkal Majalla" w:hAnsi="Sakkal Majalla" w:cs="Sakkal Majalla" w:hint="cs"/>
-          <w:color w:val="FF0000"/>
-          <w:sz w:val="28"/>
-          <w:szCs w:val="28"/>
-          <w:rtl/>
-          <w:lang w:bidi="ar-AE"/>
-        </w:rPr>
-        <w:t>هُوَ</w:t>
-      </w:r>
-      <w:r>
-        <w:rPr>
-          <w:rFonts w:ascii="Sakkal Majalla" w:hAnsi="Sakkal Majalla" w:cs="Sakkal Majalla"/>
-          <w:color w:val="FF0000"/>
-          <w:sz w:val="28"/>
-          <w:szCs w:val="28"/>
-          <w:rtl/>
-          <w:lang w:bidi="ar-AE"/>
-        </w:rPr>
-        <w:t xml:space="preserve">. </w:t>
-      </w:r>
-      <w:r>
-        <w:rPr>
-          <w:rFonts w:ascii="Sakkal Majalla" w:hAnsi="Sakkal Majalla" w:cs="Sakkal Majalla" w:hint="cs"/>
-          <w:color w:val="FF0000"/>
-          <w:sz w:val="28"/>
-          <w:szCs w:val="28"/>
-          <w:rtl/>
-          <w:lang w:bidi="ar-AE"/>
-        </w:rPr>
-        <w:t>فَإِنْ</w:t>
-      </w:r>
-      <w:r>
-        <w:rPr>
-          <w:rFonts w:ascii="Sakkal Majalla" w:hAnsi="Sakkal Majalla" w:cs="Sakkal Majalla"/>
-          <w:color w:val="FF0000"/>
-          <w:sz w:val="28"/>
-          <w:szCs w:val="28"/>
-          <w:rtl/>
-          <w:lang w:bidi="ar-AE"/>
-        </w:rPr>
-        <w:t xml:space="preserve"> </w:t>
-      </w:r>
-      <w:r>
-        <w:rPr>
-          <w:rFonts w:ascii="Sakkal Majalla" w:hAnsi="Sakkal Majalla" w:cs="Sakkal Majalla" w:hint="cs"/>
-          <w:color w:val="FF0000"/>
-          <w:sz w:val="28"/>
-          <w:szCs w:val="28"/>
-          <w:rtl/>
-          <w:lang w:bidi="ar-AE"/>
-        </w:rPr>
-        <w:t>كُنْتُمْ</w:t>
-      </w:r>
-      <w:r>
-        <w:rPr>
-          <w:rFonts w:ascii="Sakkal Majalla" w:hAnsi="Sakkal Majalla" w:cs="Sakkal Majalla"/>
-          <w:color w:val="FF0000"/>
-          <w:sz w:val="28"/>
-          <w:szCs w:val="28"/>
-          <w:rtl/>
-          <w:lang w:bidi="ar-AE"/>
-        </w:rPr>
-        <w:t xml:space="preserve"> </w:t>
-      </w:r>
-      <w:r>
-        <w:rPr>
-          <w:rFonts w:ascii="Sakkal Majalla" w:hAnsi="Sakkal Majalla" w:cs="Sakkal Majalla" w:hint="cs"/>
-          <w:color w:val="FF0000"/>
-          <w:sz w:val="28"/>
-          <w:szCs w:val="28"/>
-          <w:rtl/>
-          <w:lang w:bidi="ar-AE"/>
-        </w:rPr>
-        <w:t>تَطْلُبُونَنِي</w:t>
-      </w:r>
-      <w:r>
-        <w:rPr>
-          <w:rFonts w:ascii="Sakkal Majalla" w:hAnsi="Sakkal Majalla" w:cs="Sakkal Majalla"/>
-          <w:color w:val="FF0000"/>
-          <w:sz w:val="28"/>
-          <w:szCs w:val="28"/>
-          <w:rtl/>
-          <w:lang w:bidi="ar-AE"/>
-        </w:rPr>
-        <w:t xml:space="preserve"> </w:t>
-      </w:r>
-      <w:r>
-        <w:rPr>
-          <w:rFonts w:ascii="Sakkal Majalla" w:hAnsi="Sakkal Majalla" w:cs="Sakkal Majalla" w:hint="cs"/>
-          <w:color w:val="FF0000"/>
-          <w:sz w:val="28"/>
-          <w:szCs w:val="28"/>
-          <w:rtl/>
-          <w:lang w:bidi="ar-AE"/>
-        </w:rPr>
-        <w:t>فَدَعُوا</w:t>
-      </w:r>
-      <w:r>
-        <w:rPr>
-          <w:rFonts w:ascii="Sakkal Majalla" w:hAnsi="Sakkal Majalla" w:cs="Sakkal Majalla"/>
-          <w:color w:val="FF0000"/>
-          <w:sz w:val="28"/>
-          <w:szCs w:val="28"/>
-          <w:rtl/>
-          <w:lang w:bidi="ar-AE"/>
-        </w:rPr>
-        <w:t xml:space="preserve"> </w:t>
-      </w:r>
-      <w:r>
-        <w:rPr>
-          <w:rFonts w:ascii="Sakkal Majalla" w:hAnsi="Sakkal Majalla" w:cs="Sakkal Majalla" w:hint="cs"/>
-          <w:color w:val="FF0000"/>
-          <w:sz w:val="28"/>
-          <w:szCs w:val="28"/>
-          <w:rtl/>
-          <w:lang w:bidi="ar-AE"/>
-        </w:rPr>
-        <w:t>هؤُلاَءِ</w:t>
-      </w:r>
-      <w:r>
-        <w:rPr>
-          <w:rFonts w:ascii="Sakkal Majalla" w:hAnsi="Sakkal Majalla" w:cs="Sakkal Majalla"/>
-          <w:color w:val="FF0000"/>
-          <w:sz w:val="28"/>
-          <w:szCs w:val="28"/>
-          <w:rtl/>
-          <w:lang w:bidi="ar-AE"/>
-        </w:rPr>
-        <w:t xml:space="preserve"> </w:t>
-      </w:r>
-      <w:r>
-        <w:rPr>
-          <w:rFonts w:ascii="Sakkal Majalla" w:hAnsi="Sakkal Majalla" w:cs="Sakkal Majalla" w:hint="cs"/>
-          <w:color w:val="FF0000"/>
-          <w:sz w:val="28"/>
-          <w:szCs w:val="28"/>
-          <w:rtl/>
-          <w:lang w:bidi="ar-AE"/>
-        </w:rPr>
-        <w:t>يَذْهَبُونَ</w:t>
-      </w:r>
-      <w:r>
-        <w:rPr>
-          <w:rFonts w:ascii="Sakkal Majalla" w:hAnsi="Sakkal Majalla" w:cs="Sakkal Majalla" w:hint="eastAsia"/>
-          <w:sz w:val="28"/>
-          <w:szCs w:val="28"/>
-          <w:rtl/>
-          <w:lang w:bidi="ar-AE"/>
-        </w:rPr>
-        <w:t>»</w:t>
-      </w:r>
-      <w:r>
-        <w:rPr>
-          <w:rFonts w:ascii="Sakkal Majalla" w:hAnsi="Sakkal Majalla" w:cs="Sakkal Majalla"/>
-          <w:sz w:val="28"/>
-          <w:szCs w:val="28"/>
-          <w:rtl/>
-          <w:lang w:bidi="ar-AE"/>
-        </w:rPr>
-        <w:t>.</w:t>
-      </w:r>
-      <w:r>
-        <w:rPr>
-          <w:rFonts w:ascii="Sakkal Majalla" w:hAnsi="Sakkal Majalla" w:cs="Sakkal Majalla" w:hint="cs"/>
-          <w:sz w:val="28"/>
-          <w:szCs w:val="28"/>
-          <w:rtl/>
-          <w:lang w:bidi="ar-AE"/>
-        </w:rPr>
-        <w:t>" (يوحنا 18: 7، 8).</w:t>
+        </w:rPr>
+        <w:t>12 فَتَدْعُونَنِي وَتَذْهَبُونَ وَتُصَلُّونَ إِلَيَّ فَأَسْمَعُ لَكُمْ.  13 وَتَطْلُبُونَنِي فَتَجِدُونَنِي إِذْ تَطْلُبُونَنِي بِكُلِّ قَلْبِكُمْ.</w:t>
+      </w:r>
+      <w:r>
+        <w:rPr>
+          <w:rFonts w:ascii="Sakkal Majalla" w:hAnsi="Sakkal Majalla" w:cs="Sakkal Majalla" w:hint="cs"/>
+          <w:color w:val="FF0000"/>
+          <w:sz w:val="28"/>
+          <w:szCs w:val="28"/>
+          <w:rtl/>
+        </w:rPr>
+        <w:t>"</w:t>
       </w:r>
     </w:p>
     <w:p>
       <w:pPr>
+        <w:bidi/>
         <w:jc w:val="both"/>
         <w:rPr>
           <w:rFonts w:ascii="Sakkal Majalla" w:hAnsi="Sakkal Majalla" w:cs="Sakkal Majalla"/>
           <w:sz w:val="28"/>
           <w:szCs w:val="28"/>
           <w:rtl/>
-          <w:lang w:bidi="ar-AE"/>
+          <w:lang w:val="en-US"/>
         </w:rPr>
       </w:pPr>
       <w:r>
@@ -708,90 +117,176 @@
           <w:sz w:val="28"/>
           <w:szCs w:val="28"/>
           <w:rtl/>
-          <w:lang w:bidi="ar-AE"/>
-        </w:rPr>
-        <w:t xml:space="preserve">يا للعجب في أن نرى معاملات الرب! بالرغم من أنه كان في خطر كبير، لم يفر، وإنما أظهر عنايته الإلهية لتلاميذه وتوسط ما بينهم وأعداءه. هذا يذكرنا بداود الذي صارع الأسد والدب لينقذ خرافه. في المشهد المذكور أعلاه يحمي الرب خاصته من مخاطر جسدية، لكنه فعل ذلك بصورة أعمق بكثير، حينما ذهب إلى الصليب ووضع نفسه بيننا والله القدوس. في إنجيل يوحنا تأتي الغوغاء بسبب الرب، ولكن في حالتنا نحن يتصارع الله معنا بسبب الخطية. هو قال، بأن أجرة الخطية هي موت، وكل خاطئ يستحق الموت. نحن نعلم بأن الرب كان مستثنًى عن ذلك، مَن لم يفعل خطية، ولم يكن يعرف خطية، ولم تكن فيه خطية. وعلى الرغم من ذلك وضع نفسه طوعًا واختيارًا بين بشر أثمة وإله بار. طوعًا واختيارًا قبل </w:t>
-      </w:r>
-      <w:r>
-        <w:rPr>
-          <w:rFonts w:ascii="Sakkal Majalla" w:hAnsi="Sakkal Majalla" w:cs="Sakkal Majalla" w:hint="cs"/>
-          <w:sz w:val="28"/>
-          <w:szCs w:val="28"/>
-          <w:rtl/>
-          <w:lang w:bidi="ar-AE"/>
-        </w:rPr>
-        <w:t>بأن يُجعَل خطية، وقد حمل العقوبة التي كان ينبغي فرضها. لقد قال على هذا النحو: "</w:t>
-      </w:r>
-      <w:r>
-        <w:rPr>
-          <w:rFonts w:ascii="Sakkal Majalla" w:hAnsi="Sakkal Majalla" w:cs="Sakkal Majalla" w:hint="cs"/>
-          <w:sz w:val="28"/>
-          <w:szCs w:val="28"/>
-          <w:rtl/>
-          <w:lang w:bidi="ar-AE"/>
-        </w:rPr>
-        <w:t>فَدَعُوا</w:t>
-      </w:r>
-      <w:r>
-        <w:rPr>
-          <w:rFonts w:ascii="Sakkal Majalla" w:hAnsi="Sakkal Majalla" w:cs="Sakkal Majalla"/>
-          <w:sz w:val="28"/>
-          <w:szCs w:val="28"/>
-          <w:rtl/>
-          <w:lang w:bidi="ar-AE"/>
+        </w:rPr>
+        <w:t xml:space="preserve">يا له من وعد ثمين تحتويه هذه الأعداد: </w:t>
+      </w:r>
+      <w:r>
+        <w:rPr>
+          <w:rFonts w:ascii="Sakkal Majalla" w:hAnsi="Sakkal Majalla" w:cs="Sakkal Majalla" w:hint="cs"/>
+          <w:color w:val="FF0000"/>
+          <w:sz w:val="28"/>
+          <w:szCs w:val="28"/>
+          <w:rtl/>
+        </w:rPr>
+        <w:t>"</w:t>
+      </w:r>
+      <w:r>
+        <w:rPr>
+          <w:rFonts w:ascii="Sakkal Majalla" w:hAnsi="Sakkal Majalla" w:cs="Sakkal Majalla"/>
+          <w:color w:val="FF0000"/>
+          <w:sz w:val="28"/>
+          <w:szCs w:val="28"/>
+          <w:rtl/>
+        </w:rPr>
+        <w:t>تَدْعُونَنِي وَتَذْهَبُونَ وَتُصَلُّونَ إِلَيَّ فَأَسْمَعُ لَكُمْ.</w:t>
+      </w:r>
+      <w:r>
+        <w:rPr>
+          <w:rFonts w:ascii="Sakkal Majalla" w:hAnsi="Sakkal Majalla" w:cs="Sakkal Majalla" w:hint="cs"/>
+          <w:color w:val="FF0000"/>
+          <w:sz w:val="28"/>
+          <w:szCs w:val="28"/>
+          <w:rtl/>
         </w:rPr>
         <w:t xml:space="preserve"> </w:t>
       </w:r>
       <w:r>
         <w:rPr>
-          <w:rFonts w:ascii="Sakkal Majalla" w:hAnsi="Sakkal Majalla" w:cs="Sakkal Majalla" w:hint="cs"/>
-          <w:sz w:val="28"/>
-          <w:szCs w:val="28"/>
-          <w:rtl/>
-          <w:lang w:bidi="ar-AE"/>
-        </w:rPr>
-        <w:t>هؤُلاَءِ</w:t>
-      </w:r>
-      <w:r>
-        <w:rPr>
-          <w:rFonts w:ascii="Sakkal Majalla" w:hAnsi="Sakkal Majalla" w:cs="Sakkal Majalla"/>
-          <w:sz w:val="28"/>
-          <w:szCs w:val="28"/>
-          <w:rtl/>
-          <w:lang w:bidi="ar-AE"/>
+          <w:rFonts w:ascii="Sakkal Majalla" w:hAnsi="Sakkal Majalla" w:cs="Sakkal Majalla"/>
+          <w:color w:val="FF0000"/>
+          <w:sz w:val="28"/>
+          <w:szCs w:val="28"/>
+          <w:rtl/>
+        </w:rPr>
+        <w:t>وَتَطْلُبُونَنِي فَتَجِدُونَنِي</w:t>
+      </w:r>
+      <w:r>
+        <w:rPr>
+          <w:rFonts w:ascii="Sakkal Majalla" w:hAnsi="Sakkal Majalla" w:cs="Sakkal Majalla" w:hint="cs"/>
+          <w:color w:val="FF0000"/>
+          <w:sz w:val="28"/>
+          <w:szCs w:val="28"/>
+          <w:rtl/>
+          <w:lang w:val="en-US"/>
+        </w:rPr>
+        <w:t>"</w:t>
+      </w:r>
+      <w:r>
+        <w:rPr>
+          <w:rFonts w:ascii="Sakkal Majalla" w:hAnsi="Sakkal Majalla" w:cs="Sakkal Majalla" w:hint="cs"/>
+          <w:sz w:val="28"/>
+          <w:szCs w:val="28"/>
+          <w:rtl/>
+          <w:lang w:val="en-US"/>
+        </w:rPr>
+        <w:t xml:space="preserve"> ولكن ينبغي علينا أن نتذكر المقطع: </w:t>
+      </w:r>
+      <w:r>
+        <w:rPr>
+          <w:rFonts w:ascii="Sakkal Majalla" w:hAnsi="Sakkal Majalla" w:cs="Sakkal Majalla" w:hint="cs"/>
+          <w:color w:val="FF0000"/>
+          <w:sz w:val="28"/>
+          <w:szCs w:val="28"/>
+          <w:rtl/>
+          <w:lang w:val="en-US"/>
+        </w:rPr>
+        <w:t>"</w:t>
+      </w:r>
+      <w:r>
+        <w:rPr>
+          <w:rFonts w:ascii="Sakkal Majalla" w:hAnsi="Sakkal Majalla" w:cs="Sakkal Majalla"/>
+          <w:color w:val="FF0000"/>
+          <w:sz w:val="28"/>
+          <w:szCs w:val="28"/>
+          <w:rtl/>
         </w:rPr>
         <w:t xml:space="preserve"> </w:t>
       </w:r>
       <w:r>
         <w:rPr>
-          <w:rFonts w:ascii="Sakkal Majalla" w:hAnsi="Sakkal Majalla" w:cs="Sakkal Majalla" w:hint="cs"/>
-          <w:sz w:val="28"/>
-          <w:szCs w:val="28"/>
-          <w:rtl/>
-          <w:lang w:bidi="ar-AE"/>
-        </w:rPr>
-        <w:t>يَذْهَبُونَ</w:t>
-      </w:r>
-      <w:r>
-        <w:rPr>
-          <w:rFonts w:ascii="Sakkal Majalla" w:hAnsi="Sakkal Majalla" w:cs="Sakkal Majalla" w:hint="cs"/>
-          <w:sz w:val="28"/>
-          <w:szCs w:val="28"/>
-          <w:rtl/>
-          <w:lang w:bidi="ar-AE"/>
-        </w:rPr>
-        <w:t>". هو مات لكي نخرج نحن أحرارًا.</w:t>
+          <w:rFonts w:ascii="Sakkal Majalla" w:hAnsi="Sakkal Majalla" w:cs="Sakkal Majalla"/>
+          <w:color w:val="FF0000"/>
+          <w:sz w:val="28"/>
+          <w:szCs w:val="28"/>
+          <w:rtl/>
+        </w:rPr>
+        <w:t>إِذْ تَطْلُبُونَنِي بِكُلِّ قَلْبِكُمْ</w:t>
+      </w:r>
+      <w:r>
+        <w:rPr>
+          <w:rFonts w:ascii="Sakkal Majalla" w:hAnsi="Sakkal Majalla" w:cs="Sakkal Majalla" w:hint="cs"/>
+          <w:color w:val="FF0000"/>
+          <w:sz w:val="28"/>
+          <w:szCs w:val="28"/>
+          <w:rtl/>
+          <w:lang w:val="en-US"/>
+        </w:rPr>
+        <w:t>."</w:t>
+      </w:r>
+      <w:r>
+        <w:rPr>
+          <w:rFonts w:ascii="Sakkal Majalla" w:hAnsi="Sakkal Majalla" w:cs="Sakkal Majalla" w:hint="cs"/>
+          <w:sz w:val="28"/>
+          <w:szCs w:val="28"/>
+          <w:rtl/>
+          <w:lang w:val="en-US"/>
+        </w:rPr>
+        <w:t xml:space="preserve"> شفاهنا بمقدورها أن تقول الكثير، بينما قلبنا يكون في مكان آخر. لقد قال الرب على فم أشعياء عن إسرائيل: </w:t>
+      </w:r>
+      <w:r>
+        <w:rPr>
+          <w:rFonts w:ascii="Sakkal Majalla" w:hAnsi="Sakkal Majalla" w:cs="Sakkal Majalla" w:hint="cs"/>
+          <w:color w:val="FF0000"/>
+          <w:sz w:val="28"/>
+          <w:szCs w:val="28"/>
+          <w:rtl/>
+          <w:lang w:val="en-US"/>
+        </w:rPr>
+        <w:t>"</w:t>
+      </w:r>
+      <w:r>
+        <w:rPr>
+          <w:rFonts w:ascii="Sakkal Majalla" w:hAnsi="Sakkal Majalla" w:cs="Sakkal Majalla"/>
+          <w:color w:val="FF0000"/>
+          <w:sz w:val="28"/>
+          <w:szCs w:val="28"/>
+          <w:rtl/>
+          <w:lang w:val="en-US"/>
+        </w:rPr>
+        <w:t>هذَا الشَّعْبَ قَدِ اقْتَرَبَ إِلَيَّ بِفَمِهِ وَأَكْرَمَنِي بِشَفَتَيْهِ، وَأَمَّا قَلْبُهُ فَأَبْعَدَهُ عَنِّي</w:t>
+      </w:r>
+      <w:r>
+        <w:rPr>
+          <w:rFonts w:ascii="Sakkal Majalla" w:hAnsi="Sakkal Majalla" w:cs="Sakkal Majalla" w:hint="cs"/>
+          <w:color w:val="FF0000"/>
+          <w:sz w:val="28"/>
+          <w:szCs w:val="28"/>
+          <w:rtl/>
+          <w:lang w:val="en-US"/>
+        </w:rPr>
+        <w:t>"</w:t>
+      </w:r>
+      <w:r>
+        <w:rPr>
+          <w:rFonts w:ascii="Sakkal Majalla" w:hAnsi="Sakkal Majalla" w:cs="Sakkal Majalla" w:hint="cs"/>
+          <w:sz w:val="28"/>
+          <w:szCs w:val="28"/>
+          <w:rtl/>
+          <w:lang w:val="en-US"/>
+        </w:rPr>
+        <w:t xml:space="preserve"> (أشعياء 29: 13). الصلاة الحقيقية ينبغي أن تكون نابعة من القلب.</w:t>
       </w:r>
     </w:p>
     <w:p>
       <w:pPr>
+        <w:bidi/>
         <w:jc w:val="both"/>
         <w:rPr>
           <w:rFonts w:ascii="Sakkal Majalla" w:hAnsi="Sakkal Majalla" w:cs="Sakkal Majalla"/>
           <w:sz w:val="28"/>
           <w:szCs w:val="28"/>
           <w:rtl/>
-          <w:lang w:bidi="ar-AE"/>
+          <w:lang w:val="en-US"/>
         </w:rPr>
       </w:pPr>
       <w:r>
@@ -800,39 +295,266 @@
           <w:sz w:val="28"/>
           <w:szCs w:val="28"/>
           <w:rtl/>
-          <w:lang w:bidi="ar-AE"/>
-        </w:rPr>
-        <w:t xml:space="preserve">ما هو ردنا على مثل هذه التضحية؟ هل نعمل ما نريده نحن؟ وإن كان هذا محتمل، إلا أنه يتمنى غير ذلك. إنه ما يُرضي الله إن لبينا رغباته بمحبة وطاعة، نحن الذين أُطلقنا إلى الحرية. إننا نتذكر العبد العبراني، الذي بدلاً من أن يخرج حرًا من بعد سنين من التزامه للناموس، اختار بأن يبقى عبدًا. هو اختار بأن يخدم سيده بمحبة، لأنه أحب سيده وقد اختبر بأنه كان في سلامة العيش في رعاية سيده (خروج 21: 1 </w:t>
-      </w:r>
-      <w:r>
-        <w:rPr>
-          <w:rFonts w:ascii="Sakkal Majalla" w:hAnsi="Sakkal Majalla" w:cs="Sakkal Majalla"/>
-          <w:sz w:val="28"/>
-          <w:szCs w:val="28"/>
-          <w:rtl/>
-          <w:lang w:bidi="ar-AE"/>
-        </w:rPr>
-        <w:t>–</w:t>
-      </w:r>
-      <w:r>
-        <w:rPr>
-          <w:rFonts w:ascii="Sakkal Majalla" w:hAnsi="Sakkal Majalla" w:cs="Sakkal Majalla" w:hint="cs"/>
-          <w:sz w:val="28"/>
-          <w:szCs w:val="28"/>
-          <w:rtl/>
-          <w:lang w:bidi="ar-AE"/>
-        </w:rPr>
-        <w:t xml:space="preserve"> 6). يا ليتنا نستخدم حريتنا في أن نخدم سيدنا بمحبة!</w:t>
+          <w:lang w:val="en-US"/>
+        </w:rPr>
+        <w:t xml:space="preserve">أحد أسباب سماح الرب لنا بأن نجتاز في صعوبات هو أن نتعلم من خلالها </w:t>
+      </w:r>
+      <w:r>
+        <w:rPr>
+          <w:rFonts w:ascii="Sakkal Majalla" w:hAnsi="Sakkal Majalla" w:cs="Sakkal Majalla" w:hint="cs"/>
+          <w:sz w:val="28"/>
+          <w:szCs w:val="28"/>
+          <w:rtl/>
+          <w:lang w:val="en-US"/>
+        </w:rPr>
+        <w:t>ب</w:t>
+      </w:r>
+      <w:r>
+        <w:rPr>
+          <w:rFonts w:ascii="Sakkal Majalla" w:hAnsi="Sakkal Majalla" w:cs="Sakkal Majalla" w:hint="cs"/>
+          <w:sz w:val="28"/>
+          <w:szCs w:val="28"/>
+          <w:rtl/>
+          <w:lang w:val="en-US"/>
+        </w:rPr>
+        <w:t xml:space="preserve">أن نصلي من قلوبنا. إننا كثيرًا ما نجد ذلك في كلمة الله، أن أناسًا يصرخون إلى الرب في ضيقاتٍ شديدة ويستجيب لهم. هذا الصراخ إلى الرب هو فعلاً صلاة من القلب. والقلب أيضًا ينبغي أن يُمتحن أولاً قبل أن نصلّي. في مزمور 66: 18 نقرأ هذه الكلمات: </w:t>
+      </w:r>
+      <w:r>
+        <w:rPr>
+          <w:rFonts w:ascii="Sakkal Majalla" w:hAnsi="Sakkal Majalla" w:cs="Sakkal Majalla" w:hint="cs"/>
+          <w:color w:val="FF0000"/>
+          <w:sz w:val="28"/>
+          <w:szCs w:val="28"/>
+          <w:rtl/>
+          <w:lang w:val="en-US"/>
+        </w:rPr>
+        <w:t>"</w:t>
+      </w:r>
+      <w:r>
+        <w:rPr>
+          <w:color w:val="FF0000"/>
+          <w:rtl/>
+        </w:rPr>
+        <w:t xml:space="preserve"> </w:t>
+      </w:r>
+      <w:r>
+        <w:rPr>
+          <w:rFonts w:ascii="Sakkal Majalla" w:hAnsi="Sakkal Majalla" w:cs="Sakkal Majalla"/>
+          <w:color w:val="FF0000"/>
+          <w:sz w:val="28"/>
+          <w:szCs w:val="28"/>
+          <w:rtl/>
+          <w:lang w:val="en-US"/>
+        </w:rPr>
+        <w:t>إِنْ رَاعَيْتُ إِثْمًا فِي قَلْبِي لاَ يَسْتَمِعُ لِيَ الرَّبُّ.</w:t>
+      </w:r>
+      <w:r>
+        <w:rPr>
+          <w:rFonts w:ascii="Sakkal Majalla" w:hAnsi="Sakkal Majalla" w:cs="Sakkal Majalla" w:hint="cs"/>
+          <w:color w:val="FF0000"/>
+          <w:sz w:val="28"/>
+          <w:szCs w:val="28"/>
+          <w:rtl/>
+          <w:lang w:val="en-US"/>
+        </w:rPr>
+        <w:t>"</w:t>
+      </w:r>
+      <w:r>
+        <w:rPr>
+          <w:rFonts w:ascii="Sakkal Majalla" w:hAnsi="Sakkal Majalla" w:cs="Sakkal Majalla" w:hint="cs"/>
+          <w:sz w:val="28"/>
+          <w:szCs w:val="28"/>
+          <w:rtl/>
+          <w:lang w:val="en-US"/>
+        </w:rPr>
+        <w:t>. في أن نصلي من القلب وأن يكون لدينا قلب نقي هما شرطان ضروريان لاستجابة الصلاة.</w:t>
       </w:r>
     </w:p>
     <w:p>
       <w:pPr>
+        <w:bidi/>
+        <w:jc w:val="both"/>
+        <w:rPr>
+          <w:rFonts w:ascii="Sakkal Majalla" w:hAnsi="Sakkal Majalla" w:cs="Sakkal Majalla"/>
+          <w:color w:val="FF0000"/>
+          <w:sz w:val="28"/>
+          <w:szCs w:val="28"/>
+          <w:rtl/>
+          <w:lang w:val="en-US"/>
+        </w:rPr>
+      </w:pPr>
+      <w:r>
+        <w:rPr>
+          <w:rFonts w:ascii="Sakkal Majalla" w:hAnsi="Sakkal Majalla" w:cs="Sakkal Majalla" w:hint="cs"/>
+          <w:sz w:val="28"/>
+          <w:szCs w:val="28"/>
+          <w:rtl/>
+          <w:lang w:val="en-US"/>
+        </w:rPr>
+        <w:t xml:space="preserve">عبرانيين 10: 19، 22 </w:t>
+      </w:r>
+      <w:r>
+        <w:rPr>
+          <w:rFonts w:ascii="Sakkal Majalla" w:hAnsi="Sakkal Majalla" w:cs="Sakkal Majalla"/>
+          <w:sz w:val="28"/>
+          <w:szCs w:val="28"/>
+          <w:rtl/>
+          <w:lang w:val="en-US"/>
+        </w:rPr>
+        <w:t>–</w:t>
+      </w:r>
+      <w:r>
+        <w:rPr>
+          <w:rFonts w:ascii="Sakkal Majalla" w:hAnsi="Sakkal Majalla" w:cs="Sakkal Majalla" w:hint="cs"/>
+          <w:sz w:val="28"/>
+          <w:szCs w:val="28"/>
+          <w:rtl/>
+          <w:lang w:val="en-US"/>
+        </w:rPr>
+        <w:t xml:space="preserve"> 23 يقدّم لنا هذا المبدأ الهام: </w:t>
+      </w:r>
+      <w:r>
+        <w:rPr>
+          <w:rFonts w:ascii="Sakkal Majalla" w:hAnsi="Sakkal Majalla" w:cs="Sakkal Majalla" w:hint="cs"/>
+          <w:color w:val="FF0000"/>
+          <w:sz w:val="28"/>
+          <w:szCs w:val="28"/>
+          <w:rtl/>
+          <w:lang w:val="en-US"/>
+        </w:rPr>
+        <w:t>"</w:t>
+      </w:r>
+      <w:r>
+        <w:rPr>
+          <w:rFonts w:ascii="Sakkal Majalla" w:hAnsi="Sakkal Majalla" w:cs="Sakkal Majalla"/>
+          <w:color w:val="FF0000"/>
+          <w:sz w:val="28"/>
+          <w:szCs w:val="28"/>
+          <w:rtl/>
+          <w:lang w:val="en-US"/>
+        </w:rPr>
+        <w:t xml:space="preserve"> 19 فَإِذْ لَنَا أَيُّهَا الإِخْوَةُ ثِقَةٌ بِالدُّخُولِ إِلَى «الأَقْدَاسِ» بِدَمِ يَسُوعَ،  </w:t>
+      </w:r>
+      <w:r>
+        <w:rPr>
+          <w:rFonts w:ascii="Sakkal Majalla" w:hAnsi="Sakkal Majalla" w:cs="Sakkal Majalla" w:hint="cs"/>
+          <w:color w:val="FF0000"/>
+          <w:sz w:val="28"/>
+          <w:szCs w:val="28"/>
+          <w:rtl/>
+          <w:lang w:val="en-US"/>
+        </w:rPr>
+        <w:t>...</w:t>
+      </w:r>
+      <w:r>
+        <w:rPr>
+          <w:rFonts w:ascii="Sakkal Majalla" w:hAnsi="Sakkal Majalla" w:cs="Sakkal Majalla"/>
+          <w:color w:val="FF0000"/>
+          <w:sz w:val="28"/>
+          <w:szCs w:val="28"/>
+          <w:rtl/>
+          <w:lang w:val="en-US"/>
+        </w:rPr>
+        <w:t xml:space="preserve">  22 لِنَتَقَدَّمْ بِقَلْبٍ صَادِق فِي يَقِينِ الإِيمَانِ، مَرْشُوشَةً قُلُوبُنَا مِنْ ضَمِيرٍ شِرِّيرٍ، وَمُغْتَسِلَةً أَجْسَادُنَا بِمَاءٍ نَقِيٍّ.  23 لِنَتَمَسَّكْ بِإِقْرَارِ الرَّجَاءِ رَاسِخًا،</w:t>
+      </w:r>
+      <w:r>
+        <w:rPr>
+          <w:rFonts w:ascii="Sakkal Majalla" w:hAnsi="Sakkal Majalla" w:cs="Sakkal Majalla" w:hint="cs"/>
+          <w:color w:val="FF0000"/>
+          <w:sz w:val="28"/>
+          <w:szCs w:val="28"/>
+          <w:rtl/>
+          <w:lang w:val="en-US"/>
+        </w:rPr>
+        <w:t xml:space="preserve">" </w:t>
+      </w:r>
+      <w:r>
+        <w:rPr>
+          <w:rFonts w:ascii="Sakkal Majalla" w:hAnsi="Sakkal Majalla" w:cs="Sakkal Majalla" w:hint="cs"/>
+          <w:sz w:val="28"/>
+          <w:szCs w:val="28"/>
+          <w:rtl/>
+          <w:lang w:val="en-US"/>
+        </w:rPr>
+        <w:t xml:space="preserve">ينبغي علينا أن نتعلّم بأن نواظب على الصلاة. ينبغي علينا أن نتعلم بأن نصلي من قلوب طاهرة متيقنين تمامًا لِما نحتاجه. عندها فقط يمكننا أن نتوقع استجابة لصلواتنا. </w:t>
+      </w:r>
+      <w:r>
+        <w:rPr>
+          <w:rFonts w:ascii="Sakkal Majalla" w:hAnsi="Sakkal Majalla" w:cs="Sakkal Majalla" w:hint="cs"/>
+          <w:color w:val="FF0000"/>
+          <w:sz w:val="28"/>
+          <w:szCs w:val="28"/>
+          <w:rtl/>
+          <w:lang w:val="en-US"/>
+        </w:rPr>
+        <w:t>"</w:t>
+      </w:r>
+      <w:r>
+        <w:rPr>
+          <w:rFonts w:ascii="Sakkal Majalla" w:hAnsi="Sakkal Majalla" w:cs="Sakkal Majalla"/>
+          <w:color w:val="FF0000"/>
+          <w:sz w:val="28"/>
+          <w:szCs w:val="28"/>
+          <w:rtl/>
+          <w:lang w:val="en-US"/>
+        </w:rPr>
+        <w:t xml:space="preserve"> اخْتَبِرْنِي يَا اَللهُ وَاعْرِفْ قَلْبِي. امْتَحِنِّي وَاعْرِفْ أَفْكَارِي</w:t>
+      </w:r>
+      <w:r>
+        <w:rPr>
+          <w:rFonts w:ascii="Sakkal Majalla" w:hAnsi="Sakkal Majalla" w:cs="Sakkal Majalla"/>
+          <w:color w:val="FF0000"/>
+          <w:sz w:val="28"/>
+          <w:szCs w:val="28"/>
+          <w:lang w:val="en-US"/>
+        </w:rPr>
+        <w:t xml:space="preserve">. </w:t>
+      </w:r>
+      <w:r>
+        <w:rPr>
+          <w:rFonts w:ascii="Sakkal Majalla" w:hAnsi="Sakkal Majalla" w:cs="Sakkal Majalla"/>
+          <w:color w:val="FF0000"/>
+          <w:sz w:val="28"/>
+          <w:szCs w:val="28"/>
+          <w:rtl/>
+          <w:lang w:val="en-US"/>
+        </w:rPr>
+        <w:t>وَانْظُرْ إِنْ كَانَ فِيَّ طَرِيقٌ بَاطِلٌ، وَاهْدِنِي طَرِيقًا أَبَدِيًّا.</w:t>
+      </w:r>
+      <w:r>
+        <w:rPr>
+          <w:rFonts w:ascii="Sakkal Majalla" w:hAnsi="Sakkal Majalla" w:cs="Sakkal Majalla" w:hint="cs"/>
+          <w:color w:val="FF0000"/>
+          <w:sz w:val="28"/>
+          <w:szCs w:val="28"/>
+          <w:rtl/>
+          <w:lang w:val="en-US"/>
+        </w:rPr>
+        <w:t>"</w:t>
+      </w:r>
+    </w:p>
+    <w:p>
+      <w:pPr>
+        <w:bidi/>
+        <w:jc w:val="both"/>
+        <w:rPr>
+          <w:rFonts w:ascii="Sakkal Majalla" w:hAnsi="Sakkal Majalla" w:cs="Sakkal Majalla"/>
+          <w:sz w:val="28"/>
+          <w:szCs w:val="28"/>
+          <w:rtl/>
+          <w:lang w:val="en-US"/>
+        </w:rPr>
+      </w:pPr>
+    </w:p>
+    <w:p>
+      <w:pPr>
+        <w:bidi/>
         <w:jc w:val="center"/>
         <w:rPr>
           <w:rFonts w:ascii="Sakkal Majalla" w:hAnsi="Sakkal Majalla" w:cs="Sakkal Majalla" w:hint="cs"/>
           <w:sz w:val="28"/>
           <w:szCs w:val="28"/>
-          <w:lang w:bidi="ar-AE"/>
+          <w:lang w:val="en-US"/>
         </w:rPr>
       </w:pPr>
       <w:r>
@@ -841,17 +563,15 @@
           <w:sz w:val="28"/>
           <w:szCs w:val="28"/>
           <w:rtl/>
-          <w:lang w:bidi="ar-AE"/>
+          <w:lang w:val="en-US"/>
         </w:rPr>
         <w:t>-تم-</w:t>
       </w:r>
     </w:p>
     <w:sectPr>
       <w:pgSz w:w="11906" w:h="16838"/>
-      <w:pgMar w:top="1440" w:right="1800" w:bottom="1440" w:left="1800" w:header="708" w:footer="708" w:gutter="0"/>
+      <w:pgMar w:top="1440" w:right="1440" w:bottom="1440" w:left="1440" w:header="708" w:footer="708" w:gutter="0"/>
       <w:cols w:space="708"/>
-      <w:bidi/>
-      <w:rtlGutter/>
       <w:docGrid w:linePitch="360"/>
     </w:sectPr>
   </w:body>
@@ -859,14 +579,14 @@
 </file>
 
 <file path=word/styles.xml><?xml version="1.0" encoding="utf-8"?>
-<w:styles xmlns:mc="http://schemas.openxmlformats.org/markup-compatibility/2006" xmlns:r="http://schemas.openxmlformats.org/officeDocument/2006/relationships" xmlns:w="http://schemas.openxmlformats.org/wordprocessingml/2006/main" xmlns:w14="http://schemas.microsoft.com/office/word/2010/wordml" xmlns:w15="http://schemas.microsoft.com/office/word/2012/wordml" xmlns:w16cid="http://schemas.microsoft.com/office/word/2016/wordml/cid" xmlns:w16se="http://schemas.microsoft.com/office/word/2015/wordml/symex" mc:Ignorable="w14 w15 w16se w16cid">
+<w:styles xmlns:mc="http://schemas.openxmlformats.org/markup-compatibility/2006" xmlns:r="http://schemas.openxmlformats.org/officeDocument/2006/relationships" xmlns:w="http://schemas.openxmlformats.org/wordprocessingml/2006/main" xmlns:w14="http://schemas.microsoft.com/office/word/2010/wordml" xmlns:w15="http://schemas.microsoft.com/office/word/2012/wordml" xmlns:w16cex="http://schemas.microsoft.com/office/word/2018/wordml/cex" xmlns:w16cid="http://schemas.microsoft.com/office/word/2016/wordml/cid" xmlns:w16="http://schemas.microsoft.com/office/word/2018/wordml" xmlns:w16se="http://schemas.microsoft.com/office/word/2015/wordml/symex" mc:Ignorable="w14 w15 w16se w16cid w16 w16cex">
   <w:docDefaults>
     <w:rPrDefault>
       <w:rPr>
         <w:rFonts w:asciiTheme="minorHAnsi" w:eastAsiaTheme="minorHAnsi" w:hAnsiTheme="minorHAnsi" w:cstheme="minorBidi"/>
         <w:sz w:val="22"/>
         <w:szCs w:val="22"/>
-        <w:lang w:val="en-US" w:eastAsia="en-US" w:bidi="ar-SA"/>
+        <w:lang w:val="en-IL" w:eastAsia="en-US" w:bidi="ar-SA"/>
       </w:rPr>
     </w:rPrDefault>
     <w:pPrDefault>
@@ -1256,9 +976,6 @@
   <w:style w:type="paragraph" w:default="1" w:styleId="Normal">
     <w:name w:val="Normal"/>
     <w:qFormat/>
-    <w:pPr>
-      <w:bidi/>
-    </w:pPr>
     <w:rPr>
       <w:lang w:bidi="ar-EG"/>
     </w:rPr>
@@ -1295,7 +1012,7 @@
     <w:basedOn w:val="DefaultParagraphFont"/>
     <w:uiPriority w:val="99"/>
     <w:unhideWhenUsed/>
-    <w:rsid w:val="00F210CB"/>
+    <w:rsid w:val="0043091A"/>
     <w:rPr>
       <w:color w:val="0563C1" w:themeColor="hyperlink"/>
       <w:u w:val="single"/>
@@ -1307,7 +1024,7 @@
     <w:uiPriority w:val="99"/>
     <w:semiHidden/>
     <w:unhideWhenUsed/>
-    <w:rsid w:val="00F210CB"/>
+    <w:rsid w:val="0043091A"/>
     <w:rPr>
       <w:color w:val="605E5C"/>
       <w:shd w:val="clear" w:color="auto" w:fill="E1DFDD"/>
@@ -1317,7 +1034,7 @@
 </file>
 
 <file path=word/theme/theme1.xml><?xml version="1.0" encoding="utf-8"?>
-<a:theme xmlns:a="http://schemas.openxmlformats.org/drawingml/2006/main" name="Office Theme">
+<a:theme xmlns:a="http://schemas.openxmlformats.org/drawingml/2006/main" name="ערכת נושא Office">
   <a:themeElements>
     <a:clrScheme name="Office">
       <a:dk1>

--- a/docs/downloads/منوعات/تم/doc_0697.docx
+++ b/docs/downloads/منوعات/تم/doc_0697.docx
@@ -1,71 +1,160 @@
 
 <file path=word/document.xml><?xml version="1.0" encoding="utf-8"?>
-<w:document xmlns:wpc="http://schemas.microsoft.com/office/word/2010/wordprocessingCanvas" xmlns:cx="http://schemas.microsoft.com/office/drawing/2014/chartex" xmlns:cx1="http://schemas.microsoft.com/office/drawing/2015/9/8/chartex" xmlns:cx2="http://schemas.microsoft.com/office/drawing/2015/10/21/chartex" xmlns:cx3="http://schemas.microsoft.com/office/drawing/2016/5/9/chartex" xmlns:cx4="http://schemas.microsoft.com/office/drawing/2016/5/10/chartex" xmlns:cx5="http://schemas.microsoft.com/office/drawing/2016/5/11/chartex" xmlns:cx6="http://schemas.microsoft.com/office/drawing/2016/5/12/chartex" xmlns:cx7="http://schemas.microsoft.com/office/drawing/2016/5/13/chartex" xmlns:cx8="http://schemas.microsoft.com/office/drawing/2016/5/14/chartex" xmlns:mc="http://schemas.openxmlformats.org/markup-compatibility/2006" xmlns:aink="http://schemas.microsoft.com/office/drawing/2016/ink" xmlns:am3d="http://schemas.microsoft.com/office/drawing/2017/model3d" xmlns:o="urn:schemas-microsoft-com:office:office" xmlns:r="http://schemas.openxmlformats.org/officeDocument/2006/relationships" xmlns:m="http://schemas.openxmlformats.org/officeDocument/2006/math" xmlns:v="urn:schemas-microsoft-com:vml" xmlns:wp14="http://schemas.microsoft.com/office/word/2010/wordprocessingDrawing" xmlns:wp="http://schemas.openxmlformats.org/drawingml/2006/wordprocessingDrawing" xmlns:w10="urn:schemas-microsoft-com:office:word" xmlns:w="http://schemas.openxmlformats.org/wordprocessingml/2006/main" xmlns:w14="http://schemas.microsoft.com/office/word/2010/wordml" xmlns:w15="http://schemas.microsoft.com/office/word/2012/wordml" xmlns:w16cex="http://schemas.microsoft.com/office/word/2018/wordml/cex" xmlns:w16cid="http://schemas.microsoft.com/office/word/2016/wordml/cid" xmlns:w16="http://schemas.microsoft.com/office/word/2018/wordml" xmlns:w16se="http://schemas.microsoft.com/office/word/2015/wordml/symex" xmlns:wpg="http://schemas.microsoft.com/office/word/2010/wordprocessingGroup" xmlns:wpi="http://schemas.microsoft.com/office/word/2010/wordprocessingInk" xmlns:wne="http://schemas.microsoft.com/office/word/2006/wordml" xmlns:wps="http://schemas.microsoft.com/office/word/2010/wordprocessingShape" mc:Ignorable="w14 w15 w16se w16cid w16 w16cex wp14">
+<w:document xmlns:wpc="http://schemas.microsoft.com/office/word/2010/wordprocessingCanvas" xmlns:cx="http://schemas.microsoft.com/office/drawing/2014/chartex" xmlns:cx1="http://schemas.microsoft.com/office/drawing/2015/9/8/chartex" xmlns:cx2="http://schemas.microsoft.com/office/drawing/2015/10/21/chartex" xmlns:cx3="http://schemas.microsoft.com/office/drawing/2016/5/9/chartex" xmlns:cx4="http://schemas.microsoft.com/office/drawing/2016/5/10/chartex" xmlns:cx5="http://schemas.microsoft.com/office/drawing/2016/5/11/chartex" xmlns:cx6="http://schemas.microsoft.com/office/drawing/2016/5/12/chartex" xmlns:cx7="http://schemas.microsoft.com/office/drawing/2016/5/13/chartex" xmlns:cx8="http://schemas.microsoft.com/office/drawing/2016/5/14/chartex" xmlns:mc="http://schemas.openxmlformats.org/markup-compatibility/2006" xmlns:aink="http://schemas.microsoft.com/office/drawing/2016/ink" xmlns:am3d="http://schemas.microsoft.com/office/drawing/2017/model3d" xmlns:o="urn:schemas-microsoft-com:office:office" xmlns:r="http://schemas.openxmlformats.org/officeDocument/2006/relationships" xmlns:m="http://schemas.openxmlformats.org/officeDocument/2006/math" xmlns:v="urn:schemas-microsoft-com:vml" xmlns:wp14="http://schemas.microsoft.com/office/word/2010/wordprocessingDrawing" xmlns:wp="http://schemas.openxmlformats.org/drawingml/2006/wordprocessingDrawing" xmlns:w10="urn:schemas-microsoft-com:office:word" xmlns:w="http://schemas.openxmlformats.org/wordprocessingml/2006/main" xmlns:w14="http://schemas.microsoft.com/office/word/2010/wordml" xmlns:w15="http://schemas.microsoft.com/office/word/2012/wordml" xmlns:w16cid="http://schemas.microsoft.com/office/word/2016/wordml/cid" xmlns:w16se="http://schemas.microsoft.com/office/word/2015/wordml/symex" xmlns:wpg="http://schemas.microsoft.com/office/word/2010/wordprocessingGroup" xmlns:wpi="http://schemas.microsoft.com/office/word/2010/wordprocessingInk" xmlns:wne="http://schemas.microsoft.com/office/word/2006/wordml" xmlns:wps="http://schemas.microsoft.com/office/word/2010/wordprocessingShape" mc:Ignorable="w14 w15 w16se w16cid wp14">
   <w:body>
     <w:p>
       <w:pPr>
-        <w:bidi/>
-        <w:jc w:val="both"/>
-        <w:rPr>
-          <w:rFonts w:ascii="Sakkal Majalla" w:hAnsi="Sakkal Majalla" w:cs="Sakkal Majalla"/>
-          <w:sz w:val="28"/>
-          <w:szCs w:val="28"/>
-          <w:rtl/>
+        <w:jc w:val="center"/>
+        <w:rPr>
+          <w:rFonts w:ascii="Sakkal Majalla" w:hAnsi="Sakkal Majalla" w:cs="Sakkal Majalla"/>
+          <w:sz w:val="28"/>
+          <w:szCs w:val="28"/>
+          <w:rtl/>
+          <w:lang w:bidi="ar-AE"/>
         </w:rPr>
       </w:pPr>
       <w:r>
         <w:rPr>
-          <w:rFonts w:ascii="Sakkal Majalla" w:hAnsi="Sakkal Majalla" w:cs="Sakkal Majalla" w:hint="cs"/>
-          <w:sz w:val="28"/>
-          <w:szCs w:val="28"/>
-          <w:rtl/>
-        </w:rPr>
-        <w:t xml:space="preserve">أن نصلي </w:t>
-      </w:r>
-      <w:hyperlink r:id="rId4" w:history="1">
-        <w:r>
-          <w:rPr>
-            <w:rStyle w:val="Hyperlink"/>
-            <w:rFonts w:ascii="Sakkal Majalla" w:hAnsi="Sakkal Majalla" w:cs="Sakkal Majalla" w:hint="cs"/>
-            <w:sz w:val="28"/>
-            <w:szCs w:val="28"/>
-            <w:rtl/>
-          </w:rPr>
-          <w:t>صلاة حقيقية</w:t>
-        </w:r>
-      </w:hyperlink>
+          <w:rFonts w:ascii="Sakkal Majalla" w:hAnsi="Sakkal Majalla" w:cs="Sakkal Majalla"/>
+          <w:sz w:val="28"/>
+          <w:szCs w:val="28"/>
+          <w:rtl/>
+          <w:lang w:bidi="ar-AE"/>
+        </w:rPr>
+        <w:fldChar w:fldCharType="begin"/>
+      </w:r>
+      <w:r>
+        <w:rPr>
+          <w:rFonts w:ascii="Sakkal Majalla" w:hAnsi="Sakkal Majalla" w:cs="Sakkal Majalla"/>
+          <w:sz w:val="28"/>
+          <w:szCs w:val="28"/>
+          <w:rtl/>
+          <w:lang w:bidi="ar-AE"/>
+        </w:rPr>
+        <w:instrText xml:space="preserve"> </w:instrText>
+      </w:r>
+      <w:r>
+        <w:rPr>
+          <w:rFonts w:ascii="Sakkal Majalla" w:hAnsi="Sakkal Majalla" w:cs="Sakkal Majalla"/>
+          <w:sz w:val="28"/>
+          <w:szCs w:val="28"/>
+          <w:lang w:bidi="ar-AE"/>
+        </w:rPr>
+        <w:instrText>HYPERLINK</w:instrText>
+      </w:r>
+      <w:r>
+        <w:rPr>
+          <w:rFonts w:ascii="Sakkal Majalla" w:hAnsi="Sakkal Majalla" w:cs="Sakkal Majalla"/>
+          <w:sz w:val="28"/>
+          <w:szCs w:val="28"/>
+          <w:rtl/>
+          <w:lang w:bidi="ar-AE"/>
+        </w:rPr>
+        <w:instrText xml:space="preserve"> "</w:instrText>
+      </w:r>
+      <w:r>
+        <w:rPr>
+          <w:rFonts w:ascii="Sakkal Majalla" w:hAnsi="Sakkal Majalla" w:cs="Sakkal Majalla"/>
+          <w:sz w:val="28"/>
+          <w:szCs w:val="28"/>
+          <w:lang w:bidi="ar-AE"/>
+        </w:rPr>
+        <w:instrText>https://www.bibelstudium.de/articles/5460/dem-herrn-dienen.html</w:instrText>
+      </w:r>
+      <w:r>
+        <w:rPr>
+          <w:rFonts w:ascii="Sakkal Majalla" w:hAnsi="Sakkal Majalla" w:cs="Sakkal Majalla"/>
+          <w:sz w:val="28"/>
+          <w:szCs w:val="28"/>
+          <w:rtl/>
+          <w:lang w:bidi="ar-AE"/>
+        </w:rPr>
+        <w:instrText xml:space="preserve">" </w:instrText>
+      </w:r>
+      <w:r>
+        <w:rPr>
+          <w:rFonts w:ascii="Sakkal Majalla" w:hAnsi="Sakkal Majalla" w:cs="Sakkal Majalla"/>
+          <w:sz w:val="28"/>
+          <w:szCs w:val="28"/>
+          <w:rtl/>
+          <w:lang w:bidi="ar-AE"/>
+        </w:rPr>
+      </w:r>
+      <w:r>
+        <w:rPr>
+          <w:rFonts w:ascii="Sakkal Majalla" w:hAnsi="Sakkal Majalla" w:cs="Sakkal Majalla"/>
+          <w:sz w:val="28"/>
+          <w:szCs w:val="28"/>
+          <w:rtl/>
+          <w:lang w:bidi="ar-AE"/>
+        </w:rPr>
+        <w:fldChar w:fldCharType="separate"/>
+      </w:r>
+      <w:r>
+        <w:rPr>
+          <w:rStyle w:val="Hyperlink"/>
+          <w:rFonts w:ascii="Sakkal Majalla" w:hAnsi="Sakkal Majalla" w:cs="Sakkal Majalla" w:hint="cs"/>
+          <w:sz w:val="28"/>
+          <w:szCs w:val="28"/>
+          <w:rtl/>
+          <w:lang w:bidi="ar-AE"/>
+        </w:rPr>
+        <w:t>أن نخدم ال</w:t>
+      </w:r>
+      <w:bookmarkStart w:id="0" w:name="_GoBack"/>
+      <w:bookmarkEnd w:id="0"/>
+      <w:r>
+        <w:rPr>
+          <w:rStyle w:val="Hyperlink"/>
+          <w:rFonts w:ascii="Sakkal Majalla" w:hAnsi="Sakkal Majalla" w:cs="Sakkal Majalla" w:hint="cs"/>
+          <w:sz w:val="28"/>
+          <w:szCs w:val="28"/>
+          <w:rtl/>
+          <w:lang w:bidi="ar-AE"/>
+        </w:rPr>
+        <w:t>رب</w:t>
+      </w:r>
+      <w:r>
+        <w:rPr>
+          <w:rFonts w:ascii="Sakkal Majalla" w:hAnsi="Sakkal Majalla" w:cs="Sakkal Majalla"/>
+          <w:sz w:val="28"/>
+          <w:szCs w:val="28"/>
+          <w:rtl/>
+          <w:lang w:bidi="ar-AE"/>
+        </w:rPr>
+        <w:fldChar w:fldCharType="end"/>
+      </w:r>
     </w:p>
     <w:p>
       <w:pPr>
-        <w:bidi/>
         <w:jc w:val="both"/>
         <w:rPr>
           <w:rFonts w:ascii="Sakkal Majalla" w:hAnsi="Sakkal Majalla" w:cs="Sakkal Majalla"/>
           <w:sz w:val="28"/>
           <w:szCs w:val="28"/>
           <w:rtl/>
+          <w:lang w:bidi="ar-AE"/>
         </w:rPr>
       </w:pPr>
       <w:r>
         <w:rPr>
-          <w:rFonts w:ascii="Sakkal Majalla" w:hAnsi="Sakkal Majalla" w:cs="Sakkal Majalla" w:hint="cs"/>
-          <w:sz w:val="28"/>
-          <w:szCs w:val="28"/>
-          <w:rtl/>
-        </w:rPr>
-        <w:t>إرميا 29: 12، 13</w:t>
+          <w:rFonts w:ascii="Sakkal Majalla" w:hAnsi="Sakkal Majalla" w:cs="Sakkal Majalla"/>
+          <w:sz w:val="28"/>
+          <w:szCs w:val="28"/>
+          <w:lang w:bidi="ar-AE"/>
+        </w:rPr>
+        <w:t>A. Blok</w:t>
       </w:r>
     </w:p>
     <w:p>
       <w:pPr>
-        <w:bidi/>
         <w:jc w:val="both"/>
         <w:rPr>
           <w:rFonts w:ascii="Sakkal Majalla" w:hAnsi="Sakkal Majalla" w:cs="Sakkal Majalla"/>
-          <w:color w:val="FF0000"/>
-          <w:sz w:val="28"/>
-          <w:szCs w:val="28"/>
-          <w:rtl/>
+          <w:sz w:val="28"/>
+          <w:szCs w:val="28"/>
+          <w:rtl/>
+          <w:lang w:bidi="ar-AE"/>
         </w:rPr>
       </w:pPr>
       <w:r>
@@ -75,6 +164,7 @@
           <w:sz w:val="28"/>
           <w:szCs w:val="28"/>
           <w:rtl/>
+          <w:lang w:bidi="ar-AE"/>
         </w:rPr>
         <w:t>"</w:t>
       </w:r>
@@ -85,30 +175,531 @@
           <w:sz w:val="28"/>
           <w:szCs w:val="28"/>
           <w:rtl/>
-        </w:rPr>
-        <w:t>12 فَتَدْعُونَنِي وَتَذْهَبُونَ وَتُصَلُّونَ إِلَيَّ فَأَسْمَعُ لَكُمْ.  13 وَتَطْلُبُونَنِي فَتَجِدُونَنِي إِذْ تَطْلُبُونَنِي بِكُلِّ قَلْبِكُمْ.</w:t>
-      </w:r>
-      <w:r>
-        <w:rPr>
-          <w:rFonts w:ascii="Sakkal Majalla" w:hAnsi="Sakkal Majalla" w:cs="Sakkal Majalla" w:hint="cs"/>
-          <w:color w:val="FF0000"/>
-          <w:sz w:val="28"/>
-          <w:szCs w:val="28"/>
-          <w:rtl/>
-        </w:rPr>
-        <w:t>"</w:t>
+          <w:lang w:bidi="ar-AE"/>
+        </w:rPr>
+        <w:t xml:space="preserve"> </w:t>
+      </w:r>
+      <w:r>
+        <w:rPr>
+          <w:rFonts w:ascii="Sakkal Majalla" w:hAnsi="Sakkal Majalla" w:cs="Sakkal Majalla" w:hint="cs"/>
+          <w:color w:val="FF0000"/>
+          <w:sz w:val="28"/>
+          <w:szCs w:val="28"/>
+          <w:rtl/>
+          <w:lang w:bidi="ar-AE"/>
+        </w:rPr>
+        <w:t>فَسَأَلَهُمْ</w:t>
+      </w:r>
+      <w:r>
+        <w:rPr>
+          <w:rFonts w:ascii="Sakkal Majalla" w:hAnsi="Sakkal Majalla" w:cs="Sakkal Majalla"/>
+          <w:color w:val="FF0000"/>
+          <w:sz w:val="28"/>
+          <w:szCs w:val="28"/>
+          <w:rtl/>
+          <w:lang w:bidi="ar-AE"/>
+        </w:rPr>
+        <w:t xml:space="preserve"> </w:t>
+      </w:r>
+      <w:r>
+        <w:rPr>
+          <w:rFonts w:ascii="Sakkal Majalla" w:hAnsi="Sakkal Majalla" w:cs="Sakkal Majalla" w:hint="cs"/>
+          <w:color w:val="FF0000"/>
+          <w:sz w:val="28"/>
+          <w:szCs w:val="28"/>
+          <w:rtl/>
+          <w:lang w:bidi="ar-AE"/>
+        </w:rPr>
+        <w:t>أَيْضًا</w:t>
+      </w:r>
+      <w:r>
+        <w:rPr>
+          <w:rFonts w:ascii="Sakkal Majalla" w:hAnsi="Sakkal Majalla" w:cs="Sakkal Majalla"/>
+          <w:color w:val="FF0000"/>
+          <w:sz w:val="28"/>
+          <w:szCs w:val="28"/>
+          <w:rtl/>
+          <w:lang w:bidi="ar-AE"/>
+        </w:rPr>
+        <w:t>: «</w:t>
+      </w:r>
+      <w:r>
+        <w:rPr>
+          <w:rFonts w:ascii="Sakkal Majalla" w:hAnsi="Sakkal Majalla" w:cs="Sakkal Majalla" w:hint="cs"/>
+          <w:color w:val="FF0000"/>
+          <w:sz w:val="28"/>
+          <w:szCs w:val="28"/>
+          <w:rtl/>
+          <w:lang w:bidi="ar-AE"/>
+        </w:rPr>
+        <w:t>مَنْ</w:t>
+      </w:r>
+      <w:r>
+        <w:rPr>
+          <w:rFonts w:ascii="Sakkal Majalla" w:hAnsi="Sakkal Majalla" w:cs="Sakkal Majalla"/>
+          <w:color w:val="FF0000"/>
+          <w:sz w:val="28"/>
+          <w:szCs w:val="28"/>
+          <w:rtl/>
+          <w:lang w:bidi="ar-AE"/>
+        </w:rPr>
+        <w:t xml:space="preserve"> </w:t>
+      </w:r>
+      <w:r>
+        <w:rPr>
+          <w:rFonts w:ascii="Sakkal Majalla" w:hAnsi="Sakkal Majalla" w:cs="Sakkal Majalla" w:hint="cs"/>
+          <w:color w:val="FF0000"/>
+          <w:sz w:val="28"/>
+          <w:szCs w:val="28"/>
+          <w:rtl/>
+          <w:lang w:bidi="ar-AE"/>
+        </w:rPr>
+        <w:t>تَطْلُبُونَ؟</w:t>
+      </w:r>
+      <w:r>
+        <w:rPr>
+          <w:rFonts w:ascii="Sakkal Majalla" w:hAnsi="Sakkal Majalla" w:cs="Sakkal Majalla" w:hint="eastAsia"/>
+          <w:color w:val="FF0000"/>
+          <w:sz w:val="28"/>
+          <w:szCs w:val="28"/>
+          <w:rtl/>
+          <w:lang w:bidi="ar-AE"/>
+        </w:rPr>
+        <w:t>»</w:t>
+      </w:r>
+      <w:r>
+        <w:rPr>
+          <w:rFonts w:ascii="Sakkal Majalla" w:hAnsi="Sakkal Majalla" w:cs="Sakkal Majalla"/>
+          <w:color w:val="FF0000"/>
+          <w:sz w:val="28"/>
+          <w:szCs w:val="28"/>
+          <w:rtl/>
+          <w:lang w:bidi="ar-AE"/>
+        </w:rPr>
+        <w:t xml:space="preserve"> </w:t>
+      </w:r>
+      <w:proofErr w:type="spellStart"/>
+      <w:proofErr w:type="gramStart"/>
+      <w:r>
+        <w:rPr>
+          <w:rFonts w:ascii="Sakkal Majalla" w:hAnsi="Sakkal Majalla" w:cs="Sakkal Majalla" w:hint="cs"/>
+          <w:color w:val="FF0000"/>
+          <w:sz w:val="28"/>
+          <w:szCs w:val="28"/>
+          <w:rtl/>
+          <w:lang w:bidi="ar-AE"/>
+        </w:rPr>
+        <w:t>فَقَالُوا</w:t>
+      </w:r>
+      <w:r>
+        <w:rPr>
+          <w:rFonts w:ascii="Sakkal Majalla" w:hAnsi="Sakkal Majalla" w:cs="Sakkal Majalla"/>
+          <w:color w:val="FF0000"/>
+          <w:sz w:val="28"/>
+          <w:szCs w:val="28"/>
+          <w:rtl/>
+          <w:lang w:bidi="ar-AE"/>
+        </w:rPr>
+        <w:t>:«</w:t>
+      </w:r>
+      <w:proofErr w:type="gramEnd"/>
+      <w:r>
+        <w:rPr>
+          <w:rFonts w:ascii="Sakkal Majalla" w:hAnsi="Sakkal Majalla" w:cs="Sakkal Majalla" w:hint="cs"/>
+          <w:color w:val="FF0000"/>
+          <w:sz w:val="28"/>
+          <w:szCs w:val="28"/>
+          <w:rtl/>
+          <w:lang w:bidi="ar-AE"/>
+        </w:rPr>
+        <w:t>يَسُوعَ</w:t>
+      </w:r>
+      <w:proofErr w:type="spellEnd"/>
+      <w:r>
+        <w:rPr>
+          <w:rFonts w:ascii="Sakkal Majalla" w:hAnsi="Sakkal Majalla" w:cs="Sakkal Majalla"/>
+          <w:color w:val="FF0000"/>
+          <w:sz w:val="28"/>
+          <w:szCs w:val="28"/>
+          <w:rtl/>
+          <w:lang w:bidi="ar-AE"/>
+        </w:rPr>
+        <w:t xml:space="preserve"> </w:t>
+      </w:r>
+      <w:r>
+        <w:rPr>
+          <w:rFonts w:ascii="Sakkal Majalla" w:hAnsi="Sakkal Majalla" w:cs="Sakkal Majalla" w:hint="cs"/>
+          <w:color w:val="FF0000"/>
+          <w:sz w:val="28"/>
+          <w:szCs w:val="28"/>
+          <w:rtl/>
+          <w:lang w:bidi="ar-AE"/>
+        </w:rPr>
+        <w:t>النَّاصِرِيَّ</w:t>
+      </w:r>
+      <w:r>
+        <w:rPr>
+          <w:rFonts w:ascii="Sakkal Majalla" w:hAnsi="Sakkal Majalla" w:cs="Sakkal Majalla" w:hint="eastAsia"/>
+          <w:color w:val="FF0000"/>
+          <w:sz w:val="28"/>
+          <w:szCs w:val="28"/>
+          <w:rtl/>
+          <w:lang w:bidi="ar-AE"/>
+        </w:rPr>
+        <w:t>»</w:t>
+      </w:r>
+      <w:r>
+        <w:rPr>
+          <w:rFonts w:ascii="Sakkal Majalla" w:hAnsi="Sakkal Majalla" w:cs="Sakkal Majalla"/>
+          <w:color w:val="FF0000"/>
+          <w:sz w:val="28"/>
+          <w:szCs w:val="28"/>
+          <w:rtl/>
+          <w:lang w:bidi="ar-AE"/>
+        </w:rPr>
+        <w:t xml:space="preserve">. </w:t>
+      </w:r>
+      <w:r>
+        <w:rPr>
+          <w:rFonts w:ascii="Sakkal Majalla" w:hAnsi="Sakkal Majalla" w:cs="Sakkal Majalla" w:hint="cs"/>
+          <w:color w:val="FF0000"/>
+          <w:sz w:val="28"/>
+          <w:szCs w:val="28"/>
+          <w:rtl/>
+          <w:lang w:bidi="ar-AE"/>
+        </w:rPr>
+        <w:t>أَجَابَ</w:t>
+      </w:r>
+      <w:r>
+        <w:rPr>
+          <w:rFonts w:ascii="Sakkal Majalla" w:hAnsi="Sakkal Majalla" w:cs="Sakkal Majalla"/>
+          <w:color w:val="FF0000"/>
+          <w:sz w:val="28"/>
+          <w:szCs w:val="28"/>
+          <w:rtl/>
+          <w:lang w:bidi="ar-AE"/>
+        </w:rPr>
+        <w:t xml:space="preserve"> </w:t>
+      </w:r>
+      <w:proofErr w:type="spellStart"/>
+      <w:proofErr w:type="gramStart"/>
+      <w:r>
+        <w:rPr>
+          <w:rFonts w:ascii="Sakkal Majalla" w:hAnsi="Sakkal Majalla" w:cs="Sakkal Majalla" w:hint="cs"/>
+          <w:color w:val="FF0000"/>
+          <w:sz w:val="28"/>
+          <w:szCs w:val="28"/>
+          <w:rtl/>
+          <w:lang w:bidi="ar-AE"/>
+        </w:rPr>
+        <w:t>يَسُوع</w:t>
+      </w:r>
+      <w:r>
+        <w:rPr>
+          <w:rFonts w:ascii="Sakkal Majalla" w:hAnsi="Sakkal Majalla" w:cs="Sakkal Majalla"/>
+          <w:color w:val="FF0000"/>
+          <w:sz w:val="28"/>
+          <w:szCs w:val="28"/>
+          <w:rtl/>
+          <w:lang w:bidi="ar-AE"/>
+        </w:rPr>
+        <w:t>:«</w:t>
+      </w:r>
+      <w:proofErr w:type="gramEnd"/>
+      <w:r>
+        <w:rPr>
+          <w:rFonts w:ascii="Sakkal Majalla" w:hAnsi="Sakkal Majalla" w:cs="Sakkal Majalla" w:hint="cs"/>
+          <w:color w:val="FF0000"/>
+          <w:sz w:val="28"/>
+          <w:szCs w:val="28"/>
+          <w:rtl/>
+          <w:lang w:bidi="ar-AE"/>
+        </w:rPr>
+        <w:t>قَدْ</w:t>
+      </w:r>
+      <w:proofErr w:type="spellEnd"/>
+      <w:r>
+        <w:rPr>
+          <w:rFonts w:ascii="Sakkal Majalla" w:hAnsi="Sakkal Majalla" w:cs="Sakkal Majalla"/>
+          <w:color w:val="FF0000"/>
+          <w:sz w:val="28"/>
+          <w:szCs w:val="28"/>
+          <w:rtl/>
+          <w:lang w:bidi="ar-AE"/>
+        </w:rPr>
+        <w:t xml:space="preserve"> </w:t>
+      </w:r>
+      <w:r>
+        <w:rPr>
+          <w:rFonts w:ascii="Sakkal Majalla" w:hAnsi="Sakkal Majalla" w:cs="Sakkal Majalla" w:hint="cs"/>
+          <w:color w:val="FF0000"/>
+          <w:sz w:val="28"/>
+          <w:szCs w:val="28"/>
+          <w:rtl/>
+          <w:lang w:bidi="ar-AE"/>
+        </w:rPr>
+        <w:t>قُلْتُ</w:t>
+      </w:r>
+      <w:r>
+        <w:rPr>
+          <w:rFonts w:ascii="Sakkal Majalla" w:hAnsi="Sakkal Majalla" w:cs="Sakkal Majalla"/>
+          <w:color w:val="FF0000"/>
+          <w:sz w:val="28"/>
+          <w:szCs w:val="28"/>
+          <w:rtl/>
+          <w:lang w:bidi="ar-AE"/>
+        </w:rPr>
+        <w:t xml:space="preserve"> </w:t>
+      </w:r>
+      <w:r>
+        <w:rPr>
+          <w:rFonts w:ascii="Sakkal Majalla" w:hAnsi="Sakkal Majalla" w:cs="Sakkal Majalla" w:hint="cs"/>
+          <w:color w:val="FF0000"/>
+          <w:sz w:val="28"/>
+          <w:szCs w:val="28"/>
+          <w:rtl/>
+          <w:lang w:bidi="ar-AE"/>
+        </w:rPr>
+        <w:t>لَكُمْ</w:t>
+      </w:r>
+      <w:r>
+        <w:rPr>
+          <w:rFonts w:ascii="Sakkal Majalla" w:hAnsi="Sakkal Majalla" w:cs="Sakkal Majalla"/>
+          <w:color w:val="FF0000"/>
+          <w:sz w:val="28"/>
+          <w:szCs w:val="28"/>
+          <w:rtl/>
+          <w:lang w:bidi="ar-AE"/>
+        </w:rPr>
+        <w:t xml:space="preserve">: </w:t>
+      </w:r>
+      <w:r>
+        <w:rPr>
+          <w:rFonts w:ascii="Sakkal Majalla" w:hAnsi="Sakkal Majalla" w:cs="Sakkal Majalla" w:hint="cs"/>
+          <w:color w:val="FF0000"/>
+          <w:sz w:val="28"/>
+          <w:szCs w:val="28"/>
+          <w:rtl/>
+          <w:lang w:bidi="ar-AE"/>
+        </w:rPr>
+        <w:t>إِنِّي</w:t>
+      </w:r>
+      <w:r>
+        <w:rPr>
+          <w:rFonts w:ascii="Sakkal Majalla" w:hAnsi="Sakkal Majalla" w:cs="Sakkal Majalla"/>
+          <w:color w:val="FF0000"/>
+          <w:sz w:val="28"/>
+          <w:szCs w:val="28"/>
+          <w:rtl/>
+          <w:lang w:bidi="ar-AE"/>
+        </w:rPr>
+        <w:t xml:space="preserve"> </w:t>
+      </w:r>
+      <w:r>
+        <w:rPr>
+          <w:rFonts w:ascii="Sakkal Majalla" w:hAnsi="Sakkal Majalla" w:cs="Sakkal Majalla" w:hint="cs"/>
+          <w:color w:val="FF0000"/>
+          <w:sz w:val="28"/>
+          <w:szCs w:val="28"/>
+          <w:rtl/>
+          <w:lang w:bidi="ar-AE"/>
+        </w:rPr>
+        <w:t>أَنَا</w:t>
+      </w:r>
+      <w:r>
+        <w:rPr>
+          <w:rFonts w:ascii="Sakkal Majalla" w:hAnsi="Sakkal Majalla" w:cs="Sakkal Majalla"/>
+          <w:color w:val="FF0000"/>
+          <w:sz w:val="28"/>
+          <w:szCs w:val="28"/>
+          <w:rtl/>
+          <w:lang w:bidi="ar-AE"/>
+        </w:rPr>
+        <w:t xml:space="preserve"> </w:t>
+      </w:r>
+      <w:r>
+        <w:rPr>
+          <w:rFonts w:ascii="Sakkal Majalla" w:hAnsi="Sakkal Majalla" w:cs="Sakkal Majalla" w:hint="cs"/>
+          <w:color w:val="FF0000"/>
+          <w:sz w:val="28"/>
+          <w:szCs w:val="28"/>
+          <w:rtl/>
+          <w:lang w:bidi="ar-AE"/>
+        </w:rPr>
+        <w:t>هُوَ</w:t>
+      </w:r>
+      <w:r>
+        <w:rPr>
+          <w:rFonts w:ascii="Sakkal Majalla" w:hAnsi="Sakkal Majalla" w:cs="Sakkal Majalla"/>
+          <w:color w:val="FF0000"/>
+          <w:sz w:val="28"/>
+          <w:szCs w:val="28"/>
+          <w:rtl/>
+          <w:lang w:bidi="ar-AE"/>
+        </w:rPr>
+        <w:t xml:space="preserve">. </w:t>
+      </w:r>
+      <w:r>
+        <w:rPr>
+          <w:rFonts w:ascii="Sakkal Majalla" w:hAnsi="Sakkal Majalla" w:cs="Sakkal Majalla" w:hint="cs"/>
+          <w:color w:val="FF0000"/>
+          <w:sz w:val="28"/>
+          <w:szCs w:val="28"/>
+          <w:rtl/>
+          <w:lang w:bidi="ar-AE"/>
+        </w:rPr>
+        <w:t>فَإِنْ</w:t>
+      </w:r>
+      <w:r>
+        <w:rPr>
+          <w:rFonts w:ascii="Sakkal Majalla" w:hAnsi="Sakkal Majalla" w:cs="Sakkal Majalla"/>
+          <w:color w:val="FF0000"/>
+          <w:sz w:val="28"/>
+          <w:szCs w:val="28"/>
+          <w:rtl/>
+          <w:lang w:bidi="ar-AE"/>
+        </w:rPr>
+        <w:t xml:space="preserve"> </w:t>
+      </w:r>
+      <w:r>
+        <w:rPr>
+          <w:rFonts w:ascii="Sakkal Majalla" w:hAnsi="Sakkal Majalla" w:cs="Sakkal Majalla" w:hint="cs"/>
+          <w:color w:val="FF0000"/>
+          <w:sz w:val="28"/>
+          <w:szCs w:val="28"/>
+          <w:rtl/>
+          <w:lang w:bidi="ar-AE"/>
+        </w:rPr>
+        <w:t>كُنْتُمْ</w:t>
+      </w:r>
+      <w:r>
+        <w:rPr>
+          <w:rFonts w:ascii="Sakkal Majalla" w:hAnsi="Sakkal Majalla" w:cs="Sakkal Majalla"/>
+          <w:color w:val="FF0000"/>
+          <w:sz w:val="28"/>
+          <w:szCs w:val="28"/>
+          <w:rtl/>
+          <w:lang w:bidi="ar-AE"/>
+        </w:rPr>
+        <w:t xml:space="preserve"> </w:t>
+      </w:r>
+      <w:r>
+        <w:rPr>
+          <w:rFonts w:ascii="Sakkal Majalla" w:hAnsi="Sakkal Majalla" w:cs="Sakkal Majalla" w:hint="cs"/>
+          <w:color w:val="FF0000"/>
+          <w:sz w:val="28"/>
+          <w:szCs w:val="28"/>
+          <w:rtl/>
+          <w:lang w:bidi="ar-AE"/>
+        </w:rPr>
+        <w:t>تَطْلُبُونَنِي</w:t>
+      </w:r>
+      <w:r>
+        <w:rPr>
+          <w:rFonts w:ascii="Sakkal Majalla" w:hAnsi="Sakkal Majalla" w:cs="Sakkal Majalla"/>
+          <w:color w:val="FF0000"/>
+          <w:sz w:val="28"/>
+          <w:szCs w:val="28"/>
+          <w:rtl/>
+          <w:lang w:bidi="ar-AE"/>
+        </w:rPr>
+        <w:t xml:space="preserve"> </w:t>
+      </w:r>
+      <w:r>
+        <w:rPr>
+          <w:rFonts w:ascii="Sakkal Majalla" w:hAnsi="Sakkal Majalla" w:cs="Sakkal Majalla" w:hint="cs"/>
+          <w:color w:val="FF0000"/>
+          <w:sz w:val="28"/>
+          <w:szCs w:val="28"/>
+          <w:rtl/>
+          <w:lang w:bidi="ar-AE"/>
+        </w:rPr>
+        <w:t>فَدَعُوا</w:t>
+      </w:r>
+      <w:r>
+        <w:rPr>
+          <w:rFonts w:ascii="Sakkal Majalla" w:hAnsi="Sakkal Majalla" w:cs="Sakkal Majalla"/>
+          <w:color w:val="FF0000"/>
+          <w:sz w:val="28"/>
+          <w:szCs w:val="28"/>
+          <w:rtl/>
+          <w:lang w:bidi="ar-AE"/>
+        </w:rPr>
+        <w:t xml:space="preserve"> </w:t>
+      </w:r>
+      <w:r>
+        <w:rPr>
+          <w:rFonts w:ascii="Sakkal Majalla" w:hAnsi="Sakkal Majalla" w:cs="Sakkal Majalla" w:hint="cs"/>
+          <w:color w:val="FF0000"/>
+          <w:sz w:val="28"/>
+          <w:szCs w:val="28"/>
+          <w:rtl/>
+          <w:lang w:bidi="ar-AE"/>
+        </w:rPr>
+        <w:t>هؤُلاَءِ</w:t>
+      </w:r>
+      <w:r>
+        <w:rPr>
+          <w:rFonts w:ascii="Sakkal Majalla" w:hAnsi="Sakkal Majalla" w:cs="Sakkal Majalla"/>
+          <w:color w:val="FF0000"/>
+          <w:sz w:val="28"/>
+          <w:szCs w:val="28"/>
+          <w:rtl/>
+          <w:lang w:bidi="ar-AE"/>
+        </w:rPr>
+        <w:t xml:space="preserve"> </w:t>
+      </w:r>
+      <w:r>
+        <w:rPr>
+          <w:rFonts w:ascii="Sakkal Majalla" w:hAnsi="Sakkal Majalla" w:cs="Sakkal Majalla" w:hint="cs"/>
+          <w:color w:val="FF0000"/>
+          <w:sz w:val="28"/>
+          <w:szCs w:val="28"/>
+          <w:rtl/>
+          <w:lang w:bidi="ar-AE"/>
+        </w:rPr>
+        <w:t>يَذْهَبُونَ</w:t>
+      </w:r>
+      <w:r>
+        <w:rPr>
+          <w:rFonts w:ascii="Sakkal Majalla" w:hAnsi="Sakkal Majalla" w:cs="Sakkal Majalla" w:hint="eastAsia"/>
+          <w:sz w:val="28"/>
+          <w:szCs w:val="28"/>
+          <w:rtl/>
+          <w:lang w:bidi="ar-AE"/>
+        </w:rPr>
+        <w:t>»</w:t>
+      </w:r>
+      <w:r>
+        <w:rPr>
+          <w:rFonts w:ascii="Sakkal Majalla" w:hAnsi="Sakkal Majalla" w:cs="Sakkal Majalla"/>
+          <w:sz w:val="28"/>
+          <w:szCs w:val="28"/>
+          <w:rtl/>
+          <w:lang w:bidi="ar-AE"/>
+        </w:rPr>
+        <w:t>.</w:t>
+      </w:r>
+      <w:r>
+        <w:rPr>
+          <w:rFonts w:ascii="Sakkal Majalla" w:hAnsi="Sakkal Majalla" w:cs="Sakkal Majalla" w:hint="cs"/>
+          <w:sz w:val="28"/>
+          <w:szCs w:val="28"/>
+          <w:rtl/>
+          <w:lang w:bidi="ar-AE"/>
+        </w:rPr>
+        <w:t>" (يوحنا 18: 7، 8).</w:t>
       </w:r>
     </w:p>
     <w:p>
       <w:pPr>
-        <w:bidi/>
         <w:jc w:val="both"/>
         <w:rPr>
           <w:rFonts w:ascii="Sakkal Majalla" w:hAnsi="Sakkal Majalla" w:cs="Sakkal Majalla"/>
           <w:sz w:val="28"/>
           <w:szCs w:val="28"/>
           <w:rtl/>
-          <w:lang w:val="en-US"/>
+          <w:lang w:bidi="ar-AE"/>
         </w:rPr>
       </w:pPr>
       <w:r>
@@ -117,176 +708,90 @@
           <w:sz w:val="28"/>
           <w:szCs w:val="28"/>
           <w:rtl/>
-        </w:rPr>
-        <w:t xml:space="preserve">يا له من وعد ثمين تحتويه هذه الأعداد: </w:t>
-      </w:r>
-      <w:r>
-        <w:rPr>
-          <w:rFonts w:ascii="Sakkal Majalla" w:hAnsi="Sakkal Majalla" w:cs="Sakkal Majalla" w:hint="cs"/>
-          <w:color w:val="FF0000"/>
-          <w:sz w:val="28"/>
-          <w:szCs w:val="28"/>
-          <w:rtl/>
-        </w:rPr>
-        <w:t>"</w:t>
-      </w:r>
-      <w:r>
-        <w:rPr>
-          <w:rFonts w:ascii="Sakkal Majalla" w:hAnsi="Sakkal Majalla" w:cs="Sakkal Majalla"/>
-          <w:color w:val="FF0000"/>
-          <w:sz w:val="28"/>
-          <w:szCs w:val="28"/>
-          <w:rtl/>
-        </w:rPr>
-        <w:t>تَدْعُونَنِي وَتَذْهَبُونَ وَتُصَلُّونَ إِلَيَّ فَأَسْمَعُ لَكُمْ.</w:t>
-      </w:r>
-      <w:r>
-        <w:rPr>
-          <w:rFonts w:ascii="Sakkal Majalla" w:hAnsi="Sakkal Majalla" w:cs="Sakkal Majalla" w:hint="cs"/>
-          <w:color w:val="FF0000"/>
-          <w:sz w:val="28"/>
-          <w:szCs w:val="28"/>
-          <w:rtl/>
+          <w:lang w:bidi="ar-AE"/>
+        </w:rPr>
+        <w:t xml:space="preserve">يا للعجب في أن نرى معاملات الرب! بالرغم من أنه كان في خطر كبير، لم يفر، وإنما أظهر عنايته الإلهية لتلاميذه وتوسط ما بينهم وأعداءه. هذا يذكرنا بداود الذي صارع الأسد والدب لينقذ خرافه. في المشهد المذكور أعلاه يحمي الرب خاصته من مخاطر جسدية، لكنه فعل ذلك بصورة أعمق بكثير، حينما ذهب إلى الصليب ووضع نفسه بيننا والله القدوس. في إنجيل يوحنا تأتي الغوغاء بسبب الرب، ولكن في حالتنا نحن يتصارع الله معنا بسبب الخطية. هو قال، بأن أجرة الخطية هي موت، وكل خاطئ يستحق الموت. نحن نعلم بأن الرب كان مستثنًى عن ذلك، مَن لم يفعل خطية، ولم يكن يعرف خطية، ولم تكن فيه خطية. وعلى الرغم من ذلك وضع نفسه طوعًا واختيارًا بين بشر أثمة وإله بار. طوعًا واختيارًا قبل </w:t>
+      </w:r>
+      <w:r>
+        <w:rPr>
+          <w:rFonts w:ascii="Sakkal Majalla" w:hAnsi="Sakkal Majalla" w:cs="Sakkal Majalla" w:hint="cs"/>
+          <w:sz w:val="28"/>
+          <w:szCs w:val="28"/>
+          <w:rtl/>
+          <w:lang w:bidi="ar-AE"/>
+        </w:rPr>
+        <w:t>بأن يُجعَل خطية، وقد حمل العقوبة التي كان ينبغي فرضها. لقد قال على هذا النحو: "</w:t>
+      </w:r>
+      <w:r>
+        <w:rPr>
+          <w:rFonts w:ascii="Sakkal Majalla" w:hAnsi="Sakkal Majalla" w:cs="Sakkal Majalla" w:hint="cs"/>
+          <w:sz w:val="28"/>
+          <w:szCs w:val="28"/>
+          <w:rtl/>
+          <w:lang w:bidi="ar-AE"/>
+        </w:rPr>
+        <w:t>فَدَعُوا</w:t>
+      </w:r>
+      <w:r>
+        <w:rPr>
+          <w:rFonts w:ascii="Sakkal Majalla" w:hAnsi="Sakkal Majalla" w:cs="Sakkal Majalla"/>
+          <w:sz w:val="28"/>
+          <w:szCs w:val="28"/>
+          <w:rtl/>
+          <w:lang w:bidi="ar-AE"/>
         </w:rPr>
         <w:t xml:space="preserve"> </w:t>
       </w:r>
       <w:r>
         <w:rPr>
-          <w:rFonts w:ascii="Sakkal Majalla" w:hAnsi="Sakkal Majalla" w:cs="Sakkal Majalla"/>
-          <w:color w:val="FF0000"/>
-          <w:sz w:val="28"/>
-          <w:szCs w:val="28"/>
-          <w:rtl/>
-        </w:rPr>
-        <w:t>وَتَطْلُبُونَنِي فَتَجِدُونَنِي</w:t>
-      </w:r>
-      <w:r>
-        <w:rPr>
-          <w:rFonts w:ascii="Sakkal Majalla" w:hAnsi="Sakkal Majalla" w:cs="Sakkal Majalla" w:hint="cs"/>
-          <w:color w:val="FF0000"/>
-          <w:sz w:val="28"/>
-          <w:szCs w:val="28"/>
-          <w:rtl/>
-          <w:lang w:val="en-US"/>
-        </w:rPr>
-        <w:t>"</w:t>
-      </w:r>
-      <w:r>
-        <w:rPr>
-          <w:rFonts w:ascii="Sakkal Majalla" w:hAnsi="Sakkal Majalla" w:cs="Sakkal Majalla" w:hint="cs"/>
-          <w:sz w:val="28"/>
-          <w:szCs w:val="28"/>
-          <w:rtl/>
-          <w:lang w:val="en-US"/>
-        </w:rPr>
-        <w:t xml:space="preserve"> ولكن ينبغي علينا أن نتذكر المقطع: </w:t>
-      </w:r>
-      <w:r>
-        <w:rPr>
-          <w:rFonts w:ascii="Sakkal Majalla" w:hAnsi="Sakkal Majalla" w:cs="Sakkal Majalla" w:hint="cs"/>
-          <w:color w:val="FF0000"/>
-          <w:sz w:val="28"/>
-          <w:szCs w:val="28"/>
-          <w:rtl/>
-          <w:lang w:val="en-US"/>
-        </w:rPr>
-        <w:t>"</w:t>
-      </w:r>
-      <w:r>
-        <w:rPr>
-          <w:rFonts w:ascii="Sakkal Majalla" w:hAnsi="Sakkal Majalla" w:cs="Sakkal Majalla"/>
-          <w:color w:val="FF0000"/>
-          <w:sz w:val="28"/>
-          <w:szCs w:val="28"/>
-          <w:rtl/>
+          <w:rFonts w:ascii="Sakkal Majalla" w:hAnsi="Sakkal Majalla" w:cs="Sakkal Majalla" w:hint="cs"/>
+          <w:sz w:val="28"/>
+          <w:szCs w:val="28"/>
+          <w:rtl/>
+          <w:lang w:bidi="ar-AE"/>
+        </w:rPr>
+        <w:t>هؤُلاَءِ</w:t>
+      </w:r>
+      <w:r>
+        <w:rPr>
+          <w:rFonts w:ascii="Sakkal Majalla" w:hAnsi="Sakkal Majalla" w:cs="Sakkal Majalla"/>
+          <w:sz w:val="28"/>
+          <w:szCs w:val="28"/>
+          <w:rtl/>
+          <w:lang w:bidi="ar-AE"/>
         </w:rPr>
         <w:t xml:space="preserve"> </w:t>
       </w:r>
       <w:r>
         <w:rPr>
-          <w:rFonts w:ascii="Sakkal Majalla" w:hAnsi="Sakkal Majalla" w:cs="Sakkal Majalla"/>
-          <w:color w:val="FF0000"/>
-          <w:sz w:val="28"/>
-          <w:szCs w:val="28"/>
-          <w:rtl/>
-        </w:rPr>
-        <w:t>إِذْ تَطْلُبُونَنِي بِكُلِّ قَلْبِكُمْ</w:t>
-      </w:r>
-      <w:r>
-        <w:rPr>
-          <w:rFonts w:ascii="Sakkal Majalla" w:hAnsi="Sakkal Majalla" w:cs="Sakkal Majalla" w:hint="cs"/>
-          <w:color w:val="FF0000"/>
-          <w:sz w:val="28"/>
-          <w:szCs w:val="28"/>
-          <w:rtl/>
-          <w:lang w:val="en-US"/>
-        </w:rPr>
-        <w:t>."</w:t>
-      </w:r>
-      <w:r>
-        <w:rPr>
-          <w:rFonts w:ascii="Sakkal Majalla" w:hAnsi="Sakkal Majalla" w:cs="Sakkal Majalla" w:hint="cs"/>
-          <w:sz w:val="28"/>
-          <w:szCs w:val="28"/>
-          <w:rtl/>
-          <w:lang w:val="en-US"/>
-        </w:rPr>
-        <w:t xml:space="preserve"> شفاهنا بمقدورها أن تقول الكثير، بينما قلبنا يكون في مكان آخر. لقد قال الرب على فم أشعياء عن إسرائيل: </w:t>
-      </w:r>
-      <w:r>
-        <w:rPr>
-          <w:rFonts w:ascii="Sakkal Majalla" w:hAnsi="Sakkal Majalla" w:cs="Sakkal Majalla" w:hint="cs"/>
-          <w:color w:val="FF0000"/>
-          <w:sz w:val="28"/>
-          <w:szCs w:val="28"/>
-          <w:rtl/>
-          <w:lang w:val="en-US"/>
-        </w:rPr>
-        <w:t>"</w:t>
-      </w:r>
-      <w:r>
-        <w:rPr>
-          <w:rFonts w:ascii="Sakkal Majalla" w:hAnsi="Sakkal Majalla" w:cs="Sakkal Majalla"/>
-          <w:color w:val="FF0000"/>
-          <w:sz w:val="28"/>
-          <w:szCs w:val="28"/>
-          <w:rtl/>
-          <w:lang w:val="en-US"/>
-        </w:rPr>
-        <w:t>هذَا الشَّعْبَ قَدِ اقْتَرَبَ إِلَيَّ بِفَمِهِ وَأَكْرَمَنِي بِشَفَتَيْهِ، وَأَمَّا قَلْبُهُ فَأَبْعَدَهُ عَنِّي</w:t>
-      </w:r>
-      <w:r>
-        <w:rPr>
-          <w:rFonts w:ascii="Sakkal Majalla" w:hAnsi="Sakkal Majalla" w:cs="Sakkal Majalla" w:hint="cs"/>
-          <w:color w:val="FF0000"/>
-          <w:sz w:val="28"/>
-          <w:szCs w:val="28"/>
-          <w:rtl/>
-          <w:lang w:val="en-US"/>
-        </w:rPr>
-        <w:t>"</w:t>
-      </w:r>
-      <w:r>
-        <w:rPr>
-          <w:rFonts w:ascii="Sakkal Majalla" w:hAnsi="Sakkal Majalla" w:cs="Sakkal Majalla" w:hint="cs"/>
-          <w:sz w:val="28"/>
-          <w:szCs w:val="28"/>
-          <w:rtl/>
-          <w:lang w:val="en-US"/>
-        </w:rPr>
-        <w:t xml:space="preserve"> (أشعياء 29: 13). الصلاة الحقيقية ينبغي أن تكون نابعة من القلب.</w:t>
+          <w:rFonts w:ascii="Sakkal Majalla" w:hAnsi="Sakkal Majalla" w:cs="Sakkal Majalla" w:hint="cs"/>
+          <w:sz w:val="28"/>
+          <w:szCs w:val="28"/>
+          <w:rtl/>
+          <w:lang w:bidi="ar-AE"/>
+        </w:rPr>
+        <w:t>يَذْهَبُونَ</w:t>
+      </w:r>
+      <w:r>
+        <w:rPr>
+          <w:rFonts w:ascii="Sakkal Majalla" w:hAnsi="Sakkal Majalla" w:cs="Sakkal Majalla" w:hint="cs"/>
+          <w:sz w:val="28"/>
+          <w:szCs w:val="28"/>
+          <w:rtl/>
+          <w:lang w:bidi="ar-AE"/>
+        </w:rPr>
+        <w:t>". هو مات لكي نخرج نحن أحرارًا.</w:t>
       </w:r>
     </w:p>
     <w:p>
       <w:pPr>
-        <w:bidi/>
         <w:jc w:val="both"/>
         <w:rPr>
           <w:rFonts w:ascii="Sakkal Majalla" w:hAnsi="Sakkal Majalla" w:cs="Sakkal Majalla"/>
           <w:sz w:val="28"/>
           <w:szCs w:val="28"/>
           <w:rtl/>
-          <w:lang w:val="en-US"/>
+          <w:lang w:bidi="ar-AE"/>
         </w:rPr>
       </w:pPr>
       <w:r>
@@ -295,92 +800,39 @@
           <w:sz w:val="28"/>
           <w:szCs w:val="28"/>
           <w:rtl/>
-          <w:lang w:val="en-US"/>
-        </w:rPr>
-        <w:t xml:space="preserve">أحد أسباب سماح الرب لنا بأن نجتاز في صعوبات هو أن نتعلم من خلالها </w:t>
-      </w:r>
-      <w:r>
-        <w:rPr>
-          <w:rFonts w:ascii="Sakkal Majalla" w:hAnsi="Sakkal Majalla" w:cs="Sakkal Majalla" w:hint="cs"/>
-          <w:sz w:val="28"/>
-          <w:szCs w:val="28"/>
-          <w:rtl/>
-          <w:lang w:val="en-US"/>
-        </w:rPr>
-        <w:t>ب</w:t>
-      </w:r>
-      <w:r>
-        <w:rPr>
-          <w:rFonts w:ascii="Sakkal Majalla" w:hAnsi="Sakkal Majalla" w:cs="Sakkal Majalla" w:hint="cs"/>
-          <w:sz w:val="28"/>
-          <w:szCs w:val="28"/>
-          <w:rtl/>
-          <w:lang w:val="en-US"/>
-        </w:rPr>
-        <w:t xml:space="preserve">أن نصلي من قلوبنا. إننا كثيرًا ما نجد ذلك في كلمة الله، أن أناسًا يصرخون إلى الرب في ضيقاتٍ شديدة ويستجيب لهم. هذا الصراخ إلى الرب هو فعلاً صلاة من القلب. والقلب أيضًا ينبغي أن يُمتحن أولاً قبل أن نصلّي. في مزمور 66: 18 نقرأ هذه الكلمات: </w:t>
-      </w:r>
-      <w:r>
-        <w:rPr>
-          <w:rFonts w:ascii="Sakkal Majalla" w:hAnsi="Sakkal Majalla" w:cs="Sakkal Majalla" w:hint="cs"/>
-          <w:color w:val="FF0000"/>
-          <w:sz w:val="28"/>
-          <w:szCs w:val="28"/>
-          <w:rtl/>
-          <w:lang w:val="en-US"/>
-        </w:rPr>
-        <w:t>"</w:t>
-      </w:r>
-      <w:r>
-        <w:rPr>
-          <w:color w:val="FF0000"/>
-          <w:rtl/>
-        </w:rPr>
-        <w:t xml:space="preserve"> </w:t>
-      </w:r>
-      <w:r>
-        <w:rPr>
-          <w:rFonts w:ascii="Sakkal Majalla" w:hAnsi="Sakkal Majalla" w:cs="Sakkal Majalla"/>
-          <w:color w:val="FF0000"/>
-          <w:sz w:val="28"/>
-          <w:szCs w:val="28"/>
-          <w:rtl/>
-          <w:lang w:val="en-US"/>
-        </w:rPr>
-        <w:t>إِنْ رَاعَيْتُ إِثْمًا فِي قَلْبِي لاَ يَسْتَمِعُ لِيَ الرَّبُّ.</w:t>
-      </w:r>
-      <w:r>
-        <w:rPr>
-          <w:rFonts w:ascii="Sakkal Majalla" w:hAnsi="Sakkal Majalla" w:cs="Sakkal Majalla" w:hint="cs"/>
-          <w:color w:val="FF0000"/>
-          <w:sz w:val="28"/>
-          <w:szCs w:val="28"/>
-          <w:rtl/>
-          <w:lang w:val="en-US"/>
-        </w:rPr>
-        <w:t>"</w:t>
-      </w:r>
-      <w:r>
-        <w:rPr>
-          <w:rFonts w:ascii="Sakkal Majalla" w:hAnsi="Sakkal Majalla" w:cs="Sakkal Majalla" w:hint="cs"/>
-          <w:sz w:val="28"/>
-          <w:szCs w:val="28"/>
-          <w:rtl/>
-          <w:lang w:val="en-US"/>
-        </w:rPr>
-        <w:t>. في أن نصلي من القلب وأن يكون لدينا قلب نقي هما شرطان ضروريان لاستجابة الصلاة.</w:t>
+          <w:lang w:bidi="ar-AE"/>
+        </w:rPr>
+        <w:t xml:space="preserve">ما هو ردنا على مثل هذه التضحية؟ هل نعمل ما نريده نحن؟ وإن كان هذا محتمل، إلا أنه يتمنى غير ذلك. إنه ما يُرضي الله إن لبينا رغباته بمحبة وطاعة، نحن الذين أُطلقنا إلى الحرية. إننا نتذكر العبد العبراني، الذي بدلاً من أن يخرج حرًا من بعد سنين من التزامه للناموس، اختار بأن يبقى عبدًا. هو اختار بأن يخدم سيده بمحبة، لأنه أحب سيده وقد اختبر بأنه كان في سلامة العيش في رعاية سيده (خروج 21: 1 </w:t>
+      </w:r>
+      <w:r>
+        <w:rPr>
+          <w:rFonts w:ascii="Sakkal Majalla" w:hAnsi="Sakkal Majalla" w:cs="Sakkal Majalla"/>
+          <w:sz w:val="28"/>
+          <w:szCs w:val="28"/>
+          <w:rtl/>
+          <w:lang w:bidi="ar-AE"/>
+        </w:rPr>
+        <w:t>–</w:t>
+      </w:r>
+      <w:r>
+        <w:rPr>
+          <w:rFonts w:ascii="Sakkal Majalla" w:hAnsi="Sakkal Majalla" w:cs="Sakkal Majalla" w:hint="cs"/>
+          <w:sz w:val="28"/>
+          <w:szCs w:val="28"/>
+          <w:rtl/>
+          <w:lang w:bidi="ar-AE"/>
+        </w:rPr>
+        <w:t xml:space="preserve"> 6). يا ليتنا نستخدم حريتنا في أن نخدم سيدنا بمحبة!</w:t>
       </w:r>
     </w:p>
     <w:p>
       <w:pPr>
-        <w:bidi/>
-        <w:jc w:val="both"/>
-        <w:rPr>
-          <w:rFonts w:ascii="Sakkal Majalla" w:hAnsi="Sakkal Majalla" w:cs="Sakkal Majalla"/>
-          <w:color w:val="FF0000"/>
-          <w:sz w:val="28"/>
-          <w:szCs w:val="28"/>
-          <w:rtl/>
-          <w:lang w:val="en-US"/>
+        <w:jc w:val="center"/>
+        <w:rPr>
+          <w:rFonts w:ascii="Sakkal Majalla" w:hAnsi="Sakkal Majalla" w:cs="Sakkal Majalla" w:hint="cs"/>
+          <w:sz w:val="28"/>
+          <w:szCs w:val="28"/>
+          <w:lang w:bidi="ar-AE"/>
         </w:rPr>
       </w:pPr>
       <w:r>
@@ -389,189 +841,17 @@
           <w:sz w:val="28"/>
           <w:szCs w:val="28"/>
           <w:rtl/>
-          <w:lang w:val="en-US"/>
-        </w:rPr>
-        <w:t xml:space="preserve">عبرانيين 10: 19، 22 </w:t>
-      </w:r>
-      <w:r>
-        <w:rPr>
-          <w:rFonts w:ascii="Sakkal Majalla" w:hAnsi="Sakkal Majalla" w:cs="Sakkal Majalla"/>
-          <w:sz w:val="28"/>
-          <w:szCs w:val="28"/>
-          <w:rtl/>
-          <w:lang w:val="en-US"/>
-        </w:rPr>
-        <w:t>–</w:t>
-      </w:r>
-      <w:r>
-        <w:rPr>
-          <w:rFonts w:ascii="Sakkal Majalla" w:hAnsi="Sakkal Majalla" w:cs="Sakkal Majalla" w:hint="cs"/>
-          <w:sz w:val="28"/>
-          <w:szCs w:val="28"/>
-          <w:rtl/>
-          <w:lang w:val="en-US"/>
-        </w:rPr>
-        <w:t xml:space="preserve"> 23 يقدّم لنا هذا المبدأ الهام: </w:t>
-      </w:r>
-      <w:r>
-        <w:rPr>
-          <w:rFonts w:ascii="Sakkal Majalla" w:hAnsi="Sakkal Majalla" w:cs="Sakkal Majalla" w:hint="cs"/>
-          <w:color w:val="FF0000"/>
-          <w:sz w:val="28"/>
-          <w:szCs w:val="28"/>
-          <w:rtl/>
-          <w:lang w:val="en-US"/>
-        </w:rPr>
-        <w:t>"</w:t>
-      </w:r>
-      <w:r>
-        <w:rPr>
-          <w:rFonts w:ascii="Sakkal Majalla" w:hAnsi="Sakkal Majalla" w:cs="Sakkal Majalla"/>
-          <w:color w:val="FF0000"/>
-          <w:sz w:val="28"/>
-          <w:szCs w:val="28"/>
-          <w:rtl/>
-          <w:lang w:val="en-US"/>
-        </w:rPr>
-        <w:t xml:space="preserve"> 19 فَإِذْ لَنَا أَيُّهَا الإِخْوَةُ ثِقَةٌ بِالدُّخُولِ إِلَى «الأَقْدَاسِ» بِدَمِ يَسُوعَ،  </w:t>
-      </w:r>
-      <w:r>
-        <w:rPr>
-          <w:rFonts w:ascii="Sakkal Majalla" w:hAnsi="Sakkal Majalla" w:cs="Sakkal Majalla" w:hint="cs"/>
-          <w:color w:val="FF0000"/>
-          <w:sz w:val="28"/>
-          <w:szCs w:val="28"/>
-          <w:rtl/>
-          <w:lang w:val="en-US"/>
-        </w:rPr>
-        <w:t>...</w:t>
-      </w:r>
-      <w:r>
-        <w:rPr>
-          <w:rFonts w:ascii="Sakkal Majalla" w:hAnsi="Sakkal Majalla" w:cs="Sakkal Majalla"/>
-          <w:color w:val="FF0000"/>
-          <w:sz w:val="28"/>
-          <w:szCs w:val="28"/>
-          <w:rtl/>
-          <w:lang w:val="en-US"/>
-        </w:rPr>
-        <w:t xml:space="preserve">  22 لِنَتَقَدَّمْ بِقَلْبٍ صَادِق فِي يَقِينِ الإِيمَانِ، مَرْشُوشَةً قُلُوبُنَا مِنْ ضَمِيرٍ شِرِّيرٍ، وَمُغْتَسِلَةً أَجْسَادُنَا بِمَاءٍ نَقِيٍّ.  23 لِنَتَمَسَّكْ بِإِقْرَارِ الرَّجَاءِ رَاسِخًا،</w:t>
-      </w:r>
-      <w:r>
-        <w:rPr>
-          <w:rFonts w:ascii="Sakkal Majalla" w:hAnsi="Sakkal Majalla" w:cs="Sakkal Majalla" w:hint="cs"/>
-          <w:color w:val="FF0000"/>
-          <w:sz w:val="28"/>
-          <w:szCs w:val="28"/>
-          <w:rtl/>
-          <w:lang w:val="en-US"/>
-        </w:rPr>
-        <w:t xml:space="preserve">" </w:t>
-      </w:r>
-      <w:r>
-        <w:rPr>
-          <w:rFonts w:ascii="Sakkal Majalla" w:hAnsi="Sakkal Majalla" w:cs="Sakkal Majalla" w:hint="cs"/>
-          <w:sz w:val="28"/>
-          <w:szCs w:val="28"/>
-          <w:rtl/>
-          <w:lang w:val="en-US"/>
-        </w:rPr>
-        <w:t xml:space="preserve">ينبغي علينا أن نتعلّم بأن نواظب على الصلاة. ينبغي علينا أن نتعلم بأن نصلي من قلوب طاهرة متيقنين تمامًا لِما نحتاجه. عندها فقط يمكننا أن نتوقع استجابة لصلواتنا. </w:t>
-      </w:r>
-      <w:r>
-        <w:rPr>
-          <w:rFonts w:ascii="Sakkal Majalla" w:hAnsi="Sakkal Majalla" w:cs="Sakkal Majalla" w:hint="cs"/>
-          <w:color w:val="FF0000"/>
-          <w:sz w:val="28"/>
-          <w:szCs w:val="28"/>
-          <w:rtl/>
-          <w:lang w:val="en-US"/>
-        </w:rPr>
-        <w:t>"</w:t>
-      </w:r>
-      <w:r>
-        <w:rPr>
-          <w:rFonts w:ascii="Sakkal Majalla" w:hAnsi="Sakkal Majalla" w:cs="Sakkal Majalla"/>
-          <w:color w:val="FF0000"/>
-          <w:sz w:val="28"/>
-          <w:szCs w:val="28"/>
-          <w:rtl/>
-          <w:lang w:val="en-US"/>
-        </w:rPr>
-        <w:t xml:space="preserve"> اخْتَبِرْنِي يَا اَللهُ وَاعْرِفْ قَلْبِي. امْتَحِنِّي وَاعْرِفْ أَفْكَارِي</w:t>
-      </w:r>
-      <w:r>
-        <w:rPr>
-          <w:rFonts w:ascii="Sakkal Majalla" w:hAnsi="Sakkal Majalla" w:cs="Sakkal Majalla"/>
-          <w:color w:val="FF0000"/>
-          <w:sz w:val="28"/>
-          <w:szCs w:val="28"/>
-          <w:lang w:val="en-US"/>
-        </w:rPr>
-        <w:t xml:space="preserve">. </w:t>
-      </w:r>
-      <w:r>
-        <w:rPr>
-          <w:rFonts w:ascii="Sakkal Majalla" w:hAnsi="Sakkal Majalla" w:cs="Sakkal Majalla"/>
-          <w:color w:val="FF0000"/>
-          <w:sz w:val="28"/>
-          <w:szCs w:val="28"/>
-          <w:rtl/>
-          <w:lang w:val="en-US"/>
-        </w:rPr>
-        <w:t>وَانْظُرْ إِنْ كَانَ فِيَّ طَرِيقٌ بَاطِلٌ، وَاهْدِنِي طَرِيقًا أَبَدِيًّا.</w:t>
-      </w:r>
-      <w:r>
-        <w:rPr>
-          <w:rFonts w:ascii="Sakkal Majalla" w:hAnsi="Sakkal Majalla" w:cs="Sakkal Majalla" w:hint="cs"/>
-          <w:color w:val="FF0000"/>
-          <w:sz w:val="28"/>
-          <w:szCs w:val="28"/>
-          <w:rtl/>
-          <w:lang w:val="en-US"/>
-        </w:rPr>
-        <w:t>"</w:t>
-      </w:r>
-    </w:p>
-    <w:p>
-      <w:pPr>
-        <w:bidi/>
-        <w:jc w:val="both"/>
-        <w:rPr>
-          <w:rFonts w:ascii="Sakkal Majalla" w:hAnsi="Sakkal Majalla" w:cs="Sakkal Majalla"/>
-          <w:sz w:val="28"/>
-          <w:szCs w:val="28"/>
-          <w:rtl/>
-          <w:lang w:val="en-US"/>
-        </w:rPr>
-      </w:pPr>
-    </w:p>
-    <w:p>
-      <w:pPr>
-        <w:bidi/>
-        <w:jc w:val="center"/>
-        <w:rPr>
-          <w:rFonts w:ascii="Sakkal Majalla" w:hAnsi="Sakkal Majalla" w:cs="Sakkal Majalla" w:hint="cs"/>
-          <w:sz w:val="28"/>
-          <w:szCs w:val="28"/>
-          <w:lang w:val="en-US"/>
-        </w:rPr>
-      </w:pPr>
-      <w:r>
-        <w:rPr>
-          <w:rFonts w:ascii="Sakkal Majalla" w:hAnsi="Sakkal Majalla" w:cs="Sakkal Majalla" w:hint="cs"/>
-          <w:sz w:val="28"/>
-          <w:szCs w:val="28"/>
-          <w:rtl/>
-          <w:lang w:val="en-US"/>
+          <w:lang w:bidi="ar-AE"/>
         </w:rPr>
         <w:t>-تم-</w:t>
       </w:r>
     </w:p>
     <w:sectPr>
       <w:pgSz w:w="11906" w:h="16838"/>
-      <w:pgMar w:top="1440" w:right="1440" w:bottom="1440" w:left="1440" w:header="708" w:footer="708" w:gutter="0"/>
+      <w:pgMar w:top="1440" w:right="1800" w:bottom="1440" w:left="1800" w:header="708" w:footer="708" w:gutter="0"/>
       <w:cols w:space="708"/>
+      <w:bidi/>
+      <w:rtlGutter/>
       <w:docGrid w:linePitch="360"/>
     </w:sectPr>
   </w:body>
@@ -579,14 +859,14 @@
 </file>
 
 <file path=word/styles.xml><?xml version="1.0" encoding="utf-8"?>
-<w:styles xmlns:mc="http://schemas.openxmlformats.org/markup-compatibility/2006" xmlns:r="http://schemas.openxmlformats.org/officeDocument/2006/relationships" xmlns:w="http://schemas.openxmlformats.org/wordprocessingml/2006/main" xmlns:w14="http://schemas.microsoft.com/office/word/2010/wordml" xmlns:w15="http://schemas.microsoft.com/office/word/2012/wordml" xmlns:w16cex="http://schemas.microsoft.com/office/word/2018/wordml/cex" xmlns:w16cid="http://schemas.microsoft.com/office/word/2016/wordml/cid" xmlns:w16="http://schemas.microsoft.com/office/word/2018/wordml" xmlns:w16se="http://schemas.microsoft.com/office/word/2015/wordml/symex" mc:Ignorable="w14 w15 w16se w16cid w16 w16cex">
+<w:styles xmlns:mc="http://schemas.openxmlformats.org/markup-compatibility/2006" xmlns:r="http://schemas.openxmlformats.org/officeDocument/2006/relationships" xmlns:w="http://schemas.openxmlformats.org/wordprocessingml/2006/main" xmlns:w14="http://schemas.microsoft.com/office/word/2010/wordml" xmlns:w15="http://schemas.microsoft.com/office/word/2012/wordml" xmlns:w16cid="http://schemas.microsoft.com/office/word/2016/wordml/cid" xmlns:w16se="http://schemas.microsoft.com/office/word/2015/wordml/symex" mc:Ignorable="w14 w15 w16se w16cid">
   <w:docDefaults>
     <w:rPrDefault>
       <w:rPr>
         <w:rFonts w:asciiTheme="minorHAnsi" w:eastAsiaTheme="minorHAnsi" w:hAnsiTheme="minorHAnsi" w:cstheme="minorBidi"/>
         <w:sz w:val="22"/>
         <w:szCs w:val="22"/>
-        <w:lang w:val="en-IL" w:eastAsia="en-US" w:bidi="ar-SA"/>
+        <w:lang w:val="en-US" w:eastAsia="en-US" w:bidi="ar-SA"/>
       </w:rPr>
     </w:rPrDefault>
     <w:pPrDefault>
@@ -976,6 +1256,9 @@
   <w:style w:type="paragraph" w:default="1" w:styleId="Normal">
     <w:name w:val="Normal"/>
     <w:qFormat/>
+    <w:pPr>
+      <w:bidi/>
+    </w:pPr>
     <w:rPr>
       <w:lang w:bidi="ar-EG"/>
     </w:rPr>
@@ -1012,7 +1295,7 @@
     <w:basedOn w:val="DefaultParagraphFont"/>
     <w:uiPriority w:val="99"/>
     <w:unhideWhenUsed/>
-    <w:rsid w:val="0043091A"/>
+    <w:rsid w:val="00F210CB"/>
     <w:rPr>
       <w:color w:val="0563C1" w:themeColor="hyperlink"/>
       <w:u w:val="single"/>
@@ -1024,7 +1307,7 @@
     <w:uiPriority w:val="99"/>
     <w:semiHidden/>
     <w:unhideWhenUsed/>
-    <w:rsid w:val="0043091A"/>
+    <w:rsid w:val="00F210CB"/>
     <w:rPr>
       <w:color w:val="605E5C"/>
       <w:shd w:val="clear" w:color="auto" w:fill="E1DFDD"/>
@@ -1034,7 +1317,7 @@
 </file>
 
 <file path=word/theme/theme1.xml><?xml version="1.0" encoding="utf-8"?>
-<a:theme xmlns:a="http://schemas.openxmlformats.org/drawingml/2006/main" name="ערכת נושא Office">
+<a:theme xmlns:a="http://schemas.openxmlformats.org/drawingml/2006/main" name="Office Theme">
   <a:themeElements>
     <a:clrScheme name="Office">
       <a:dk1>

--- a/docs/downloads/منوعات/تم/doc_0697.docx
+++ b/docs/downloads/منوعات/تم/doc_0697.docx
@@ -1,25 +1,26 @@
 
 <file path=word/document.xml><?xml version="1.0" encoding="utf-8"?>
-<w:document xmlns:wpc="http://schemas.microsoft.com/office/word/2010/wordprocessingCanvas" xmlns:cx="http://schemas.microsoft.com/office/drawing/2014/chartex" xmlns:cx1="http://schemas.microsoft.com/office/drawing/2015/9/8/chartex" xmlns:cx2="http://schemas.microsoft.com/office/drawing/2015/10/21/chartex" xmlns:cx3="http://schemas.microsoft.com/office/drawing/2016/5/9/chartex" xmlns:cx4="http://schemas.microsoft.com/office/drawing/2016/5/10/chartex" xmlns:cx5="http://schemas.microsoft.com/office/drawing/2016/5/11/chartex" xmlns:cx6="http://schemas.microsoft.com/office/drawing/2016/5/12/chartex" xmlns:cx7="http://schemas.microsoft.com/office/drawing/2016/5/13/chartex" xmlns:cx8="http://schemas.microsoft.com/office/drawing/2016/5/14/chartex" xmlns:mc="http://schemas.openxmlformats.org/markup-compatibility/2006" xmlns:aink="http://schemas.microsoft.com/office/drawing/2016/ink" xmlns:am3d="http://schemas.microsoft.com/office/drawing/2017/model3d" xmlns:o="urn:schemas-microsoft-com:office:office" xmlns:r="http://schemas.openxmlformats.org/officeDocument/2006/relationships" xmlns:m="http://schemas.openxmlformats.org/officeDocument/2006/math" xmlns:v="urn:schemas-microsoft-com:vml" xmlns:wp14="http://schemas.microsoft.com/office/word/2010/wordprocessingDrawing" xmlns:wp="http://schemas.openxmlformats.org/drawingml/2006/wordprocessingDrawing" xmlns:w10="urn:schemas-microsoft-com:office:word" xmlns:w="http://schemas.openxmlformats.org/wordprocessingml/2006/main" xmlns:w14="http://schemas.microsoft.com/office/word/2010/wordml" xmlns:w15="http://schemas.microsoft.com/office/word/2012/wordml" xmlns:w16cid="http://schemas.microsoft.com/office/word/2016/wordml/cid" xmlns:w16se="http://schemas.microsoft.com/office/word/2015/wordml/symex" xmlns:wpg="http://schemas.microsoft.com/office/word/2010/wordprocessingGroup" xmlns:wpi="http://schemas.microsoft.com/office/word/2010/wordprocessingInk" xmlns:wne="http://schemas.microsoft.com/office/word/2006/wordml" xmlns:wps="http://schemas.microsoft.com/office/word/2010/wordprocessingShape" mc:Ignorable="w14 w15 w16se w16cid wp14">
+<w:document xmlns:wpc="http://schemas.microsoft.com/office/word/2010/wordprocessingCanvas" xmlns:cx="http://schemas.microsoft.com/office/drawing/2014/chartex" xmlns:cx1="http://schemas.microsoft.com/office/drawing/2015/9/8/chartex" xmlns:cx2="http://schemas.microsoft.com/office/drawing/2015/10/21/chartex" xmlns:cx3="http://schemas.microsoft.com/office/drawing/2016/5/9/chartex" xmlns:cx4="http://schemas.microsoft.com/office/drawing/2016/5/10/chartex" xmlns:cx5="http://schemas.microsoft.com/office/drawing/2016/5/11/chartex" xmlns:cx6="http://schemas.microsoft.com/office/drawing/2016/5/12/chartex" xmlns:cx7="http://schemas.microsoft.com/office/drawing/2016/5/13/chartex" xmlns:cx8="http://schemas.microsoft.com/office/drawing/2016/5/14/chartex" xmlns:mc="http://schemas.openxmlformats.org/markup-compatibility/2006" xmlns:aink="http://schemas.microsoft.com/office/drawing/2016/ink" xmlns:am3d="http://schemas.microsoft.com/office/drawing/2017/model3d" xmlns:o="urn:schemas-microsoft-com:office:office" xmlns:r="http://schemas.openxmlformats.org/officeDocument/2006/relationships" xmlns:m="http://schemas.openxmlformats.org/officeDocument/2006/math" xmlns:v="urn:schemas-microsoft-com:vml" xmlns:wp14="http://schemas.microsoft.com/office/word/2010/wordprocessingDrawing" xmlns:wp="http://schemas.openxmlformats.org/drawingml/2006/wordprocessingDrawing" xmlns:w10="urn:schemas-microsoft-com:office:word" xmlns:w="http://schemas.openxmlformats.org/wordprocessingml/2006/main" xmlns:w14="http://schemas.microsoft.com/office/word/2010/wordml" xmlns:w15="http://schemas.microsoft.com/office/word/2012/wordml" xmlns:w16cex="http://schemas.microsoft.com/office/word/2018/wordml/cex" xmlns:w16cid="http://schemas.microsoft.com/office/word/2016/wordml/cid" xmlns:w16="http://schemas.microsoft.com/office/word/2018/wordml" xmlns:w16se="http://schemas.microsoft.com/office/word/2015/wordml/symex" xmlns:wpg="http://schemas.microsoft.com/office/word/2010/wordprocessingGroup" xmlns:wpi="http://schemas.microsoft.com/office/word/2010/wordprocessingInk" xmlns:wne="http://schemas.microsoft.com/office/word/2006/wordml" xmlns:wps="http://schemas.microsoft.com/office/word/2010/wordprocessingShape" mc:Ignorable="w14 w15 w16se w16cid w16 w16cex wp14">
   <w:body>
     <w:p>
       <w:pPr>
-        <w:jc w:val="center"/>
-        <w:rPr>
-          <w:rFonts w:ascii="Sakkal Majalla" w:hAnsi="Sakkal Majalla" w:cs="Sakkal Majalla"/>
-          <w:sz w:val="28"/>
-          <w:szCs w:val="28"/>
-          <w:rtl/>
-          <w:lang w:bidi="ar-AE"/>
-        </w:rPr>
-      </w:pPr>
-      <w:r>
-        <w:rPr>
-          <w:rFonts w:ascii="Sakkal Majalla" w:hAnsi="Sakkal Majalla" w:cs="Sakkal Majalla"/>
-          <w:sz w:val="28"/>
-          <w:szCs w:val="28"/>
-          <w:rtl/>
-          <w:lang w:bidi="ar-AE"/>
+        <w:bidi/>
+        <w:jc w:val="both"/>
+        <w:rPr>
+          <w:rFonts w:ascii="Sakkal Majalla" w:hAnsi="Sakkal Majalla" w:cs="Sakkal Majalla"/>
+          <w:sz w:val="28"/>
+          <w:szCs w:val="28"/>
+          <w:rtl/>
+          <w:lang w:val="en-US"/>
+        </w:rPr>
+      </w:pPr>
+      <w:r>
+        <w:rPr>
+          <w:rFonts w:ascii="Sakkal Majalla" w:hAnsi="Sakkal Majalla" w:cs="Sakkal Majalla"/>
+          <w:sz w:val="28"/>
+          <w:szCs w:val="28"/>
+          <w:rtl/>
+          <w:lang w:val="en-US"/>
         </w:rPr>
         <w:fldChar w:fldCharType="begin"/>
       </w:r>
@@ -29,7 +30,7 @@
           <w:sz w:val="28"/>
           <w:szCs w:val="28"/>
           <w:rtl/>
-          <w:lang w:bidi="ar-AE"/>
+          <w:lang w:val="en-US"/>
         </w:rPr>
         <w:instrText xml:space="preserve"> </w:instrText>
       </w:r>
@@ -38,7 +39,7 @@
           <w:rFonts w:ascii="Sakkal Majalla" w:hAnsi="Sakkal Majalla" w:cs="Sakkal Majalla"/>
           <w:sz w:val="28"/>
           <w:szCs w:val="28"/>
-          <w:lang w:bidi="ar-AE"/>
+          <w:lang w:val="en-US"/>
         </w:rPr>
         <w:instrText>HYPERLINK</w:instrText>
       </w:r>
@@ -48,7 +49,7 @@
           <w:sz w:val="28"/>
           <w:szCs w:val="28"/>
           <w:rtl/>
-          <w:lang w:bidi="ar-AE"/>
+          <w:lang w:val="en-US"/>
         </w:rPr>
         <w:instrText xml:space="preserve"> "</w:instrText>
       </w:r>
@@ -57,17 +58,17 @@
           <w:rFonts w:ascii="Sakkal Majalla" w:hAnsi="Sakkal Majalla" w:cs="Sakkal Majalla"/>
           <w:sz w:val="28"/>
           <w:szCs w:val="28"/>
-          <w:lang w:bidi="ar-AE"/>
-        </w:rPr>
-        <w:instrText>https://www.bibelstudium.de/articles/5460/dem-herrn-dienen.html</w:instrText>
-      </w:r>
-      <w:r>
-        <w:rPr>
-          <w:rFonts w:ascii="Sakkal Majalla" w:hAnsi="Sakkal Majalla" w:cs="Sakkal Majalla"/>
-          <w:sz w:val="28"/>
-          <w:szCs w:val="28"/>
-          <w:rtl/>
-          <w:lang w:bidi="ar-AE"/>
+          <w:lang w:val="en-US"/>
+        </w:rPr>
+        <w:instrText>https://www.bibelstudium.de/articles/436/gedanken-zum-gebet.html</w:instrText>
+      </w:r>
+      <w:r>
+        <w:rPr>
+          <w:rFonts w:ascii="Sakkal Majalla" w:hAnsi="Sakkal Majalla" w:cs="Sakkal Majalla"/>
+          <w:sz w:val="28"/>
+          <w:szCs w:val="28"/>
+          <w:rtl/>
+          <w:lang w:val="en-US"/>
         </w:rPr>
         <w:instrText xml:space="preserve">" </w:instrText>
       </w:r>
@@ -77,16 +78,16 @@
           <w:sz w:val="28"/>
           <w:szCs w:val="28"/>
           <w:rtl/>
-          <w:lang w:bidi="ar-AE"/>
-        </w:rPr>
-      </w:r>
-      <w:r>
-        <w:rPr>
-          <w:rFonts w:ascii="Sakkal Majalla" w:hAnsi="Sakkal Majalla" w:cs="Sakkal Majalla"/>
-          <w:sz w:val="28"/>
-          <w:szCs w:val="28"/>
-          <w:rtl/>
-          <w:lang w:bidi="ar-AE"/>
+          <w:lang w:val="en-US"/>
+        </w:rPr>
+      </w:r>
+      <w:r>
+        <w:rPr>
+          <w:rFonts w:ascii="Sakkal Majalla" w:hAnsi="Sakkal Majalla" w:cs="Sakkal Majalla"/>
+          <w:sz w:val="28"/>
+          <w:szCs w:val="28"/>
+          <w:rtl/>
+          <w:lang w:val="en-US"/>
         </w:rPr>
         <w:fldChar w:fldCharType="separate"/>
       </w:r>
@@ -97,776 +98,385 @@
           <w:sz w:val="28"/>
           <w:szCs w:val="28"/>
           <w:rtl/>
-          <w:lang w:bidi="ar-AE"/>
-        </w:rPr>
-        <w:t>أن نخدم ال</w:t>
-      </w:r>
-      <w:bookmarkStart w:id="0" w:name="_GoBack"/>
-      <w:bookmarkEnd w:id="0"/>
-      <w:r>
-        <w:rPr>
-          <w:rStyle w:val="Hyperlink"/>
-          <w:rFonts w:ascii="Sakkal Majalla" w:hAnsi="Sakkal Majalla" w:cs="Sakkal Majalla" w:hint="cs"/>
-          <w:sz w:val="28"/>
-          <w:szCs w:val="28"/>
-          <w:rtl/>
-          <w:lang w:bidi="ar-AE"/>
-        </w:rPr>
-        <w:t>رب</w:t>
-      </w:r>
-      <w:r>
-        <w:rPr>
-          <w:rFonts w:ascii="Sakkal Majalla" w:hAnsi="Sakkal Majalla" w:cs="Sakkal Majalla"/>
-          <w:sz w:val="28"/>
-          <w:szCs w:val="28"/>
-          <w:rtl/>
-          <w:lang w:bidi="ar-AE"/>
+          <w:lang w:val="en-US"/>
+        </w:rPr>
+        <w:t>أفكار حول الصلاة</w:t>
+      </w:r>
+      <w:r>
+        <w:rPr>
+          <w:rFonts w:ascii="Sakkal Majalla" w:hAnsi="Sakkal Majalla" w:cs="Sakkal Majalla"/>
+          <w:sz w:val="28"/>
+          <w:szCs w:val="28"/>
+          <w:rtl/>
+          <w:lang w:val="en-US"/>
         </w:rPr>
         <w:fldChar w:fldCharType="end"/>
       </w:r>
     </w:p>
     <w:p>
       <w:pPr>
+        <w:bidi/>
         <w:jc w:val="both"/>
         <w:rPr>
           <w:rFonts w:ascii="Sakkal Majalla" w:hAnsi="Sakkal Majalla" w:cs="Sakkal Majalla"/>
           <w:sz w:val="28"/>
           <w:szCs w:val="28"/>
           <w:rtl/>
-          <w:lang w:bidi="ar-AE"/>
-        </w:rPr>
-      </w:pPr>
-      <w:r>
-        <w:rPr>
-          <w:rFonts w:ascii="Sakkal Majalla" w:hAnsi="Sakkal Majalla" w:cs="Sakkal Majalla"/>
-          <w:sz w:val="28"/>
-          <w:szCs w:val="28"/>
-          <w:lang w:bidi="ar-AE"/>
-        </w:rPr>
-        <w:t>A. Blok</w:t>
+          <w:lang w:val="en-US"/>
+        </w:rPr>
+      </w:pPr>
+      <w:proofErr w:type="spellStart"/>
+      <w:r>
+        <w:rPr>
+          <w:rFonts w:ascii="Sakkal Majalla" w:hAnsi="Sakkal Majalla" w:cs="Sakkal Majalla" w:hint="cs"/>
+          <w:sz w:val="28"/>
+          <w:szCs w:val="28"/>
+          <w:rtl/>
+          <w:lang w:val="en-US"/>
+        </w:rPr>
+        <w:t>هودسون</w:t>
+      </w:r>
+      <w:proofErr w:type="spellEnd"/>
+      <w:r>
+        <w:rPr>
+          <w:rFonts w:ascii="Sakkal Majalla" w:hAnsi="Sakkal Majalla" w:cs="Sakkal Majalla" w:hint="cs"/>
+          <w:sz w:val="28"/>
+          <w:szCs w:val="28"/>
+          <w:rtl/>
+          <w:lang w:val="en-US"/>
+        </w:rPr>
+        <w:t xml:space="preserve"> تيلور مبشر في الصين كانت له ثلاث اقتناعات من نحو الصلاة:</w:t>
       </w:r>
     </w:p>
     <w:p>
       <w:pPr>
+        <w:pStyle w:val="ListParagraph"/>
+        <w:numPr>
+          <w:ilvl w:val="0"/>
+          <w:numId w:val="1"/>
+        </w:numPr>
+        <w:bidi/>
         <w:jc w:val="both"/>
         <w:rPr>
           <w:rFonts w:ascii="Sakkal Majalla" w:hAnsi="Sakkal Majalla" w:cs="Sakkal Majalla"/>
           <w:sz w:val="28"/>
           <w:szCs w:val="28"/>
-          <w:rtl/>
-          <w:lang w:bidi="ar-AE"/>
-        </w:rPr>
-      </w:pPr>
-      <w:r>
-        <w:rPr>
-          <w:rFonts w:ascii="Sakkal Majalla" w:hAnsi="Sakkal Majalla" w:cs="Sakkal Majalla" w:hint="cs"/>
-          <w:color w:val="FF0000"/>
-          <w:sz w:val="28"/>
-          <w:szCs w:val="28"/>
-          <w:rtl/>
-          <w:lang w:bidi="ar-AE"/>
-        </w:rPr>
-        <w:t>"</w:t>
-      </w:r>
-      <w:r>
-        <w:rPr>
-          <w:rFonts w:ascii="Sakkal Majalla" w:hAnsi="Sakkal Majalla" w:cs="Sakkal Majalla"/>
-          <w:color w:val="FF0000"/>
-          <w:sz w:val="28"/>
-          <w:szCs w:val="28"/>
-          <w:rtl/>
-          <w:lang w:bidi="ar-AE"/>
-        </w:rPr>
-        <w:t xml:space="preserve"> </w:t>
-      </w:r>
-      <w:r>
-        <w:rPr>
-          <w:rFonts w:ascii="Sakkal Majalla" w:hAnsi="Sakkal Majalla" w:cs="Sakkal Majalla" w:hint="cs"/>
-          <w:color w:val="FF0000"/>
-          <w:sz w:val="28"/>
-          <w:szCs w:val="28"/>
-          <w:rtl/>
-          <w:lang w:bidi="ar-AE"/>
-        </w:rPr>
-        <w:t>فَسَأَلَهُمْ</w:t>
-      </w:r>
-      <w:r>
-        <w:rPr>
-          <w:rFonts w:ascii="Sakkal Majalla" w:hAnsi="Sakkal Majalla" w:cs="Sakkal Majalla"/>
-          <w:color w:val="FF0000"/>
-          <w:sz w:val="28"/>
-          <w:szCs w:val="28"/>
-          <w:rtl/>
-          <w:lang w:bidi="ar-AE"/>
-        </w:rPr>
-        <w:t xml:space="preserve"> </w:t>
-      </w:r>
-      <w:r>
-        <w:rPr>
-          <w:rFonts w:ascii="Sakkal Majalla" w:hAnsi="Sakkal Majalla" w:cs="Sakkal Majalla" w:hint="cs"/>
-          <w:color w:val="FF0000"/>
-          <w:sz w:val="28"/>
-          <w:szCs w:val="28"/>
-          <w:rtl/>
-          <w:lang w:bidi="ar-AE"/>
-        </w:rPr>
-        <w:t>أَيْضًا</w:t>
-      </w:r>
-      <w:r>
-        <w:rPr>
-          <w:rFonts w:ascii="Sakkal Majalla" w:hAnsi="Sakkal Majalla" w:cs="Sakkal Majalla"/>
-          <w:color w:val="FF0000"/>
-          <w:sz w:val="28"/>
-          <w:szCs w:val="28"/>
-          <w:rtl/>
-          <w:lang w:bidi="ar-AE"/>
-        </w:rPr>
-        <w:t>: «</w:t>
-      </w:r>
-      <w:r>
-        <w:rPr>
-          <w:rFonts w:ascii="Sakkal Majalla" w:hAnsi="Sakkal Majalla" w:cs="Sakkal Majalla" w:hint="cs"/>
-          <w:color w:val="FF0000"/>
-          <w:sz w:val="28"/>
-          <w:szCs w:val="28"/>
-          <w:rtl/>
-          <w:lang w:bidi="ar-AE"/>
-        </w:rPr>
-        <w:t>مَنْ</w:t>
-      </w:r>
-      <w:r>
-        <w:rPr>
-          <w:rFonts w:ascii="Sakkal Majalla" w:hAnsi="Sakkal Majalla" w:cs="Sakkal Majalla"/>
-          <w:color w:val="FF0000"/>
-          <w:sz w:val="28"/>
-          <w:szCs w:val="28"/>
-          <w:rtl/>
-          <w:lang w:bidi="ar-AE"/>
-        </w:rPr>
-        <w:t xml:space="preserve"> </w:t>
-      </w:r>
-      <w:r>
-        <w:rPr>
-          <w:rFonts w:ascii="Sakkal Majalla" w:hAnsi="Sakkal Majalla" w:cs="Sakkal Majalla" w:hint="cs"/>
-          <w:color w:val="FF0000"/>
-          <w:sz w:val="28"/>
-          <w:szCs w:val="28"/>
-          <w:rtl/>
-          <w:lang w:bidi="ar-AE"/>
-        </w:rPr>
-        <w:t>تَطْلُبُونَ؟</w:t>
-      </w:r>
-      <w:r>
-        <w:rPr>
-          <w:rFonts w:ascii="Sakkal Majalla" w:hAnsi="Sakkal Majalla" w:cs="Sakkal Majalla" w:hint="eastAsia"/>
-          <w:color w:val="FF0000"/>
-          <w:sz w:val="28"/>
-          <w:szCs w:val="28"/>
-          <w:rtl/>
-          <w:lang w:bidi="ar-AE"/>
-        </w:rPr>
-        <w:t>»</w:t>
-      </w:r>
-      <w:r>
-        <w:rPr>
-          <w:rFonts w:ascii="Sakkal Majalla" w:hAnsi="Sakkal Majalla" w:cs="Sakkal Majalla"/>
-          <w:color w:val="FF0000"/>
-          <w:sz w:val="28"/>
-          <w:szCs w:val="28"/>
-          <w:rtl/>
-          <w:lang w:bidi="ar-AE"/>
-        </w:rPr>
-        <w:t xml:space="preserve"> </w:t>
-      </w:r>
-      <w:proofErr w:type="spellStart"/>
-      <w:proofErr w:type="gramStart"/>
-      <w:r>
-        <w:rPr>
-          <w:rFonts w:ascii="Sakkal Majalla" w:hAnsi="Sakkal Majalla" w:cs="Sakkal Majalla" w:hint="cs"/>
-          <w:color w:val="FF0000"/>
-          <w:sz w:val="28"/>
-          <w:szCs w:val="28"/>
-          <w:rtl/>
-          <w:lang w:bidi="ar-AE"/>
-        </w:rPr>
-        <w:t>فَقَالُوا</w:t>
-      </w:r>
-      <w:r>
-        <w:rPr>
-          <w:rFonts w:ascii="Sakkal Majalla" w:hAnsi="Sakkal Majalla" w:cs="Sakkal Majalla"/>
-          <w:color w:val="FF0000"/>
-          <w:sz w:val="28"/>
-          <w:szCs w:val="28"/>
-          <w:rtl/>
-          <w:lang w:bidi="ar-AE"/>
-        </w:rPr>
-        <w:t>:«</w:t>
-      </w:r>
-      <w:proofErr w:type="gramEnd"/>
-      <w:r>
-        <w:rPr>
-          <w:rFonts w:ascii="Sakkal Majalla" w:hAnsi="Sakkal Majalla" w:cs="Sakkal Majalla" w:hint="cs"/>
-          <w:color w:val="FF0000"/>
-          <w:sz w:val="28"/>
-          <w:szCs w:val="28"/>
-          <w:rtl/>
-          <w:lang w:bidi="ar-AE"/>
-        </w:rPr>
-        <w:t>يَسُوعَ</w:t>
-      </w:r>
-      <w:proofErr w:type="spellEnd"/>
-      <w:r>
-        <w:rPr>
-          <w:rFonts w:ascii="Sakkal Majalla" w:hAnsi="Sakkal Majalla" w:cs="Sakkal Majalla"/>
-          <w:color w:val="FF0000"/>
-          <w:sz w:val="28"/>
-          <w:szCs w:val="28"/>
-          <w:rtl/>
-          <w:lang w:bidi="ar-AE"/>
-        </w:rPr>
-        <w:t xml:space="preserve"> </w:t>
-      </w:r>
-      <w:r>
-        <w:rPr>
-          <w:rFonts w:ascii="Sakkal Majalla" w:hAnsi="Sakkal Majalla" w:cs="Sakkal Majalla" w:hint="cs"/>
-          <w:color w:val="FF0000"/>
-          <w:sz w:val="28"/>
-          <w:szCs w:val="28"/>
-          <w:rtl/>
-          <w:lang w:bidi="ar-AE"/>
-        </w:rPr>
-        <w:t>النَّاصِرِيَّ</w:t>
-      </w:r>
-      <w:r>
-        <w:rPr>
-          <w:rFonts w:ascii="Sakkal Majalla" w:hAnsi="Sakkal Majalla" w:cs="Sakkal Majalla" w:hint="eastAsia"/>
-          <w:color w:val="FF0000"/>
-          <w:sz w:val="28"/>
-          <w:szCs w:val="28"/>
-          <w:rtl/>
-          <w:lang w:bidi="ar-AE"/>
-        </w:rPr>
-        <w:t>»</w:t>
-      </w:r>
-      <w:r>
-        <w:rPr>
-          <w:rFonts w:ascii="Sakkal Majalla" w:hAnsi="Sakkal Majalla" w:cs="Sakkal Majalla"/>
-          <w:color w:val="FF0000"/>
-          <w:sz w:val="28"/>
-          <w:szCs w:val="28"/>
-          <w:rtl/>
-          <w:lang w:bidi="ar-AE"/>
-        </w:rPr>
-        <w:t xml:space="preserve">. </w:t>
-      </w:r>
-      <w:r>
-        <w:rPr>
-          <w:rFonts w:ascii="Sakkal Majalla" w:hAnsi="Sakkal Majalla" w:cs="Sakkal Majalla" w:hint="cs"/>
-          <w:color w:val="FF0000"/>
-          <w:sz w:val="28"/>
-          <w:szCs w:val="28"/>
-          <w:rtl/>
-          <w:lang w:bidi="ar-AE"/>
-        </w:rPr>
-        <w:t>أَجَابَ</w:t>
-      </w:r>
-      <w:r>
-        <w:rPr>
-          <w:rFonts w:ascii="Sakkal Majalla" w:hAnsi="Sakkal Majalla" w:cs="Sakkal Majalla"/>
-          <w:color w:val="FF0000"/>
-          <w:sz w:val="28"/>
-          <w:szCs w:val="28"/>
-          <w:rtl/>
-          <w:lang w:bidi="ar-AE"/>
-        </w:rPr>
-        <w:t xml:space="preserve"> </w:t>
-      </w:r>
-      <w:proofErr w:type="spellStart"/>
-      <w:proofErr w:type="gramStart"/>
-      <w:r>
-        <w:rPr>
-          <w:rFonts w:ascii="Sakkal Majalla" w:hAnsi="Sakkal Majalla" w:cs="Sakkal Majalla" w:hint="cs"/>
-          <w:color w:val="FF0000"/>
-          <w:sz w:val="28"/>
-          <w:szCs w:val="28"/>
-          <w:rtl/>
-          <w:lang w:bidi="ar-AE"/>
-        </w:rPr>
-        <w:t>يَسُوع</w:t>
-      </w:r>
-      <w:r>
-        <w:rPr>
-          <w:rFonts w:ascii="Sakkal Majalla" w:hAnsi="Sakkal Majalla" w:cs="Sakkal Majalla"/>
-          <w:color w:val="FF0000"/>
-          <w:sz w:val="28"/>
-          <w:szCs w:val="28"/>
-          <w:rtl/>
-          <w:lang w:bidi="ar-AE"/>
-        </w:rPr>
-        <w:t>:«</w:t>
-      </w:r>
-      <w:proofErr w:type="gramEnd"/>
-      <w:r>
-        <w:rPr>
-          <w:rFonts w:ascii="Sakkal Majalla" w:hAnsi="Sakkal Majalla" w:cs="Sakkal Majalla" w:hint="cs"/>
-          <w:color w:val="FF0000"/>
-          <w:sz w:val="28"/>
-          <w:szCs w:val="28"/>
-          <w:rtl/>
-          <w:lang w:bidi="ar-AE"/>
-        </w:rPr>
-        <w:t>قَدْ</w:t>
-      </w:r>
-      <w:proofErr w:type="spellEnd"/>
-      <w:r>
-        <w:rPr>
-          <w:rFonts w:ascii="Sakkal Majalla" w:hAnsi="Sakkal Majalla" w:cs="Sakkal Majalla"/>
-          <w:color w:val="FF0000"/>
-          <w:sz w:val="28"/>
-          <w:szCs w:val="28"/>
-          <w:rtl/>
-          <w:lang w:bidi="ar-AE"/>
-        </w:rPr>
-        <w:t xml:space="preserve"> </w:t>
-      </w:r>
-      <w:r>
-        <w:rPr>
-          <w:rFonts w:ascii="Sakkal Majalla" w:hAnsi="Sakkal Majalla" w:cs="Sakkal Majalla" w:hint="cs"/>
-          <w:color w:val="FF0000"/>
-          <w:sz w:val="28"/>
-          <w:szCs w:val="28"/>
-          <w:rtl/>
-          <w:lang w:bidi="ar-AE"/>
-        </w:rPr>
-        <w:t>قُلْتُ</w:t>
-      </w:r>
-      <w:r>
-        <w:rPr>
-          <w:rFonts w:ascii="Sakkal Majalla" w:hAnsi="Sakkal Majalla" w:cs="Sakkal Majalla"/>
-          <w:color w:val="FF0000"/>
-          <w:sz w:val="28"/>
-          <w:szCs w:val="28"/>
-          <w:rtl/>
-          <w:lang w:bidi="ar-AE"/>
-        </w:rPr>
-        <w:t xml:space="preserve"> </w:t>
-      </w:r>
-      <w:r>
-        <w:rPr>
-          <w:rFonts w:ascii="Sakkal Majalla" w:hAnsi="Sakkal Majalla" w:cs="Sakkal Majalla" w:hint="cs"/>
-          <w:color w:val="FF0000"/>
-          <w:sz w:val="28"/>
-          <w:szCs w:val="28"/>
-          <w:rtl/>
-          <w:lang w:bidi="ar-AE"/>
-        </w:rPr>
-        <w:t>لَكُمْ</w:t>
-      </w:r>
-      <w:r>
-        <w:rPr>
-          <w:rFonts w:ascii="Sakkal Majalla" w:hAnsi="Sakkal Majalla" w:cs="Sakkal Majalla"/>
-          <w:color w:val="FF0000"/>
-          <w:sz w:val="28"/>
-          <w:szCs w:val="28"/>
-          <w:rtl/>
-          <w:lang w:bidi="ar-AE"/>
-        </w:rPr>
-        <w:t xml:space="preserve">: </w:t>
-      </w:r>
-      <w:r>
-        <w:rPr>
-          <w:rFonts w:ascii="Sakkal Majalla" w:hAnsi="Sakkal Majalla" w:cs="Sakkal Majalla" w:hint="cs"/>
-          <w:color w:val="FF0000"/>
-          <w:sz w:val="28"/>
-          <w:szCs w:val="28"/>
-          <w:rtl/>
-          <w:lang w:bidi="ar-AE"/>
-        </w:rPr>
-        <w:t>إِنِّي</w:t>
-      </w:r>
-      <w:r>
-        <w:rPr>
-          <w:rFonts w:ascii="Sakkal Majalla" w:hAnsi="Sakkal Majalla" w:cs="Sakkal Majalla"/>
-          <w:color w:val="FF0000"/>
-          <w:sz w:val="28"/>
-          <w:szCs w:val="28"/>
-          <w:rtl/>
-          <w:lang w:bidi="ar-AE"/>
-        </w:rPr>
-        <w:t xml:space="preserve"> </w:t>
-      </w:r>
-      <w:r>
-        <w:rPr>
-          <w:rFonts w:ascii="Sakkal Majalla" w:hAnsi="Sakkal Majalla" w:cs="Sakkal Majalla" w:hint="cs"/>
-          <w:color w:val="FF0000"/>
-          <w:sz w:val="28"/>
-          <w:szCs w:val="28"/>
-          <w:rtl/>
-          <w:lang w:bidi="ar-AE"/>
-        </w:rPr>
-        <w:t>أَنَا</w:t>
-      </w:r>
-      <w:r>
-        <w:rPr>
-          <w:rFonts w:ascii="Sakkal Majalla" w:hAnsi="Sakkal Majalla" w:cs="Sakkal Majalla"/>
-          <w:color w:val="FF0000"/>
-          <w:sz w:val="28"/>
-          <w:szCs w:val="28"/>
-          <w:rtl/>
-          <w:lang w:bidi="ar-AE"/>
-        </w:rPr>
-        <w:t xml:space="preserve"> </w:t>
-      </w:r>
-      <w:r>
-        <w:rPr>
-          <w:rFonts w:ascii="Sakkal Majalla" w:hAnsi="Sakkal Majalla" w:cs="Sakkal Majalla" w:hint="cs"/>
-          <w:color w:val="FF0000"/>
-          <w:sz w:val="28"/>
-          <w:szCs w:val="28"/>
-          <w:rtl/>
-          <w:lang w:bidi="ar-AE"/>
-        </w:rPr>
-        <w:t>هُوَ</w:t>
-      </w:r>
-      <w:r>
-        <w:rPr>
-          <w:rFonts w:ascii="Sakkal Majalla" w:hAnsi="Sakkal Majalla" w:cs="Sakkal Majalla"/>
-          <w:color w:val="FF0000"/>
-          <w:sz w:val="28"/>
-          <w:szCs w:val="28"/>
-          <w:rtl/>
-          <w:lang w:bidi="ar-AE"/>
-        </w:rPr>
-        <w:t xml:space="preserve">. </w:t>
-      </w:r>
-      <w:r>
-        <w:rPr>
-          <w:rFonts w:ascii="Sakkal Majalla" w:hAnsi="Sakkal Majalla" w:cs="Sakkal Majalla" w:hint="cs"/>
-          <w:color w:val="FF0000"/>
-          <w:sz w:val="28"/>
-          <w:szCs w:val="28"/>
-          <w:rtl/>
-          <w:lang w:bidi="ar-AE"/>
-        </w:rPr>
-        <w:t>فَإِنْ</w:t>
-      </w:r>
-      <w:r>
-        <w:rPr>
-          <w:rFonts w:ascii="Sakkal Majalla" w:hAnsi="Sakkal Majalla" w:cs="Sakkal Majalla"/>
-          <w:color w:val="FF0000"/>
-          <w:sz w:val="28"/>
-          <w:szCs w:val="28"/>
-          <w:rtl/>
-          <w:lang w:bidi="ar-AE"/>
-        </w:rPr>
-        <w:t xml:space="preserve"> </w:t>
-      </w:r>
-      <w:r>
-        <w:rPr>
-          <w:rFonts w:ascii="Sakkal Majalla" w:hAnsi="Sakkal Majalla" w:cs="Sakkal Majalla" w:hint="cs"/>
-          <w:color w:val="FF0000"/>
-          <w:sz w:val="28"/>
-          <w:szCs w:val="28"/>
-          <w:rtl/>
-          <w:lang w:bidi="ar-AE"/>
-        </w:rPr>
-        <w:t>كُنْتُمْ</w:t>
-      </w:r>
-      <w:r>
-        <w:rPr>
-          <w:rFonts w:ascii="Sakkal Majalla" w:hAnsi="Sakkal Majalla" w:cs="Sakkal Majalla"/>
-          <w:color w:val="FF0000"/>
-          <w:sz w:val="28"/>
-          <w:szCs w:val="28"/>
-          <w:rtl/>
-          <w:lang w:bidi="ar-AE"/>
-        </w:rPr>
-        <w:t xml:space="preserve"> </w:t>
-      </w:r>
-      <w:r>
-        <w:rPr>
-          <w:rFonts w:ascii="Sakkal Majalla" w:hAnsi="Sakkal Majalla" w:cs="Sakkal Majalla" w:hint="cs"/>
-          <w:color w:val="FF0000"/>
-          <w:sz w:val="28"/>
-          <w:szCs w:val="28"/>
-          <w:rtl/>
-          <w:lang w:bidi="ar-AE"/>
-        </w:rPr>
-        <w:t>تَطْلُبُونَنِي</w:t>
-      </w:r>
-      <w:r>
-        <w:rPr>
-          <w:rFonts w:ascii="Sakkal Majalla" w:hAnsi="Sakkal Majalla" w:cs="Sakkal Majalla"/>
-          <w:color w:val="FF0000"/>
-          <w:sz w:val="28"/>
-          <w:szCs w:val="28"/>
-          <w:rtl/>
-          <w:lang w:bidi="ar-AE"/>
-        </w:rPr>
-        <w:t xml:space="preserve"> </w:t>
-      </w:r>
-      <w:r>
-        <w:rPr>
-          <w:rFonts w:ascii="Sakkal Majalla" w:hAnsi="Sakkal Majalla" w:cs="Sakkal Majalla" w:hint="cs"/>
-          <w:color w:val="FF0000"/>
-          <w:sz w:val="28"/>
-          <w:szCs w:val="28"/>
-          <w:rtl/>
-          <w:lang w:bidi="ar-AE"/>
-        </w:rPr>
-        <w:t>فَدَعُوا</w:t>
-      </w:r>
-      <w:r>
-        <w:rPr>
-          <w:rFonts w:ascii="Sakkal Majalla" w:hAnsi="Sakkal Majalla" w:cs="Sakkal Majalla"/>
-          <w:color w:val="FF0000"/>
-          <w:sz w:val="28"/>
-          <w:szCs w:val="28"/>
-          <w:rtl/>
-          <w:lang w:bidi="ar-AE"/>
-        </w:rPr>
-        <w:t xml:space="preserve"> </w:t>
-      </w:r>
-      <w:r>
-        <w:rPr>
-          <w:rFonts w:ascii="Sakkal Majalla" w:hAnsi="Sakkal Majalla" w:cs="Sakkal Majalla" w:hint="cs"/>
-          <w:color w:val="FF0000"/>
-          <w:sz w:val="28"/>
-          <w:szCs w:val="28"/>
-          <w:rtl/>
-          <w:lang w:bidi="ar-AE"/>
-        </w:rPr>
-        <w:t>هؤُلاَءِ</w:t>
-      </w:r>
-      <w:r>
-        <w:rPr>
-          <w:rFonts w:ascii="Sakkal Majalla" w:hAnsi="Sakkal Majalla" w:cs="Sakkal Majalla"/>
-          <w:color w:val="FF0000"/>
-          <w:sz w:val="28"/>
-          <w:szCs w:val="28"/>
-          <w:rtl/>
-          <w:lang w:bidi="ar-AE"/>
-        </w:rPr>
-        <w:t xml:space="preserve"> </w:t>
-      </w:r>
-      <w:r>
-        <w:rPr>
-          <w:rFonts w:ascii="Sakkal Majalla" w:hAnsi="Sakkal Majalla" w:cs="Sakkal Majalla" w:hint="cs"/>
-          <w:color w:val="FF0000"/>
-          <w:sz w:val="28"/>
-          <w:szCs w:val="28"/>
-          <w:rtl/>
-          <w:lang w:bidi="ar-AE"/>
-        </w:rPr>
-        <w:t>يَذْهَبُونَ</w:t>
-      </w:r>
-      <w:r>
-        <w:rPr>
-          <w:rFonts w:ascii="Sakkal Majalla" w:hAnsi="Sakkal Majalla" w:cs="Sakkal Majalla" w:hint="eastAsia"/>
-          <w:sz w:val="28"/>
-          <w:szCs w:val="28"/>
-          <w:rtl/>
-          <w:lang w:bidi="ar-AE"/>
-        </w:rPr>
-        <w:t>»</w:t>
-      </w:r>
-      <w:r>
-        <w:rPr>
-          <w:rFonts w:ascii="Sakkal Majalla" w:hAnsi="Sakkal Majalla" w:cs="Sakkal Majalla"/>
-          <w:sz w:val="28"/>
-          <w:szCs w:val="28"/>
-          <w:rtl/>
-          <w:lang w:bidi="ar-AE"/>
-        </w:rPr>
-        <w:t>.</w:t>
-      </w:r>
-      <w:r>
-        <w:rPr>
-          <w:rFonts w:ascii="Sakkal Majalla" w:hAnsi="Sakkal Majalla" w:cs="Sakkal Majalla" w:hint="cs"/>
-          <w:sz w:val="28"/>
-          <w:szCs w:val="28"/>
-          <w:rtl/>
-          <w:lang w:bidi="ar-AE"/>
-        </w:rPr>
-        <w:t>" (يوحنا 18: 7، 8).</w:t>
+          <w:lang w:val="en-US"/>
+        </w:rPr>
+      </w:pPr>
+      <w:r>
+        <w:rPr>
+          <w:rFonts w:ascii="Sakkal Majalla" w:hAnsi="Sakkal Majalla" w:cs="Sakkal Majalla" w:hint="cs"/>
+          <w:sz w:val="28"/>
+          <w:szCs w:val="28"/>
+          <w:rtl/>
+          <w:lang w:val="en-US"/>
+        </w:rPr>
+        <w:t xml:space="preserve">إنك يمكنك أن تعمل من دون أن تصلي </w:t>
+      </w:r>
+      <w:r>
+        <w:rPr>
+          <w:rFonts w:ascii="Sakkal Majalla" w:hAnsi="Sakkal Majalla" w:cs="Sakkal Majalla"/>
+          <w:sz w:val="28"/>
+          <w:szCs w:val="28"/>
+          <w:rtl/>
+          <w:lang w:val="en-US"/>
+        </w:rPr>
+        <w:t>–</w:t>
+      </w:r>
+      <w:r>
+        <w:rPr>
+          <w:rFonts w:ascii="Sakkal Majalla" w:hAnsi="Sakkal Majalla" w:cs="Sakkal Majalla" w:hint="cs"/>
+          <w:sz w:val="28"/>
+          <w:szCs w:val="28"/>
+          <w:rtl/>
+          <w:lang w:val="en-US"/>
+        </w:rPr>
+        <w:t xml:space="preserve"> لكنها فكرة سيئة.</w:t>
       </w:r>
     </w:p>
     <w:p>
       <w:pPr>
+        <w:pStyle w:val="ListParagraph"/>
+        <w:numPr>
+          <w:ilvl w:val="0"/>
+          <w:numId w:val="1"/>
+        </w:numPr>
+        <w:bidi/>
         <w:jc w:val="both"/>
         <w:rPr>
           <w:rFonts w:ascii="Sakkal Majalla" w:hAnsi="Sakkal Majalla" w:cs="Sakkal Majalla"/>
           <w:sz w:val="28"/>
           <w:szCs w:val="28"/>
-          <w:rtl/>
-          <w:lang w:bidi="ar-AE"/>
-        </w:rPr>
-      </w:pPr>
-      <w:r>
-        <w:rPr>
-          <w:rFonts w:ascii="Sakkal Majalla" w:hAnsi="Sakkal Majalla" w:cs="Sakkal Majalla" w:hint="cs"/>
-          <w:sz w:val="28"/>
-          <w:szCs w:val="28"/>
-          <w:rtl/>
-          <w:lang w:bidi="ar-AE"/>
-        </w:rPr>
-        <w:t xml:space="preserve">يا للعجب في أن نرى معاملات الرب! بالرغم من أنه كان في خطر كبير، لم يفر، وإنما أظهر عنايته الإلهية لتلاميذه وتوسط ما بينهم وأعداءه. هذا يذكرنا بداود الذي صارع الأسد والدب لينقذ خرافه. في المشهد المذكور أعلاه يحمي الرب خاصته من مخاطر جسدية، لكنه فعل ذلك بصورة أعمق بكثير، حينما ذهب إلى الصليب ووضع نفسه بيننا والله القدوس. في إنجيل يوحنا تأتي الغوغاء بسبب الرب، ولكن في حالتنا نحن يتصارع الله معنا بسبب الخطية. هو قال، بأن أجرة الخطية هي موت، وكل خاطئ يستحق الموت. نحن نعلم بأن الرب كان مستثنًى عن ذلك، مَن لم يفعل خطية، ولم يكن يعرف خطية، ولم تكن فيه خطية. وعلى الرغم من ذلك وضع نفسه طوعًا واختيارًا بين بشر أثمة وإله بار. طوعًا واختيارًا قبل </w:t>
-      </w:r>
-      <w:r>
-        <w:rPr>
-          <w:rFonts w:ascii="Sakkal Majalla" w:hAnsi="Sakkal Majalla" w:cs="Sakkal Majalla" w:hint="cs"/>
-          <w:sz w:val="28"/>
-          <w:szCs w:val="28"/>
-          <w:rtl/>
-          <w:lang w:bidi="ar-AE"/>
-        </w:rPr>
-        <w:t>بأن يُجعَل خطية، وقد حمل العقوبة التي كان ينبغي فرضها. لقد قال على هذا النحو: "</w:t>
-      </w:r>
-      <w:r>
-        <w:rPr>
-          <w:rFonts w:ascii="Sakkal Majalla" w:hAnsi="Sakkal Majalla" w:cs="Sakkal Majalla" w:hint="cs"/>
-          <w:sz w:val="28"/>
-          <w:szCs w:val="28"/>
-          <w:rtl/>
-          <w:lang w:bidi="ar-AE"/>
-        </w:rPr>
-        <w:t>فَدَعُوا</w:t>
-      </w:r>
-      <w:r>
-        <w:rPr>
-          <w:rFonts w:ascii="Sakkal Majalla" w:hAnsi="Sakkal Majalla" w:cs="Sakkal Majalla"/>
-          <w:sz w:val="28"/>
-          <w:szCs w:val="28"/>
-          <w:rtl/>
-          <w:lang w:bidi="ar-AE"/>
-        </w:rPr>
-        <w:t xml:space="preserve"> </w:t>
-      </w:r>
-      <w:r>
-        <w:rPr>
-          <w:rFonts w:ascii="Sakkal Majalla" w:hAnsi="Sakkal Majalla" w:cs="Sakkal Majalla" w:hint="cs"/>
-          <w:sz w:val="28"/>
-          <w:szCs w:val="28"/>
-          <w:rtl/>
-          <w:lang w:bidi="ar-AE"/>
-        </w:rPr>
-        <w:t>هؤُلاَءِ</w:t>
-      </w:r>
-      <w:r>
-        <w:rPr>
-          <w:rFonts w:ascii="Sakkal Majalla" w:hAnsi="Sakkal Majalla" w:cs="Sakkal Majalla"/>
-          <w:sz w:val="28"/>
-          <w:szCs w:val="28"/>
-          <w:rtl/>
-          <w:lang w:bidi="ar-AE"/>
-        </w:rPr>
-        <w:t xml:space="preserve"> </w:t>
-      </w:r>
-      <w:r>
-        <w:rPr>
-          <w:rFonts w:ascii="Sakkal Majalla" w:hAnsi="Sakkal Majalla" w:cs="Sakkal Majalla" w:hint="cs"/>
-          <w:sz w:val="28"/>
-          <w:szCs w:val="28"/>
-          <w:rtl/>
-          <w:lang w:bidi="ar-AE"/>
-        </w:rPr>
-        <w:t>يَذْهَبُونَ</w:t>
-      </w:r>
-      <w:r>
-        <w:rPr>
-          <w:rFonts w:ascii="Sakkal Majalla" w:hAnsi="Sakkal Majalla" w:cs="Sakkal Majalla" w:hint="cs"/>
-          <w:sz w:val="28"/>
-          <w:szCs w:val="28"/>
-          <w:rtl/>
-          <w:lang w:bidi="ar-AE"/>
-        </w:rPr>
-        <w:t>". هو مات لكي نخرج نحن أحرارًا.</w:t>
+          <w:lang w:val="en-US"/>
+        </w:rPr>
+      </w:pPr>
+      <w:r>
+        <w:rPr>
+          <w:rFonts w:ascii="Sakkal Majalla" w:hAnsi="Sakkal Majalla" w:cs="Sakkal Majalla" w:hint="cs"/>
+          <w:sz w:val="28"/>
+          <w:szCs w:val="28"/>
+          <w:rtl/>
+          <w:lang w:val="en-US"/>
+        </w:rPr>
+        <w:t>لا يمكن أنك تصلي بجدية من دون أن تعمل.</w:t>
       </w:r>
     </w:p>
     <w:p>
       <w:pPr>
+        <w:pStyle w:val="ListParagraph"/>
+        <w:numPr>
+          <w:ilvl w:val="0"/>
+          <w:numId w:val="1"/>
+        </w:numPr>
+        <w:bidi/>
         <w:jc w:val="both"/>
         <w:rPr>
           <w:rFonts w:ascii="Sakkal Majalla" w:hAnsi="Sakkal Majalla" w:cs="Sakkal Majalla"/>
           <w:sz w:val="28"/>
           <w:szCs w:val="28"/>
-          <w:rtl/>
-          <w:lang w:bidi="ar-AE"/>
-        </w:rPr>
-      </w:pPr>
-      <w:r>
-        <w:rPr>
-          <w:rFonts w:ascii="Sakkal Majalla" w:hAnsi="Sakkal Majalla" w:cs="Sakkal Majalla" w:hint="cs"/>
-          <w:sz w:val="28"/>
-          <w:szCs w:val="28"/>
-          <w:rtl/>
-          <w:lang w:bidi="ar-AE"/>
-        </w:rPr>
-        <w:t xml:space="preserve">ما هو ردنا على مثل هذه التضحية؟ هل نعمل ما نريده نحن؟ وإن كان هذا محتمل، إلا أنه يتمنى غير ذلك. إنه ما يُرضي الله إن لبينا رغباته بمحبة وطاعة، نحن الذين أُطلقنا إلى الحرية. إننا نتذكر العبد العبراني، الذي بدلاً من أن يخرج حرًا من بعد سنين من التزامه للناموس، اختار بأن يبقى عبدًا. هو اختار بأن يخدم سيده بمحبة، لأنه أحب سيده وقد اختبر بأنه كان في سلامة العيش في رعاية سيده (خروج 21: 1 </w:t>
-      </w:r>
-      <w:r>
-        <w:rPr>
-          <w:rFonts w:ascii="Sakkal Majalla" w:hAnsi="Sakkal Majalla" w:cs="Sakkal Majalla"/>
-          <w:sz w:val="28"/>
-          <w:szCs w:val="28"/>
-          <w:rtl/>
-          <w:lang w:bidi="ar-AE"/>
-        </w:rPr>
-        <w:t>–</w:t>
-      </w:r>
-      <w:r>
-        <w:rPr>
-          <w:rFonts w:ascii="Sakkal Majalla" w:hAnsi="Sakkal Majalla" w:cs="Sakkal Majalla" w:hint="cs"/>
-          <w:sz w:val="28"/>
-          <w:szCs w:val="28"/>
-          <w:rtl/>
-          <w:lang w:bidi="ar-AE"/>
-        </w:rPr>
-        <w:t xml:space="preserve"> 6). يا ليتنا نستخدم حريتنا في أن نخدم سيدنا بمحبة!</w:t>
+          <w:lang w:val="en-US"/>
+        </w:rPr>
+      </w:pPr>
+      <w:r>
+        <w:rPr>
+          <w:rFonts w:ascii="Sakkal Majalla" w:hAnsi="Sakkal Majalla" w:cs="Sakkal Majalla" w:hint="cs"/>
+          <w:sz w:val="28"/>
+          <w:szCs w:val="28"/>
+          <w:rtl/>
+          <w:lang w:val="en-US"/>
+        </w:rPr>
+        <w:t xml:space="preserve">لا تنشغل كثيرًا بالعمل من أجل المسيح، إلى </w:t>
+      </w:r>
+      <w:proofErr w:type="gramStart"/>
+      <w:r>
+        <w:rPr>
+          <w:rFonts w:ascii="Sakkal Majalla" w:hAnsi="Sakkal Majalla" w:cs="Sakkal Majalla" w:hint="cs"/>
+          <w:sz w:val="28"/>
+          <w:szCs w:val="28"/>
+          <w:rtl/>
+          <w:lang w:val="en-US"/>
+        </w:rPr>
+        <w:t>أن لا</w:t>
+      </w:r>
+      <w:proofErr w:type="gramEnd"/>
+      <w:r>
+        <w:rPr>
+          <w:rFonts w:ascii="Sakkal Majalla" w:hAnsi="Sakkal Majalla" w:cs="Sakkal Majalla" w:hint="cs"/>
+          <w:sz w:val="28"/>
+          <w:szCs w:val="28"/>
+          <w:rtl/>
+          <w:lang w:val="en-US"/>
+        </w:rPr>
+        <w:t xml:space="preserve"> يتبقى لك قوة للصلاة، لأن الصلاة الحقيقية تتطلب قوة.</w:t>
       </w:r>
     </w:p>
     <w:p>
       <w:pPr>
-        <w:jc w:val="center"/>
-        <w:rPr>
-          <w:rFonts w:ascii="Sakkal Majalla" w:hAnsi="Sakkal Majalla" w:cs="Sakkal Majalla" w:hint="cs"/>
-          <w:sz w:val="28"/>
-          <w:szCs w:val="28"/>
-          <w:lang w:bidi="ar-AE"/>
-        </w:rPr>
-      </w:pPr>
-      <w:r>
-        <w:rPr>
-          <w:rFonts w:ascii="Sakkal Majalla" w:hAnsi="Sakkal Majalla" w:cs="Sakkal Majalla" w:hint="cs"/>
-          <w:sz w:val="28"/>
-          <w:szCs w:val="28"/>
-          <w:rtl/>
-          <w:lang w:bidi="ar-AE"/>
-        </w:rPr>
-        <w:t>-تم-</w:t>
+        <w:bidi/>
+        <w:jc w:val="both"/>
+        <w:rPr>
+          <w:rFonts w:ascii="Sakkal Majalla" w:hAnsi="Sakkal Majalla" w:cs="Sakkal Majalla"/>
+          <w:sz w:val="28"/>
+          <w:szCs w:val="28"/>
+          <w:rtl/>
+          <w:lang w:val="en-US"/>
+        </w:rPr>
+      </w:pPr>
+      <w:r>
+        <w:rPr>
+          <w:rFonts w:ascii="Sakkal Majalla" w:hAnsi="Sakkal Majalla" w:cs="Sakkal Majalla" w:hint="cs"/>
+          <w:sz w:val="28"/>
+          <w:szCs w:val="28"/>
+          <w:rtl/>
+          <w:lang w:val="en-US"/>
+        </w:rPr>
+        <w:t xml:space="preserve">وارن </w:t>
+      </w:r>
+      <w:proofErr w:type="spellStart"/>
+      <w:r>
+        <w:rPr>
+          <w:rFonts w:ascii="Sakkal Majalla" w:hAnsi="Sakkal Majalla" w:cs="Sakkal Majalla" w:hint="cs"/>
+          <w:sz w:val="28"/>
+          <w:szCs w:val="28"/>
+          <w:rtl/>
+          <w:lang w:val="en-US"/>
+        </w:rPr>
+        <w:t>ويرسبي</w:t>
+      </w:r>
+      <w:proofErr w:type="spellEnd"/>
+      <w:r>
+        <w:rPr>
+          <w:rFonts w:ascii="Sakkal Majalla" w:hAnsi="Sakkal Majalla" w:cs="Sakkal Majalla" w:hint="cs"/>
+          <w:sz w:val="28"/>
+          <w:szCs w:val="28"/>
+          <w:rtl/>
+          <w:lang w:val="en-US"/>
+        </w:rPr>
+        <w:t xml:space="preserve"> كتب: "الصلاة ليست هي هروب من المسؤولية؛ فهي ردّنا على كفاءة الله. الصلاة الحقيقية تسلحنا للخدمة وللمحاربة."</w:t>
+      </w:r>
+    </w:p>
+    <w:p>
+      <w:pPr>
+        <w:bidi/>
+        <w:jc w:val="both"/>
+        <w:rPr>
+          <w:rFonts w:ascii="Sakkal Majalla" w:hAnsi="Sakkal Majalla" w:cs="Sakkal Majalla"/>
+          <w:sz w:val="28"/>
+          <w:szCs w:val="28"/>
+          <w:rtl/>
+          <w:lang w:val="en-US"/>
+        </w:rPr>
+      </w:pPr>
+      <w:r>
+        <w:rPr>
+          <w:rFonts w:ascii="Sakkal Majalla" w:hAnsi="Sakkal Majalla" w:cs="Sakkal Majalla" w:hint="cs"/>
+          <w:sz w:val="28"/>
+          <w:szCs w:val="28"/>
+          <w:rtl/>
+          <w:lang w:val="en-US"/>
+        </w:rPr>
+        <w:t xml:space="preserve">قال </w:t>
+      </w:r>
+      <w:proofErr w:type="spellStart"/>
+      <w:r>
+        <w:rPr>
+          <w:rFonts w:ascii="Sakkal Majalla" w:hAnsi="Sakkal Majalla" w:cs="Sakkal Majalla" w:hint="cs"/>
+          <w:sz w:val="28"/>
+          <w:szCs w:val="28"/>
+          <w:rtl/>
+          <w:lang w:val="en-US"/>
+        </w:rPr>
+        <w:t>أوغسطينُس</w:t>
+      </w:r>
+      <w:proofErr w:type="spellEnd"/>
+      <w:r>
+        <w:rPr>
+          <w:rFonts w:ascii="Sakkal Majalla" w:hAnsi="Sakkal Majalla" w:cs="Sakkal Majalla" w:hint="cs"/>
+          <w:sz w:val="28"/>
+          <w:szCs w:val="28"/>
+          <w:rtl/>
+          <w:lang w:val="en-US"/>
+        </w:rPr>
+        <w:t>: "صلّي كما لو أن كلّ شيء كان متعلقًا بالله، واعمل كما لو تعلق كل شيء بك أنت."</w:t>
       </w:r>
     </w:p>
     <w:sectPr>
       <w:pgSz w:w="11906" w:h="16838"/>
-      <w:pgMar w:top="1440" w:right="1800" w:bottom="1440" w:left="1800" w:header="708" w:footer="708" w:gutter="0"/>
+      <w:pgMar w:top="1440" w:right="1440" w:bottom="1440" w:left="1440" w:header="708" w:footer="708" w:gutter="0"/>
       <w:cols w:space="708"/>
-      <w:bidi/>
-      <w:rtlGutter/>
       <w:docGrid w:linePitch="360"/>
     </w:sectPr>
   </w:body>
 </w:document>
 </file>
 
+<file path=word/numbering.xml><?xml version="1.0" encoding="utf-8"?>
+<w:numbering xmlns:wpc="http://schemas.microsoft.com/office/word/2010/wordprocessingCanvas" xmlns:cx="http://schemas.microsoft.com/office/drawing/2014/chartex" xmlns:cx1="http://schemas.microsoft.com/office/drawing/2015/9/8/chartex" xmlns:cx2="http://schemas.microsoft.com/office/drawing/2015/10/21/chartex" xmlns:cx3="http://schemas.microsoft.com/office/drawing/2016/5/9/chartex" xmlns:cx4="http://schemas.microsoft.com/office/drawing/2016/5/10/chartex" xmlns:cx5="http://schemas.microsoft.com/office/drawing/2016/5/11/chartex" xmlns:cx6="http://schemas.microsoft.com/office/drawing/2016/5/12/chartex" xmlns:cx7="http://schemas.microsoft.com/office/drawing/2016/5/13/chartex" xmlns:cx8="http://schemas.microsoft.com/office/drawing/2016/5/14/chartex" xmlns:mc="http://schemas.openxmlformats.org/markup-compatibility/2006" xmlns:aink="http://schemas.microsoft.com/office/drawing/2016/ink" xmlns:am3d="http://schemas.microsoft.com/office/drawing/2017/model3d" xmlns:o="urn:schemas-microsoft-com:office:office" xmlns:r="http://schemas.openxmlformats.org/officeDocument/2006/relationships" xmlns:m="http://schemas.openxmlformats.org/officeDocument/2006/math" xmlns:v="urn:schemas-microsoft-com:vml" xmlns:wp14="http://schemas.microsoft.com/office/word/2010/wordprocessingDrawing" xmlns:wp="http://schemas.openxmlformats.org/drawingml/2006/wordprocessingDrawing" xmlns:w10="urn:schemas-microsoft-com:office:word" xmlns:w="http://schemas.openxmlformats.org/wordprocessingml/2006/main" xmlns:w14="http://schemas.microsoft.com/office/word/2010/wordml" xmlns:w15="http://schemas.microsoft.com/office/word/2012/wordml" xmlns:w16cex="http://schemas.microsoft.com/office/word/2018/wordml/cex" xmlns:w16cid="http://schemas.microsoft.com/office/word/2016/wordml/cid" xmlns:w16="http://schemas.microsoft.com/office/word/2018/wordml" xmlns:w16se="http://schemas.microsoft.com/office/word/2015/wordml/symex" xmlns:wpg="http://schemas.microsoft.com/office/word/2010/wordprocessingGroup" xmlns:wpi="http://schemas.microsoft.com/office/word/2010/wordprocessingInk" xmlns:wne="http://schemas.microsoft.com/office/word/2006/wordml" xmlns:wps="http://schemas.microsoft.com/office/word/2010/wordprocessingShape" mc:Ignorable="w14 w15 w16se w16cid w16 w16cex wp14">
+  <w:abstractNum w:abstractNumId="0" w15:restartNumberingAfterBreak="0">
+    <w:nsid w:val="3EA21605"/>
+    <w:multiLevelType w:val="hybridMultilevel"/>
+    <w:tmpl w:val="EF029E52"/>
+    <w:lvl w:ilvl="0" w:tplc="2000000F">
+      <w:start w:val="1"/>
+      <w:numFmt w:val="decimal"/>
+      <w:lvlText w:val="%1."/>
+      <w:lvlJc w:val="left"/>
+      <w:pPr>
+        <w:ind w:left="720" w:hanging="360"/>
+      </w:pPr>
+      <w:rPr>
+        <w:rFonts w:hint="default"/>
+      </w:rPr>
+    </w:lvl>
+    <w:lvl w:ilvl="1" w:tplc="20000019" w:tentative="1">
+      <w:start w:val="1"/>
+      <w:numFmt w:val="lowerLetter"/>
+      <w:lvlText w:val="%2."/>
+      <w:lvlJc w:val="left"/>
+      <w:pPr>
+        <w:ind w:left="1440" w:hanging="360"/>
+      </w:pPr>
+    </w:lvl>
+    <w:lvl w:ilvl="2" w:tplc="2000001B" w:tentative="1">
+      <w:start w:val="1"/>
+      <w:numFmt w:val="lowerRoman"/>
+      <w:lvlText w:val="%3."/>
+      <w:lvlJc w:val="right"/>
+      <w:pPr>
+        <w:ind w:left="2160" w:hanging="180"/>
+      </w:pPr>
+    </w:lvl>
+    <w:lvl w:ilvl="3" w:tplc="2000000F" w:tentative="1">
+      <w:start w:val="1"/>
+      <w:numFmt w:val="decimal"/>
+      <w:lvlText w:val="%4."/>
+      <w:lvlJc w:val="left"/>
+      <w:pPr>
+        <w:ind w:left="2880" w:hanging="360"/>
+      </w:pPr>
+    </w:lvl>
+    <w:lvl w:ilvl="4" w:tplc="20000019" w:tentative="1">
+      <w:start w:val="1"/>
+      <w:numFmt w:val="lowerLetter"/>
+      <w:lvlText w:val="%5."/>
+      <w:lvlJc w:val="left"/>
+      <w:pPr>
+        <w:ind w:left="3600" w:hanging="360"/>
+      </w:pPr>
+    </w:lvl>
+    <w:lvl w:ilvl="5" w:tplc="2000001B" w:tentative="1">
+      <w:start w:val="1"/>
+      <w:numFmt w:val="lowerRoman"/>
+      <w:lvlText w:val="%6."/>
+      <w:lvlJc w:val="right"/>
+      <w:pPr>
+        <w:ind w:left="4320" w:hanging="180"/>
+      </w:pPr>
+    </w:lvl>
+    <w:lvl w:ilvl="6" w:tplc="2000000F" w:tentative="1">
+      <w:start w:val="1"/>
+      <w:numFmt w:val="decimal"/>
+      <w:lvlText w:val="%7."/>
+      <w:lvlJc w:val="left"/>
+      <w:pPr>
+        <w:ind w:left="5040" w:hanging="360"/>
+      </w:pPr>
+    </w:lvl>
+    <w:lvl w:ilvl="7" w:tplc="20000019" w:tentative="1">
+      <w:start w:val="1"/>
+      <w:numFmt w:val="lowerLetter"/>
+      <w:lvlText w:val="%8."/>
+      <w:lvlJc w:val="left"/>
+      <w:pPr>
+        <w:ind w:left="5760" w:hanging="360"/>
+      </w:pPr>
+    </w:lvl>
+    <w:lvl w:ilvl="8" w:tplc="2000001B" w:tentative="1">
+      <w:start w:val="1"/>
+      <w:numFmt w:val="lowerRoman"/>
+      <w:lvlText w:val="%9."/>
+      <w:lvlJc w:val="right"/>
+      <w:pPr>
+        <w:ind w:left="6480" w:hanging="180"/>
+      </w:pPr>
+    </w:lvl>
+  </w:abstractNum>
+  <w:num w:numId="1">
+    <w:abstractNumId w:val="0"/>
+  </w:num>
+</w:numbering>
+</file>
+
 <file path=word/styles.xml><?xml version="1.0" encoding="utf-8"?>
-<w:styles xmlns:mc="http://schemas.openxmlformats.org/markup-compatibility/2006" xmlns:r="http://schemas.openxmlformats.org/officeDocument/2006/relationships" xmlns:w="http://schemas.openxmlformats.org/wordprocessingml/2006/main" xmlns:w14="http://schemas.microsoft.com/office/word/2010/wordml" xmlns:w15="http://schemas.microsoft.com/office/word/2012/wordml" xmlns:w16cid="http://schemas.microsoft.com/office/word/2016/wordml/cid" xmlns:w16se="http://schemas.microsoft.com/office/word/2015/wordml/symex" mc:Ignorable="w14 w15 w16se w16cid">
+<w:styles xmlns:mc="http://schemas.openxmlformats.org/markup-compatibility/2006" xmlns:r="http://schemas.openxmlformats.org/officeDocument/2006/relationships" xmlns:w="http://schemas.openxmlformats.org/wordprocessingml/2006/main" xmlns:w14="http://schemas.microsoft.com/office/word/2010/wordml" xmlns:w15="http://schemas.microsoft.com/office/word/2012/wordml" xmlns:w16cex="http://schemas.microsoft.com/office/word/2018/wordml/cex" xmlns:w16cid="http://schemas.microsoft.com/office/word/2016/wordml/cid" xmlns:w16="http://schemas.microsoft.com/office/word/2018/wordml" xmlns:w16se="http://schemas.microsoft.com/office/word/2015/wordml/symex" mc:Ignorable="w14 w15 w16se w16cid w16 w16cex">
   <w:docDefaults>
     <w:rPrDefault>
       <w:rPr>
         <w:rFonts w:asciiTheme="minorHAnsi" w:eastAsiaTheme="minorHAnsi" w:hAnsiTheme="minorHAnsi" w:cstheme="minorBidi"/>
         <w:sz w:val="22"/>
         <w:szCs w:val="22"/>
-        <w:lang w:val="en-US" w:eastAsia="en-US" w:bidi="ar-SA"/>
+        <w:lang w:val="en-IL" w:eastAsia="en-US" w:bidi="ar-SA"/>
       </w:rPr>
     </w:rPrDefault>
     <w:pPrDefault>
@@ -1256,9 +866,6 @@
   <w:style w:type="paragraph" w:default="1" w:styleId="Normal">
     <w:name w:val="Normal"/>
     <w:qFormat/>
-    <w:pPr>
-      <w:bidi/>
-    </w:pPr>
     <w:rPr>
       <w:lang w:bidi="ar-EG"/>
     </w:rPr>
@@ -1290,12 +897,23 @@
     <w:semiHidden/>
     <w:unhideWhenUsed/>
   </w:style>
+  <w:style w:type="paragraph" w:styleId="ListParagraph">
+    <w:name w:val="List Paragraph"/>
+    <w:basedOn w:val="Normal"/>
+    <w:uiPriority w:val="34"/>
+    <w:qFormat/>
+    <w:rsid w:val="00FB31C6"/>
+    <w:pPr>
+      <w:ind w:left="720"/>
+      <w:contextualSpacing/>
+    </w:pPr>
+  </w:style>
   <w:style w:type="character" w:styleId="Hyperlink">
     <w:name w:val="Hyperlink"/>
     <w:basedOn w:val="DefaultParagraphFont"/>
     <w:uiPriority w:val="99"/>
     <w:unhideWhenUsed/>
-    <w:rsid w:val="00F210CB"/>
+    <w:rsid w:val="00FB31C6"/>
     <w:rPr>
       <w:color w:val="0563C1" w:themeColor="hyperlink"/>
       <w:u w:val="single"/>
@@ -1307,7 +925,7 @@
     <w:uiPriority w:val="99"/>
     <w:semiHidden/>
     <w:unhideWhenUsed/>
-    <w:rsid w:val="00F210CB"/>
+    <w:rsid w:val="00FB31C6"/>
     <w:rPr>
       <w:color w:val="605E5C"/>
       <w:shd w:val="clear" w:color="auto" w:fill="E1DFDD"/>
@@ -1317,7 +935,7 @@
 </file>
 
 <file path=word/theme/theme1.xml><?xml version="1.0" encoding="utf-8"?>
-<a:theme xmlns:a="http://schemas.openxmlformats.org/drawingml/2006/main" name="Office Theme">
+<a:theme xmlns:a="http://schemas.openxmlformats.org/drawingml/2006/main" name="ערכת נושא Office">
   <a:themeElements>
     <a:clrScheme name="Office">
       <a:dk1>
